--- a/VizsgaRemekDokumentacio.docx
+++ b/VizsgaRemekDokumentacio.docx
@@ -50,7 +50,7 @@
                     </pic:cNvPicPr>
                   </pic:nvPicPr>
                   <pic:blipFill>
-                    <a:blip r:embed="rId7">
+                    <a:blip r:embed="rId8">
                       <a:extLst>
                         <a:ext uri="{28A0092B-C50C-407E-A947-70E740481C1C}">
                           <a14:useLocalDpi xmlns:a14="http://schemas.microsoft.com/office/drawing/2010/main" val="0"/>
@@ -85,19 +85,36 @@
     <w:p>
       <w:pPr>
         <w:rPr>
-          <w:sz w:val="44"/>
-          <w:szCs w:val="44"/>
-        </w:rPr>
-      </w:pPr>
-      <w:r>
-        <w:rPr>
-          <w:sz w:val="44"/>
-          <w:szCs w:val="44"/>
+          <w:shd w:val="clear" w:color="auto" w:fill="FFFFFF"/>
+        </w:rPr>
+      </w:pPr>
+      <w:bookmarkStart w:id="0" w:name="_Toc225509745"/>
+      <w:r>
+        <w:rPr>
+          <w:shd w:val="clear" w:color="auto" w:fill="FFFFFF"/>
         </w:rPr>
         <w:br w:type="page"/>
       </w:r>
     </w:p>
-    <w:bookmarkStart w:id="0" w:name="_Toc225509745"/>
+    <w:p>
+      <w:pPr>
+        <w:jc w:val="center"/>
+        <w:rPr>
+          <w:sz w:val="40"/>
+          <w:szCs w:val="40"/>
+          <w:shd w:val="clear" w:color="auto" w:fill="FFFFFF"/>
+        </w:rPr>
+      </w:pPr>
+      <w:r>
+        <w:rPr>
+          <w:sz w:val="40"/>
+          <w:szCs w:val="40"/>
+          <w:shd w:val="clear" w:color="auto" w:fill="FFFFFF"/>
+        </w:rPr>
+        <w:lastRenderedPageBreak/>
+        <w:t>Tartalomjegyzék</w:t>
+      </w:r>
+    </w:p>
     <w:p>
       <w:pPr>
         <w:pStyle w:val="TJ1"/>
@@ -105,10 +122,11 @@
           <w:tab w:val="right" w:leader="dot" w:pos="8493"/>
         </w:tabs>
         <w:rPr>
-          <w:rFonts w:eastAsiaTheme="minorEastAsia" w:cs="Times New Roman"/>
+          <w:rFonts w:asciiTheme="minorHAnsi" w:eastAsiaTheme="minorEastAsia" w:hAnsiTheme="minorHAnsi"/>
           <w:noProof/>
           <w:kern w:val="2"/>
-          <w:szCs w:val="20"/>
+          <w:sz w:val="24"/>
+          <w:szCs w:val="24"/>
           <w:lang w:eastAsia="hu-HU"/>
           <w14:ligatures w14:val="standardContextual"/>
         </w:rPr>
@@ -117,14 +135,13 @@
         <w:rPr>
           <w:shd w:val="clear" w:color="auto" w:fill="FFFFFF"/>
         </w:rPr>
-        <w:lastRenderedPageBreak/>
         <w:fldChar w:fldCharType="begin"/>
       </w:r>
       <w:r>
         <w:rPr>
           <w:shd w:val="clear" w:color="auto" w:fill="FFFFFF"/>
         </w:rPr>
-        <w:instrText xml:space="preserve"> TOC \o "1-4" \h \z \u </w:instrText>
+        <w:instrText xml:space="preserve"> TOC \o "1-2" \h \z \u </w:instrText>
       </w:r>
       <w:r>
         <w:rPr>
@@ -132,76 +149,166 @@
         </w:rPr>
         <w:fldChar w:fldCharType="separate"/>
       </w:r>
-      <w:hyperlink w:anchor="_Toc225510080" w:history="1">
+      <w:hyperlink w:anchor="_Toc225704415" w:history="1">
         <w:r>
           <w:rPr>
             <w:rStyle w:val="Hiperhivatkozs"/>
-            <w:rFonts w:cs="Times New Roman"/>
             <w:noProof/>
-            <w:szCs w:val="20"/>
+            <w:sz w:val="24"/>
+            <w:szCs w:val="24"/>
             <w:shd w:val="clear" w:color="auto" w:fill="FFFFFF"/>
           </w:rPr>
           <w:t>Tartalmi összefoglaló</w:t>
         </w:r>
         <w:r>
           <w:rPr>
-            <w:rFonts w:cs="Times New Roman"/>
             <w:noProof/>
             <w:webHidden/>
-            <w:szCs w:val="20"/>
+            <w:sz w:val="24"/>
+            <w:szCs w:val="24"/>
           </w:rPr>
           <w:tab/>
         </w:r>
         <w:r>
           <w:rPr>
-            <w:rFonts w:cs="Times New Roman"/>
             <w:noProof/>
             <w:webHidden/>
-            <w:szCs w:val="20"/>
+            <w:sz w:val="24"/>
+            <w:szCs w:val="24"/>
           </w:rPr>
           <w:fldChar w:fldCharType="begin"/>
         </w:r>
         <w:r>
           <w:rPr>
-            <w:rFonts w:cs="Times New Roman"/>
             <w:noProof/>
             <w:webHidden/>
-            <w:szCs w:val="20"/>
+            <w:sz w:val="24"/>
+            <w:szCs w:val="24"/>
           </w:rPr>
-          <w:instrText xml:space="preserve"> PAGEREF _Toc225510080 \h </w:instrText>
+          <w:instrText xml:space="preserve"> PAGEREF _Toc225704415 \h </w:instrText>
         </w:r>
         <w:r>
           <w:rPr>
-            <w:rFonts w:cs="Times New Roman"/>
             <w:noProof/>
             <w:webHidden/>
-            <w:szCs w:val="20"/>
+            <w:sz w:val="24"/>
+            <w:szCs w:val="24"/>
           </w:rPr>
         </w:r>
         <w:r>
           <w:rPr>
-            <w:rFonts w:cs="Times New Roman"/>
             <w:noProof/>
             <w:webHidden/>
-            <w:szCs w:val="20"/>
+            <w:sz w:val="24"/>
+            <w:szCs w:val="24"/>
           </w:rPr>
           <w:fldChar w:fldCharType="separate"/>
         </w:r>
         <w:r>
           <w:rPr>
-            <w:rFonts w:cs="Times New Roman"/>
             <w:noProof/>
             <w:webHidden/>
-            <w:szCs w:val="20"/>
+            <w:sz w:val="24"/>
+            <w:szCs w:val="24"/>
+          </w:rPr>
+          <w:t>3</w:t>
+        </w:r>
+        <w:r>
+          <w:rPr>
+            <w:noProof/>
+            <w:webHidden/>
+            <w:sz w:val="24"/>
+            <w:szCs w:val="24"/>
+          </w:rPr>
+          <w:fldChar w:fldCharType="end"/>
+        </w:r>
+      </w:hyperlink>
+    </w:p>
+    <w:p>
+      <w:pPr>
+        <w:pStyle w:val="TJ1"/>
+        <w:tabs>
+          <w:tab w:val="right" w:leader="dot" w:pos="8493"/>
+        </w:tabs>
+        <w:rPr>
+          <w:rFonts w:asciiTheme="minorHAnsi" w:eastAsiaTheme="minorEastAsia" w:hAnsiTheme="minorHAnsi"/>
+          <w:noProof/>
+          <w:kern w:val="2"/>
+          <w:sz w:val="24"/>
+          <w:szCs w:val="24"/>
+          <w:lang w:eastAsia="hu-HU"/>
+          <w14:ligatures w14:val="standardContextual"/>
+        </w:rPr>
+      </w:pPr>
+      <w:hyperlink w:anchor="_Toc225704416" w:history="1">
+        <w:r>
+          <w:rPr>
+            <w:rStyle w:val="Hiperhivatkozs"/>
+            <w:noProof/>
+            <w:sz w:val="24"/>
+            <w:szCs w:val="24"/>
+          </w:rPr>
+          <w:t>Telepítési útmutató</w:t>
+        </w:r>
+        <w:r>
+          <w:rPr>
+            <w:noProof/>
+            <w:webHidden/>
+            <w:sz w:val="24"/>
+            <w:szCs w:val="24"/>
+          </w:rPr>
+          <w:tab/>
+        </w:r>
+        <w:r>
+          <w:rPr>
+            <w:noProof/>
+            <w:webHidden/>
+            <w:sz w:val="24"/>
+            <w:szCs w:val="24"/>
+          </w:rPr>
+          <w:fldChar w:fldCharType="begin"/>
+        </w:r>
+        <w:r>
+          <w:rPr>
+            <w:noProof/>
+            <w:webHidden/>
+            <w:sz w:val="24"/>
+            <w:szCs w:val="24"/>
+          </w:rPr>
+          <w:instrText xml:space="preserve"> PAGEREF _Toc225704416 \h </w:instrText>
+        </w:r>
+        <w:r>
+          <w:rPr>
+            <w:noProof/>
+            <w:webHidden/>
+            <w:sz w:val="24"/>
+            <w:szCs w:val="24"/>
+          </w:rPr>
+        </w:r>
+        <w:r>
+          <w:rPr>
+            <w:noProof/>
+            <w:webHidden/>
+            <w:sz w:val="24"/>
+            <w:szCs w:val="24"/>
+          </w:rPr>
+          <w:fldChar w:fldCharType="separate"/>
+        </w:r>
+        <w:r>
+          <w:rPr>
+            <w:noProof/>
+            <w:webHidden/>
+            <w:sz w:val="24"/>
+            <w:szCs w:val="24"/>
           </w:rPr>
           <w:t>4</w:t>
         </w:r>
         <w:r>
           <w:rPr>
-            <w:rFonts w:cs="Times New Roman"/>
             <w:noProof/>
             <w:webHidden/>
-            <w:szCs w:val="20"/>
+            <w:sz w:val="24"/>
+            <w:szCs w:val="24"/>
           </w:rPr>
           <w:fldChar w:fldCharType="end"/>
         </w:r>
@@ -214,83 +321,84 @@
           <w:tab w:val="right" w:leader="dot" w:pos="8493"/>
         </w:tabs>
         <w:rPr>
-          <w:rFonts w:eastAsiaTheme="minorEastAsia" w:cs="Times New Roman"/>
+          <w:rFonts w:asciiTheme="minorHAnsi" w:eastAsiaTheme="minorEastAsia" w:hAnsiTheme="minorHAnsi"/>
           <w:noProof/>
           <w:kern w:val="2"/>
-          <w:szCs w:val="20"/>
+          <w:sz w:val="24"/>
+          <w:szCs w:val="24"/>
           <w:lang w:eastAsia="hu-HU"/>
           <w14:ligatures w14:val="standardContextual"/>
         </w:rPr>
       </w:pPr>
-      <w:hyperlink w:anchor="_Toc225510081" w:history="1">
+      <w:hyperlink w:anchor="_Toc225704417" w:history="1">
         <w:r>
           <w:rPr>
             <w:rStyle w:val="Hiperhivatkozs"/>
-            <w:rFonts w:cs="Times New Roman"/>
             <w:noProof/>
-            <w:szCs w:val="20"/>
+            <w:sz w:val="24"/>
+            <w:szCs w:val="24"/>
           </w:rPr>
-          <w:t>Telepítési útmutató</w:t>
+          <w:t>Rendszerleírás</w:t>
         </w:r>
         <w:r>
           <w:rPr>
-            <w:rFonts w:cs="Times New Roman"/>
             <w:noProof/>
             <w:webHidden/>
-            <w:szCs w:val="20"/>
+            <w:sz w:val="24"/>
+            <w:szCs w:val="24"/>
           </w:rPr>
           <w:tab/>
         </w:r>
         <w:r>
           <w:rPr>
-            <w:rFonts w:cs="Times New Roman"/>
             <w:noProof/>
             <w:webHidden/>
-            <w:szCs w:val="20"/>
+            <w:sz w:val="24"/>
+            <w:szCs w:val="24"/>
           </w:rPr>
           <w:fldChar w:fldCharType="begin"/>
         </w:r>
         <w:r>
           <w:rPr>
-            <w:rFonts w:cs="Times New Roman"/>
             <w:noProof/>
             <w:webHidden/>
-            <w:szCs w:val="20"/>
+            <w:sz w:val="24"/>
+            <w:szCs w:val="24"/>
           </w:rPr>
-          <w:instrText xml:space="preserve"> PAGEREF _Toc225510081 \h </w:instrText>
+          <w:instrText xml:space="preserve"> PAGEREF _Toc225704417 \h </w:instrText>
         </w:r>
         <w:r>
           <w:rPr>
-            <w:rFonts w:cs="Times New Roman"/>
             <w:noProof/>
             <w:webHidden/>
-            <w:szCs w:val="20"/>
+            <w:sz w:val="24"/>
+            <w:szCs w:val="24"/>
           </w:rPr>
         </w:r>
         <w:r>
           <w:rPr>
-            <w:rFonts w:cs="Times New Roman"/>
             <w:noProof/>
             <w:webHidden/>
-            <w:szCs w:val="20"/>
+            <w:sz w:val="24"/>
+            <w:szCs w:val="24"/>
           </w:rPr>
           <w:fldChar w:fldCharType="separate"/>
         </w:r>
         <w:r>
           <w:rPr>
-            <w:rFonts w:cs="Times New Roman"/>
             <w:noProof/>
             <w:webHidden/>
-            <w:szCs w:val="20"/>
+            <w:sz w:val="24"/>
+            <w:szCs w:val="24"/>
           </w:rPr>
           <w:t>5</w:t>
         </w:r>
         <w:r>
           <w:rPr>
-            <w:rFonts w:cs="Times New Roman"/>
             <w:noProof/>
             <w:webHidden/>
-            <w:szCs w:val="20"/>
+            <w:sz w:val="24"/>
+            <w:szCs w:val="24"/>
           </w:rPr>
           <w:fldChar w:fldCharType="end"/>
         </w:r>
@@ -298,88 +406,221 @@
     </w:p>
     <w:p>
       <w:pPr>
-        <w:pStyle w:val="TJ1"/>
+        <w:pStyle w:val="TJ2"/>
         <w:tabs>
           <w:tab w:val="right" w:leader="dot" w:pos="8493"/>
         </w:tabs>
         <w:rPr>
-          <w:rFonts w:eastAsiaTheme="minorEastAsia" w:cs="Times New Roman"/>
+          <w:rFonts w:asciiTheme="minorHAnsi" w:eastAsiaTheme="minorEastAsia" w:hAnsiTheme="minorHAnsi"/>
           <w:noProof/>
           <w:kern w:val="2"/>
-          <w:szCs w:val="20"/>
+          <w:szCs w:val="24"/>
           <w:lang w:eastAsia="hu-HU"/>
           <w14:ligatures w14:val="standardContextual"/>
         </w:rPr>
       </w:pPr>
-      <w:hyperlink w:anchor="_Toc225510082" w:history="1">
+      <w:hyperlink w:anchor="_Toc225704418" w:history="1">
         <w:r>
           <w:rPr>
             <w:rStyle w:val="Hiperhivatkozs"/>
-            <w:rFonts w:cs="Times New Roman"/>
+            <w:rFonts w:eastAsia="Calibri"/>
             <w:noProof/>
-            <w:szCs w:val="20"/>
           </w:rPr>
-          <w:t>Rendszerleírás</w:t>
+          <w:t>Főbb funkciók:</w:t>
         </w:r>
         <w:r>
           <w:rPr>
-            <w:rFonts w:cs="Times New Roman"/>
             <w:noProof/>
             <w:webHidden/>
-            <w:szCs w:val="20"/>
           </w:rPr>
           <w:tab/>
         </w:r>
         <w:r>
           <w:rPr>
-            <w:rFonts w:cs="Times New Roman"/>
             <w:noProof/>
             <w:webHidden/>
-            <w:szCs w:val="20"/>
           </w:rPr>
           <w:fldChar w:fldCharType="begin"/>
         </w:r>
         <w:r>
           <w:rPr>
-            <w:rFonts w:cs="Times New Roman"/>
             <w:noProof/>
             <w:webHidden/>
-            <w:szCs w:val="20"/>
           </w:rPr>
-          <w:instrText xml:space="preserve"> PAGEREF _Toc225510082 \h </w:instrText>
+          <w:instrText xml:space="preserve"> PAGEREF _Toc225704418 \h </w:instrText>
         </w:r>
         <w:r>
           <w:rPr>
-            <w:rFonts w:cs="Times New Roman"/>
             <w:noProof/>
             <w:webHidden/>
-            <w:szCs w:val="20"/>
           </w:rPr>
         </w:r>
         <w:r>
           <w:rPr>
-            <w:rFonts w:cs="Times New Roman"/>
             <w:noProof/>
             <w:webHidden/>
-            <w:szCs w:val="20"/>
           </w:rPr>
           <w:fldChar w:fldCharType="separate"/>
         </w:r>
         <w:r>
           <w:rPr>
-            <w:rFonts w:cs="Times New Roman"/>
             <w:noProof/>
             <w:webHidden/>
-            <w:szCs w:val="20"/>
+          </w:rPr>
+          <w:t>5</w:t>
+        </w:r>
+        <w:r>
+          <w:rPr>
+            <w:noProof/>
+            <w:webHidden/>
+          </w:rPr>
+          <w:fldChar w:fldCharType="end"/>
+        </w:r>
+      </w:hyperlink>
+    </w:p>
+    <w:p>
+      <w:pPr>
+        <w:pStyle w:val="TJ2"/>
+        <w:tabs>
+          <w:tab w:val="right" w:leader="dot" w:pos="8493"/>
+        </w:tabs>
+        <w:rPr>
+          <w:rFonts w:asciiTheme="minorHAnsi" w:eastAsiaTheme="minorEastAsia" w:hAnsiTheme="minorHAnsi"/>
+          <w:noProof/>
+          <w:kern w:val="2"/>
+          <w:szCs w:val="24"/>
+          <w:lang w:eastAsia="hu-HU"/>
+          <w14:ligatures w14:val="standardContextual"/>
+        </w:rPr>
+      </w:pPr>
+      <w:hyperlink w:anchor="_Toc225704419" w:history="1">
+        <w:r>
+          <w:rPr>
+            <w:rStyle w:val="Hiperhivatkozs"/>
+            <w:rFonts w:eastAsia="Calibri"/>
+            <w:noProof/>
+          </w:rPr>
+          <w:t>Felhasznált technológiák:</w:t>
+        </w:r>
+        <w:r>
+          <w:rPr>
+            <w:noProof/>
+            <w:webHidden/>
+          </w:rPr>
+          <w:tab/>
+        </w:r>
+        <w:r>
+          <w:rPr>
+            <w:noProof/>
+            <w:webHidden/>
+          </w:rPr>
+          <w:fldChar w:fldCharType="begin"/>
+        </w:r>
+        <w:r>
+          <w:rPr>
+            <w:noProof/>
+            <w:webHidden/>
+          </w:rPr>
+          <w:instrText xml:space="preserve"> PAGEREF _Toc225704419 \h </w:instrText>
+        </w:r>
+        <w:r>
+          <w:rPr>
+            <w:noProof/>
+            <w:webHidden/>
+          </w:rPr>
+        </w:r>
+        <w:r>
+          <w:rPr>
+            <w:noProof/>
+            <w:webHidden/>
+          </w:rPr>
+          <w:fldChar w:fldCharType="separate"/>
+        </w:r>
+        <w:r>
+          <w:rPr>
+            <w:noProof/>
+            <w:webHidden/>
+          </w:rPr>
+          <w:t>5</w:t>
+        </w:r>
+        <w:r>
+          <w:rPr>
+            <w:noProof/>
+            <w:webHidden/>
+          </w:rPr>
+          <w:fldChar w:fldCharType="end"/>
+        </w:r>
+      </w:hyperlink>
+    </w:p>
+    <w:p>
+      <w:pPr>
+        <w:pStyle w:val="TJ2"/>
+        <w:tabs>
+          <w:tab w:val="right" w:leader="dot" w:pos="8493"/>
+        </w:tabs>
+        <w:rPr>
+          <w:rFonts w:asciiTheme="minorHAnsi" w:eastAsiaTheme="minorEastAsia" w:hAnsiTheme="minorHAnsi"/>
+          <w:noProof/>
+          <w:kern w:val="2"/>
+          <w:szCs w:val="24"/>
+          <w:lang w:eastAsia="hu-HU"/>
+          <w14:ligatures w14:val="standardContextual"/>
+        </w:rPr>
+      </w:pPr>
+      <w:hyperlink w:anchor="_Toc225704420" w:history="1">
+        <w:r>
+          <w:rPr>
+            <w:rStyle w:val="Hiperhivatkozs"/>
+            <w:rFonts w:eastAsia="Calibri"/>
+            <w:noProof/>
+          </w:rPr>
+          <w:t>A rendszer felépítése:</w:t>
+        </w:r>
+        <w:r>
+          <w:rPr>
+            <w:noProof/>
+            <w:webHidden/>
+          </w:rPr>
+          <w:tab/>
+        </w:r>
+        <w:r>
+          <w:rPr>
+            <w:noProof/>
+            <w:webHidden/>
+          </w:rPr>
+          <w:fldChar w:fldCharType="begin"/>
+        </w:r>
+        <w:r>
+          <w:rPr>
+            <w:noProof/>
+            <w:webHidden/>
+          </w:rPr>
+          <w:instrText xml:space="preserve"> PAGEREF _Toc225704420 \h </w:instrText>
+        </w:r>
+        <w:r>
+          <w:rPr>
+            <w:noProof/>
+            <w:webHidden/>
+          </w:rPr>
+        </w:r>
+        <w:r>
+          <w:rPr>
+            <w:noProof/>
+            <w:webHidden/>
+          </w:rPr>
+          <w:fldChar w:fldCharType="separate"/>
+        </w:r>
+        <w:r>
+          <w:rPr>
+            <w:noProof/>
+            <w:webHidden/>
           </w:rPr>
           <w:t>6</w:t>
         </w:r>
         <w:r>
           <w:rPr>
-            <w:rFonts w:cs="Times New Roman"/>
             <w:noProof/>
             <w:webHidden/>
-            <w:szCs w:val="20"/>
           </w:rPr>
           <w:fldChar w:fldCharType="end"/>
         </w:r>
@@ -387,97 +628,89 @@
     </w:p>
     <w:p>
       <w:pPr>
-        <w:pStyle w:val="TJ2"/>
+        <w:pStyle w:val="TJ1"/>
         <w:tabs>
           <w:tab w:val="right" w:leader="dot" w:pos="8493"/>
         </w:tabs>
         <w:rPr>
-          <w:rFonts w:eastAsiaTheme="minorEastAsia" w:cs="Times New Roman"/>
+          <w:rFonts w:asciiTheme="minorHAnsi" w:eastAsiaTheme="minorEastAsia" w:hAnsiTheme="minorHAnsi"/>
           <w:noProof/>
           <w:kern w:val="2"/>
-          <w:sz w:val="20"/>
-          <w:szCs w:val="20"/>
+          <w:sz w:val="24"/>
+          <w:szCs w:val="24"/>
           <w:lang w:eastAsia="hu-HU"/>
           <w14:ligatures w14:val="standardContextual"/>
         </w:rPr>
       </w:pPr>
-      <w:hyperlink w:anchor="_Toc225510083" w:history="1">
+      <w:hyperlink w:anchor="_Toc225704421" w:history="1">
         <w:r>
           <w:rPr>
             <w:rStyle w:val="Hiperhivatkozs"/>
-            <w:rFonts w:eastAsia="Calibri" w:cs="Times New Roman"/>
             <w:noProof/>
-            <w:sz w:val="20"/>
-            <w:szCs w:val="20"/>
+            <w:sz w:val="24"/>
+            <w:szCs w:val="24"/>
           </w:rPr>
-          <w:t>Főbb funkciók:</w:t>
+          <w:t>Felhasználói dokumentáció</w:t>
         </w:r>
         <w:r>
           <w:rPr>
-            <w:rFonts w:cs="Times New Roman"/>
             <w:noProof/>
             <w:webHidden/>
-            <w:sz w:val="20"/>
-            <w:szCs w:val="20"/>
+            <w:sz w:val="24"/>
+            <w:szCs w:val="24"/>
           </w:rPr>
           <w:tab/>
         </w:r>
         <w:r>
           <w:rPr>
-            <w:rFonts w:cs="Times New Roman"/>
             <w:noProof/>
             <w:webHidden/>
-            <w:sz w:val="20"/>
-            <w:szCs w:val="20"/>
+            <w:sz w:val="24"/>
+            <w:szCs w:val="24"/>
           </w:rPr>
           <w:fldChar w:fldCharType="begin"/>
         </w:r>
         <w:r>
           <w:rPr>
-            <w:rFonts w:cs="Times New Roman"/>
             <w:noProof/>
             <w:webHidden/>
-            <w:sz w:val="20"/>
-            <w:szCs w:val="20"/>
+            <w:sz w:val="24"/>
+            <w:szCs w:val="24"/>
           </w:rPr>
-          <w:instrText xml:space="preserve"> PAGEREF _Toc225510083 \h </w:instrText>
+          <w:instrText xml:space="preserve"> PAGEREF _Toc225704421 \h </w:instrText>
         </w:r>
         <w:r>
           <w:rPr>
-            <w:rFonts w:cs="Times New Roman"/>
             <w:noProof/>
             <w:webHidden/>
-            <w:sz w:val="20"/>
-            <w:szCs w:val="20"/>
+            <w:sz w:val="24"/>
+            <w:szCs w:val="24"/>
           </w:rPr>
         </w:r>
         <w:r>
           <w:rPr>
-            <w:rFonts w:cs="Times New Roman"/>
             <w:noProof/>
             <w:webHidden/>
-            <w:sz w:val="20"/>
-            <w:szCs w:val="20"/>
+            <w:sz w:val="24"/>
+            <w:szCs w:val="24"/>
           </w:rPr>
           <w:fldChar w:fldCharType="separate"/>
         </w:r>
         <w:r>
           <w:rPr>
-            <w:rFonts w:cs="Times New Roman"/>
             <w:noProof/>
             <w:webHidden/>
-            <w:sz w:val="20"/>
-            <w:szCs w:val="20"/>
+            <w:sz w:val="24"/>
+            <w:szCs w:val="24"/>
           </w:rPr>
-          <w:t>6</w:t>
+          <w:t>10</w:t>
         </w:r>
         <w:r>
           <w:rPr>
-            <w:rFonts w:cs="Times New Roman"/>
             <w:noProof/>
             <w:webHidden/>
-            <w:sz w:val="20"/>
-            <w:szCs w:val="20"/>
+            <w:sz w:val="24"/>
+            <w:szCs w:val="24"/>
           </w:rPr>
           <w:fldChar w:fldCharType="end"/>
         </w:r>
@@ -490,92 +723,76 @@
           <w:tab w:val="right" w:leader="dot" w:pos="8493"/>
         </w:tabs>
         <w:rPr>
-          <w:rFonts w:eastAsiaTheme="minorEastAsia" w:cs="Times New Roman"/>
+          <w:rFonts w:asciiTheme="minorHAnsi" w:eastAsiaTheme="minorEastAsia" w:hAnsiTheme="minorHAnsi"/>
           <w:noProof/>
           <w:kern w:val="2"/>
-          <w:sz w:val="20"/>
-          <w:szCs w:val="20"/>
+          <w:szCs w:val="24"/>
           <w:lang w:eastAsia="hu-HU"/>
           <w14:ligatures w14:val="standardContextual"/>
         </w:rPr>
       </w:pPr>
-      <w:hyperlink w:anchor="_Toc225510084" w:history="1">
+      <w:hyperlink w:anchor="_Toc225704422" w:history="1">
         <w:r>
           <w:rPr>
             <w:rStyle w:val="Hiperhivatkozs"/>
-            <w:rFonts w:eastAsia="Calibri" w:cs="Times New Roman"/>
+            <w:rFonts w:eastAsia="Calibri"/>
             <w:noProof/>
-            <w:sz w:val="20"/>
-            <w:szCs w:val="20"/>
+            <w:szCs w:val="24"/>
           </w:rPr>
-          <w:t>Felhasznált technológiák:</w:t>
+          <w:t>Frontend felület bemutatása:</w:t>
         </w:r>
         <w:r>
           <w:rPr>
-            <w:rFonts w:cs="Times New Roman"/>
             <w:noProof/>
             <w:webHidden/>
-            <w:sz w:val="20"/>
-            <w:szCs w:val="20"/>
+            <w:szCs w:val="24"/>
           </w:rPr>
           <w:tab/>
         </w:r>
         <w:r>
           <w:rPr>
-            <w:rFonts w:cs="Times New Roman"/>
             <w:noProof/>
             <w:webHidden/>
-            <w:sz w:val="20"/>
-            <w:szCs w:val="20"/>
+            <w:szCs w:val="24"/>
           </w:rPr>
           <w:fldChar w:fldCharType="begin"/>
         </w:r>
         <w:r>
           <w:rPr>
-            <w:rFonts w:cs="Times New Roman"/>
             <w:noProof/>
             <w:webHidden/>
-            <w:sz w:val="20"/>
-            <w:szCs w:val="20"/>
+            <w:szCs w:val="24"/>
           </w:rPr>
-          <w:instrText xml:space="preserve"> PAGEREF _Toc225510084 \h </w:instrText>
+          <w:instrText xml:space="preserve"> PAGEREF _Toc225704422 \h </w:instrText>
         </w:r>
         <w:r>
           <w:rPr>
-            <w:rFonts w:cs="Times New Roman"/>
             <w:noProof/>
             <w:webHidden/>
-            <w:sz w:val="20"/>
-            <w:szCs w:val="20"/>
+            <w:szCs w:val="24"/>
           </w:rPr>
         </w:r>
         <w:r>
           <w:rPr>
-            <w:rFonts w:cs="Times New Roman"/>
             <w:noProof/>
             <w:webHidden/>
-            <w:sz w:val="20"/>
-            <w:szCs w:val="20"/>
+            <w:szCs w:val="24"/>
           </w:rPr>
           <w:fldChar w:fldCharType="separate"/>
         </w:r>
         <w:r>
           <w:rPr>
-            <w:rFonts w:cs="Times New Roman"/>
             <w:noProof/>
             <w:webHidden/>
-            <w:sz w:val="20"/>
-            <w:szCs w:val="20"/>
+            <w:szCs w:val="24"/>
           </w:rPr>
-          <w:t>6</w:t>
+          <w:t>10</w:t>
         </w:r>
         <w:r>
           <w:rPr>
-            <w:rFonts w:cs="Times New Roman"/>
             <w:noProof/>
             <w:webHidden/>
-            <w:sz w:val="20"/>
-            <w:szCs w:val="20"/>
+            <w:szCs w:val="24"/>
           </w:rPr>
           <w:fldChar w:fldCharType="end"/>
         </w:r>
@@ -588,92 +805,76 @@
           <w:tab w:val="right" w:leader="dot" w:pos="8493"/>
         </w:tabs>
         <w:rPr>
-          <w:rFonts w:eastAsiaTheme="minorEastAsia" w:cs="Times New Roman"/>
+          <w:rFonts w:asciiTheme="minorHAnsi" w:eastAsiaTheme="minorEastAsia" w:hAnsiTheme="minorHAnsi"/>
           <w:noProof/>
           <w:kern w:val="2"/>
-          <w:sz w:val="20"/>
-          <w:szCs w:val="20"/>
+          <w:szCs w:val="24"/>
           <w:lang w:eastAsia="hu-HU"/>
           <w14:ligatures w14:val="standardContextual"/>
         </w:rPr>
       </w:pPr>
-      <w:hyperlink w:anchor="_Toc225510085" w:history="1">
+      <w:hyperlink w:anchor="_Toc225704423" w:history="1">
         <w:r>
           <w:rPr>
             <w:rStyle w:val="Hiperhivatkozs"/>
-            <w:rFonts w:eastAsia="Calibri" w:cs="Times New Roman"/>
+            <w:rFonts w:eastAsia="Calibri"/>
             <w:noProof/>
-            <w:sz w:val="20"/>
-            <w:szCs w:val="20"/>
+            <w:szCs w:val="24"/>
           </w:rPr>
-          <w:t>A rendszer felépítése:</w:t>
+          <w:t>Admin felület bemutatása:</w:t>
         </w:r>
         <w:r>
           <w:rPr>
-            <w:rFonts w:cs="Times New Roman"/>
             <w:noProof/>
             <w:webHidden/>
-            <w:sz w:val="20"/>
-            <w:szCs w:val="20"/>
+            <w:szCs w:val="24"/>
           </w:rPr>
           <w:tab/>
         </w:r>
         <w:r>
           <w:rPr>
-            <w:rFonts w:cs="Times New Roman"/>
             <w:noProof/>
             <w:webHidden/>
-            <w:sz w:val="20"/>
-            <w:szCs w:val="20"/>
+            <w:szCs w:val="24"/>
           </w:rPr>
           <w:fldChar w:fldCharType="begin"/>
         </w:r>
         <w:r>
           <w:rPr>
-            <w:rFonts w:cs="Times New Roman"/>
             <w:noProof/>
             <w:webHidden/>
-            <w:sz w:val="20"/>
-            <w:szCs w:val="20"/>
+            <w:szCs w:val="24"/>
           </w:rPr>
-          <w:instrText xml:space="preserve"> PAGEREF _Toc225510085 \h </w:instrText>
+          <w:instrText xml:space="preserve"> PAGEREF _Toc225704423 \h </w:instrText>
         </w:r>
         <w:r>
           <w:rPr>
-            <w:rFonts w:cs="Times New Roman"/>
             <w:noProof/>
             <w:webHidden/>
-            <w:sz w:val="20"/>
-            <w:szCs w:val="20"/>
+            <w:szCs w:val="24"/>
           </w:rPr>
         </w:r>
         <w:r>
           <w:rPr>
-            <w:rFonts w:cs="Times New Roman"/>
             <w:noProof/>
             <w:webHidden/>
-            <w:sz w:val="20"/>
-            <w:szCs w:val="20"/>
+            <w:szCs w:val="24"/>
           </w:rPr>
           <w:fldChar w:fldCharType="separate"/>
         </w:r>
         <w:r>
           <w:rPr>
-            <w:rFonts w:cs="Times New Roman"/>
             <w:noProof/>
             <w:webHidden/>
-            <w:sz w:val="20"/>
-            <w:szCs w:val="20"/>
+            <w:szCs w:val="24"/>
           </w:rPr>
-          <w:t>7</w:t>
+          <w:t>15</w:t>
         </w:r>
         <w:r>
           <w:rPr>
-            <w:rFonts w:cs="Times New Roman"/>
             <w:noProof/>
             <w:webHidden/>
-            <w:sz w:val="20"/>
-            <w:szCs w:val="20"/>
+            <w:szCs w:val="24"/>
           </w:rPr>
           <w:fldChar w:fldCharType="end"/>
         </w:r>
@@ -681,97 +882,89 @@
     </w:p>
     <w:p>
       <w:pPr>
-        <w:pStyle w:val="TJ3"/>
+        <w:pStyle w:val="TJ1"/>
         <w:tabs>
           <w:tab w:val="right" w:leader="dot" w:pos="8493"/>
         </w:tabs>
         <w:rPr>
-          <w:rFonts w:eastAsiaTheme="minorEastAsia" w:cs="Times New Roman"/>
+          <w:rFonts w:asciiTheme="minorHAnsi" w:eastAsiaTheme="minorEastAsia" w:hAnsiTheme="minorHAnsi"/>
           <w:noProof/>
           <w:kern w:val="2"/>
-          <w:sz w:val="20"/>
-          <w:szCs w:val="20"/>
+          <w:sz w:val="24"/>
+          <w:szCs w:val="24"/>
           <w:lang w:eastAsia="hu-HU"/>
           <w14:ligatures w14:val="standardContextual"/>
         </w:rPr>
       </w:pPr>
-      <w:hyperlink w:anchor="_Toc225510086" w:history="1">
+      <w:hyperlink w:anchor="_Toc225704424" w:history="1">
         <w:r>
           <w:rPr>
             <w:rStyle w:val="Hiperhivatkozs"/>
-            <w:rFonts w:eastAsia="Calibri" w:cs="Times New Roman"/>
             <w:noProof/>
-            <w:sz w:val="20"/>
-            <w:szCs w:val="20"/>
+            <w:sz w:val="24"/>
+            <w:szCs w:val="24"/>
           </w:rPr>
-          <w:t>Frontend technológiák:</w:t>
+          <w:t>Fejlesztői dokumentáció</w:t>
         </w:r>
         <w:r>
           <w:rPr>
-            <w:rFonts w:cs="Times New Roman"/>
             <w:noProof/>
             <w:webHidden/>
-            <w:sz w:val="20"/>
-            <w:szCs w:val="20"/>
+            <w:sz w:val="24"/>
+            <w:szCs w:val="24"/>
           </w:rPr>
           <w:tab/>
         </w:r>
         <w:r>
           <w:rPr>
-            <w:rFonts w:cs="Times New Roman"/>
             <w:noProof/>
             <w:webHidden/>
-            <w:sz w:val="20"/>
-            <w:szCs w:val="20"/>
+            <w:sz w:val="24"/>
+            <w:szCs w:val="24"/>
           </w:rPr>
           <w:fldChar w:fldCharType="begin"/>
         </w:r>
         <w:r>
           <w:rPr>
-            <w:rFonts w:cs="Times New Roman"/>
             <w:noProof/>
             <w:webHidden/>
-            <w:sz w:val="20"/>
-            <w:szCs w:val="20"/>
+            <w:sz w:val="24"/>
+            <w:szCs w:val="24"/>
           </w:rPr>
-          <w:instrText xml:space="preserve"> PAGEREF _Toc225510086 \h </w:instrText>
+          <w:instrText xml:space="preserve"> PAGEREF _Toc225704424 \h </w:instrText>
         </w:r>
         <w:r>
           <w:rPr>
-            <w:rFonts w:cs="Times New Roman"/>
             <w:noProof/>
             <w:webHidden/>
-            <w:sz w:val="20"/>
-            <w:szCs w:val="20"/>
+            <w:sz w:val="24"/>
+            <w:szCs w:val="24"/>
           </w:rPr>
         </w:r>
         <w:r>
           <w:rPr>
-            <w:rFonts w:cs="Times New Roman"/>
             <w:noProof/>
             <w:webHidden/>
-            <w:sz w:val="20"/>
-            <w:szCs w:val="20"/>
+            <w:sz w:val="24"/>
+            <w:szCs w:val="24"/>
           </w:rPr>
           <w:fldChar w:fldCharType="separate"/>
         </w:r>
         <w:r>
           <w:rPr>
-            <w:rFonts w:cs="Times New Roman"/>
             <w:noProof/>
             <w:webHidden/>
-            <w:sz w:val="20"/>
-            <w:szCs w:val="20"/>
+            <w:sz w:val="24"/>
+            <w:szCs w:val="24"/>
           </w:rPr>
-          <w:t>7</w:t>
+          <w:t>20</w:t>
         </w:r>
         <w:r>
           <w:rPr>
-            <w:rFonts w:cs="Times New Roman"/>
             <w:noProof/>
             <w:webHidden/>
-            <w:sz w:val="20"/>
-            <w:szCs w:val="20"/>
+            <w:sz w:val="24"/>
+            <w:szCs w:val="24"/>
           </w:rPr>
           <w:fldChar w:fldCharType="end"/>
         </w:r>
@@ -779,1473 +972,80 @@
     </w:p>
     <w:p>
       <w:pPr>
-        <w:pStyle w:val="TJ3"/>
+        <w:pStyle w:val="TJ2"/>
         <w:tabs>
           <w:tab w:val="right" w:leader="dot" w:pos="8493"/>
         </w:tabs>
         <w:rPr>
-          <w:rFonts w:eastAsiaTheme="minorEastAsia" w:cs="Times New Roman"/>
+          <w:rFonts w:asciiTheme="minorHAnsi" w:eastAsiaTheme="minorEastAsia" w:hAnsiTheme="minorHAnsi"/>
           <w:noProof/>
           <w:kern w:val="2"/>
-          <w:sz w:val="20"/>
-          <w:szCs w:val="20"/>
+          <w:szCs w:val="24"/>
           <w:lang w:eastAsia="hu-HU"/>
           <w14:ligatures w14:val="standardContextual"/>
         </w:rPr>
       </w:pPr>
-      <w:hyperlink w:anchor="_Toc225510087" w:history="1">
+      <w:hyperlink w:anchor="_Toc225704425" w:history="1">
         <w:r>
           <w:rPr>
             <w:rStyle w:val="Hiperhivatkozs"/>
-            <w:rFonts w:eastAsia="Calibri" w:cs="Times New Roman"/>
             <w:noProof/>
-            <w:sz w:val="20"/>
-            <w:szCs w:val="20"/>
+            <w:szCs w:val="24"/>
           </w:rPr>
-          <w:t>Backend technológiák:</w:t>
+          <w:t>Adatbázis:</w:t>
         </w:r>
         <w:r>
           <w:rPr>
-            <w:rFonts w:cs="Times New Roman"/>
             <w:noProof/>
             <w:webHidden/>
-            <w:sz w:val="20"/>
-            <w:szCs w:val="20"/>
+            <w:szCs w:val="24"/>
           </w:rPr>
           <w:tab/>
         </w:r>
         <w:r>
           <w:rPr>
-            <w:rFonts w:cs="Times New Roman"/>
             <w:noProof/>
             <w:webHidden/>
-            <w:sz w:val="20"/>
-            <w:szCs w:val="20"/>
+            <w:szCs w:val="24"/>
           </w:rPr>
           <w:fldChar w:fldCharType="begin"/>
         </w:r>
         <w:r>
           <w:rPr>
-            <w:rFonts w:cs="Times New Roman"/>
             <w:noProof/>
             <w:webHidden/>
-            <w:sz w:val="20"/>
-            <w:szCs w:val="20"/>
+            <w:szCs w:val="24"/>
           </w:rPr>
-          <w:instrText xml:space="preserve"> PAGEREF _Toc225510087 \h </w:instrText>
+          <w:instrText xml:space="preserve"> PAGEREF _Toc225704425 \h </w:instrText>
         </w:r>
         <w:r>
           <w:rPr>
-            <w:rFonts w:cs="Times New Roman"/>
             <w:noProof/>
             <w:webHidden/>
-            <w:sz w:val="20"/>
-            <w:szCs w:val="20"/>
+            <w:szCs w:val="24"/>
           </w:rPr>
         </w:r>
         <w:r>
           <w:rPr>
-            <w:rFonts w:cs="Times New Roman"/>
             <w:noProof/>
             <w:webHidden/>
-            <w:sz w:val="20"/>
-            <w:szCs w:val="20"/>
+            <w:szCs w:val="24"/>
           </w:rPr>
           <w:fldChar w:fldCharType="separate"/>
         </w:r>
         <w:r>
           <w:rPr>
-            <w:rFonts w:cs="Times New Roman"/>
             <w:noProof/>
             <w:webHidden/>
-            <w:sz w:val="20"/>
-            <w:szCs w:val="20"/>
-          </w:rPr>
-          <w:t>8</w:t>
-        </w:r>
-        <w:r>
-          <w:rPr>
-            <w:rFonts w:cs="Times New Roman"/>
-            <w:noProof/>
-            <w:webHidden/>
-            <w:sz w:val="20"/>
-            <w:szCs w:val="20"/>
-          </w:rPr>
-          <w:fldChar w:fldCharType="end"/>
-        </w:r>
-      </w:hyperlink>
-    </w:p>
-    <w:p>
-      <w:pPr>
-        <w:pStyle w:val="TJ4"/>
-        <w:tabs>
-          <w:tab w:val="right" w:leader="dot" w:pos="8493"/>
-        </w:tabs>
-        <w:rPr>
-          <w:rFonts w:cs="Times New Roman"/>
-          <w:noProof/>
-          <w:sz w:val="20"/>
-          <w:szCs w:val="20"/>
-        </w:rPr>
-      </w:pPr>
-      <w:hyperlink w:anchor="_Toc225510088" w:history="1">
-        <w:r>
-          <w:rPr>
-            <w:rStyle w:val="Hiperhivatkozs"/>
-            <w:rFonts w:eastAsia="Calibri" w:cs="Times New Roman"/>
-            <w:noProof/>
-            <w:sz w:val="20"/>
-            <w:szCs w:val="20"/>
-          </w:rPr>
-          <w:t>Hitelesítés:</w:t>
-        </w:r>
-        <w:r>
-          <w:rPr>
-            <w:rFonts w:cs="Times New Roman"/>
-            <w:noProof/>
-            <w:webHidden/>
-            <w:sz w:val="20"/>
-            <w:szCs w:val="20"/>
-          </w:rPr>
-          <w:tab/>
-        </w:r>
-        <w:r>
-          <w:rPr>
-            <w:rFonts w:cs="Times New Roman"/>
-            <w:noProof/>
-            <w:webHidden/>
-            <w:sz w:val="20"/>
-            <w:szCs w:val="20"/>
-          </w:rPr>
-          <w:fldChar w:fldCharType="begin"/>
-        </w:r>
-        <w:r>
-          <w:rPr>
-            <w:rFonts w:cs="Times New Roman"/>
-            <w:noProof/>
-            <w:webHidden/>
-            <w:sz w:val="20"/>
-            <w:szCs w:val="20"/>
-          </w:rPr>
-          <w:instrText xml:space="preserve"> PAGEREF _Toc225510088 \h </w:instrText>
-        </w:r>
-        <w:r>
-          <w:rPr>
-            <w:rFonts w:cs="Times New Roman"/>
-            <w:noProof/>
-            <w:webHidden/>
-            <w:sz w:val="20"/>
-            <w:szCs w:val="20"/>
-          </w:rPr>
-        </w:r>
-        <w:r>
-          <w:rPr>
-            <w:rFonts w:cs="Times New Roman"/>
-            <w:noProof/>
-            <w:webHidden/>
-            <w:sz w:val="20"/>
-            <w:szCs w:val="20"/>
-          </w:rPr>
-          <w:fldChar w:fldCharType="separate"/>
-        </w:r>
-        <w:r>
-          <w:rPr>
-            <w:rFonts w:cs="Times New Roman"/>
-            <w:noProof/>
-            <w:webHidden/>
-            <w:sz w:val="20"/>
-            <w:szCs w:val="20"/>
-          </w:rPr>
-          <w:t>8</w:t>
-        </w:r>
-        <w:r>
-          <w:rPr>
-            <w:rFonts w:cs="Times New Roman"/>
-            <w:noProof/>
-            <w:webHidden/>
-            <w:sz w:val="20"/>
-            <w:szCs w:val="20"/>
-          </w:rPr>
-          <w:fldChar w:fldCharType="end"/>
-        </w:r>
-      </w:hyperlink>
-    </w:p>
-    <w:p>
-      <w:pPr>
-        <w:pStyle w:val="TJ4"/>
-        <w:tabs>
-          <w:tab w:val="right" w:leader="dot" w:pos="8493"/>
-        </w:tabs>
-        <w:rPr>
-          <w:rFonts w:cs="Times New Roman"/>
-          <w:noProof/>
-          <w:sz w:val="20"/>
-          <w:szCs w:val="20"/>
-        </w:rPr>
-      </w:pPr>
-      <w:hyperlink w:anchor="_Toc225510089" w:history="1">
-        <w:r>
-          <w:rPr>
-            <w:rStyle w:val="Hiperhivatkozs"/>
-            <w:rFonts w:eastAsia="Calibri" w:cs="Times New Roman"/>
-            <w:noProof/>
-            <w:sz w:val="20"/>
-            <w:szCs w:val="20"/>
-          </w:rPr>
-          <w:t>Email küldés:</w:t>
-        </w:r>
-        <w:r>
-          <w:rPr>
-            <w:rFonts w:cs="Times New Roman"/>
-            <w:noProof/>
-            <w:webHidden/>
-            <w:sz w:val="20"/>
-            <w:szCs w:val="20"/>
-          </w:rPr>
-          <w:tab/>
-        </w:r>
-        <w:r>
-          <w:rPr>
-            <w:rFonts w:cs="Times New Roman"/>
-            <w:noProof/>
-            <w:webHidden/>
-            <w:sz w:val="20"/>
-            <w:szCs w:val="20"/>
-          </w:rPr>
-          <w:fldChar w:fldCharType="begin"/>
-        </w:r>
-        <w:r>
-          <w:rPr>
-            <w:rFonts w:cs="Times New Roman"/>
-            <w:noProof/>
-            <w:webHidden/>
-            <w:sz w:val="20"/>
-            <w:szCs w:val="20"/>
-          </w:rPr>
-          <w:instrText xml:space="preserve"> PAGEREF _Toc225510089 \h </w:instrText>
-        </w:r>
-        <w:r>
-          <w:rPr>
-            <w:rFonts w:cs="Times New Roman"/>
-            <w:noProof/>
-            <w:webHidden/>
-            <w:sz w:val="20"/>
-            <w:szCs w:val="20"/>
-          </w:rPr>
-        </w:r>
-        <w:r>
-          <w:rPr>
-            <w:rFonts w:cs="Times New Roman"/>
-            <w:noProof/>
-            <w:webHidden/>
-            <w:sz w:val="20"/>
-            <w:szCs w:val="20"/>
-          </w:rPr>
-          <w:fldChar w:fldCharType="separate"/>
-        </w:r>
-        <w:r>
-          <w:rPr>
-            <w:rFonts w:cs="Times New Roman"/>
-            <w:noProof/>
-            <w:webHidden/>
-            <w:sz w:val="20"/>
-            <w:szCs w:val="20"/>
-          </w:rPr>
-          <w:t>9</w:t>
-        </w:r>
-        <w:r>
-          <w:rPr>
-            <w:rFonts w:cs="Times New Roman"/>
-            <w:noProof/>
-            <w:webHidden/>
-            <w:sz w:val="20"/>
-            <w:szCs w:val="20"/>
-          </w:rPr>
-          <w:fldChar w:fldCharType="end"/>
-        </w:r>
-      </w:hyperlink>
-    </w:p>
-    <w:p>
-      <w:pPr>
-        <w:pStyle w:val="TJ4"/>
-        <w:tabs>
-          <w:tab w:val="right" w:leader="dot" w:pos="8493"/>
-        </w:tabs>
-        <w:rPr>
-          <w:rFonts w:cs="Times New Roman"/>
-          <w:noProof/>
-          <w:sz w:val="20"/>
-          <w:szCs w:val="20"/>
-        </w:rPr>
-      </w:pPr>
-      <w:hyperlink w:anchor="_Toc225510090" w:history="1">
-        <w:r>
-          <w:rPr>
-            <w:rStyle w:val="Hiperhivatkozs"/>
-            <w:rFonts w:eastAsia="Calibri" w:cs="Times New Roman"/>
-            <w:noProof/>
-            <w:sz w:val="20"/>
-            <w:szCs w:val="20"/>
-          </w:rPr>
-          <w:t>API</w:t>
-        </w:r>
-        <w:r>
-          <w:rPr>
-            <w:rStyle w:val="Hiperhivatkozs"/>
-            <w:rFonts w:eastAsia="Calibri" w:cs="Times New Roman"/>
-            <w:b/>
-            <w:bCs/>
-            <w:noProof/>
-            <w:sz w:val="20"/>
-            <w:szCs w:val="20"/>
-          </w:rPr>
-          <w:t xml:space="preserve"> </w:t>
-        </w:r>
-        <w:r>
-          <w:rPr>
-            <w:rStyle w:val="Hiperhivatkozs"/>
-            <w:rFonts w:eastAsia="Calibri" w:cs="Times New Roman"/>
-            <w:noProof/>
-            <w:sz w:val="20"/>
-            <w:szCs w:val="20"/>
-          </w:rPr>
-          <w:t>dokumentáció:</w:t>
-        </w:r>
-        <w:r>
-          <w:rPr>
-            <w:rFonts w:cs="Times New Roman"/>
-            <w:noProof/>
-            <w:webHidden/>
-            <w:sz w:val="20"/>
-            <w:szCs w:val="20"/>
-          </w:rPr>
-          <w:tab/>
-        </w:r>
-        <w:r>
-          <w:rPr>
-            <w:rFonts w:cs="Times New Roman"/>
-            <w:noProof/>
-            <w:webHidden/>
-            <w:sz w:val="20"/>
-            <w:szCs w:val="20"/>
-          </w:rPr>
-          <w:fldChar w:fldCharType="begin"/>
-        </w:r>
-        <w:r>
-          <w:rPr>
-            <w:rFonts w:cs="Times New Roman"/>
-            <w:noProof/>
-            <w:webHidden/>
-            <w:sz w:val="20"/>
-            <w:szCs w:val="20"/>
-          </w:rPr>
-          <w:instrText xml:space="preserve"> PAGEREF _Toc225510090 \h </w:instrText>
-        </w:r>
-        <w:r>
-          <w:rPr>
-            <w:rFonts w:cs="Times New Roman"/>
-            <w:noProof/>
-            <w:webHidden/>
-            <w:sz w:val="20"/>
-            <w:szCs w:val="20"/>
-          </w:rPr>
-        </w:r>
-        <w:r>
-          <w:rPr>
-            <w:rFonts w:cs="Times New Roman"/>
-            <w:noProof/>
-            <w:webHidden/>
-            <w:sz w:val="20"/>
-            <w:szCs w:val="20"/>
-          </w:rPr>
-          <w:fldChar w:fldCharType="separate"/>
-        </w:r>
-        <w:r>
-          <w:rPr>
-            <w:rFonts w:cs="Times New Roman"/>
-            <w:noProof/>
-            <w:webHidden/>
-            <w:sz w:val="20"/>
-            <w:szCs w:val="20"/>
-          </w:rPr>
-          <w:t>9</w:t>
-        </w:r>
-        <w:r>
-          <w:rPr>
-            <w:rFonts w:cs="Times New Roman"/>
-            <w:noProof/>
-            <w:webHidden/>
-            <w:sz w:val="20"/>
-            <w:szCs w:val="20"/>
-          </w:rPr>
-          <w:fldChar w:fldCharType="end"/>
-        </w:r>
-      </w:hyperlink>
-    </w:p>
-    <w:p>
-      <w:pPr>
-        <w:pStyle w:val="TJ3"/>
-        <w:tabs>
-          <w:tab w:val="right" w:leader="dot" w:pos="8493"/>
-        </w:tabs>
-        <w:rPr>
-          <w:rFonts w:eastAsiaTheme="minorEastAsia" w:cs="Times New Roman"/>
-          <w:noProof/>
-          <w:kern w:val="2"/>
-          <w:sz w:val="20"/>
-          <w:szCs w:val="20"/>
-          <w:lang w:eastAsia="hu-HU"/>
-          <w14:ligatures w14:val="standardContextual"/>
-        </w:rPr>
-      </w:pPr>
-      <w:hyperlink w:anchor="_Toc225510091" w:history="1">
-        <w:r>
-          <w:rPr>
-            <w:rStyle w:val="Hiperhivatkozs"/>
-            <w:rFonts w:cs="Times New Roman"/>
-            <w:noProof/>
-            <w:sz w:val="20"/>
-            <w:szCs w:val="20"/>
-          </w:rPr>
-          <w:t>Asztali alkalmazás technológiák:</w:t>
-        </w:r>
-        <w:r>
-          <w:rPr>
-            <w:rFonts w:cs="Times New Roman"/>
-            <w:noProof/>
-            <w:webHidden/>
-            <w:sz w:val="20"/>
-            <w:szCs w:val="20"/>
-          </w:rPr>
-          <w:tab/>
-        </w:r>
-        <w:r>
-          <w:rPr>
-            <w:rFonts w:cs="Times New Roman"/>
-            <w:noProof/>
-            <w:webHidden/>
-            <w:sz w:val="20"/>
-            <w:szCs w:val="20"/>
-          </w:rPr>
-          <w:fldChar w:fldCharType="begin"/>
-        </w:r>
-        <w:r>
-          <w:rPr>
-            <w:rFonts w:cs="Times New Roman"/>
-            <w:noProof/>
-            <w:webHidden/>
-            <w:sz w:val="20"/>
-            <w:szCs w:val="20"/>
-          </w:rPr>
-          <w:instrText xml:space="preserve"> PAGEREF _Toc225510091 \h </w:instrText>
-        </w:r>
-        <w:r>
-          <w:rPr>
-            <w:rFonts w:cs="Times New Roman"/>
-            <w:noProof/>
-            <w:webHidden/>
-            <w:sz w:val="20"/>
-            <w:szCs w:val="20"/>
-          </w:rPr>
-        </w:r>
-        <w:r>
-          <w:rPr>
-            <w:rFonts w:cs="Times New Roman"/>
-            <w:noProof/>
-            <w:webHidden/>
-            <w:sz w:val="20"/>
-            <w:szCs w:val="20"/>
-          </w:rPr>
-          <w:fldChar w:fldCharType="separate"/>
-        </w:r>
-        <w:r>
-          <w:rPr>
-            <w:rFonts w:cs="Times New Roman"/>
-            <w:noProof/>
-            <w:webHidden/>
-            <w:sz w:val="20"/>
-            <w:szCs w:val="20"/>
-          </w:rPr>
-          <w:t>10</w:t>
-        </w:r>
-        <w:r>
-          <w:rPr>
-            <w:rFonts w:cs="Times New Roman"/>
-            <w:noProof/>
-            <w:webHidden/>
-            <w:sz w:val="20"/>
-            <w:szCs w:val="20"/>
-          </w:rPr>
-          <w:fldChar w:fldCharType="end"/>
-        </w:r>
-      </w:hyperlink>
-    </w:p>
-    <w:p>
-      <w:pPr>
-        <w:pStyle w:val="TJ3"/>
-        <w:tabs>
-          <w:tab w:val="right" w:leader="dot" w:pos="8493"/>
-        </w:tabs>
-        <w:rPr>
-          <w:rFonts w:eastAsiaTheme="minorEastAsia" w:cs="Times New Roman"/>
-          <w:noProof/>
-          <w:kern w:val="2"/>
-          <w:sz w:val="20"/>
-          <w:szCs w:val="20"/>
-          <w:lang w:eastAsia="hu-HU"/>
-          <w14:ligatures w14:val="standardContextual"/>
-        </w:rPr>
-      </w:pPr>
-      <w:hyperlink w:anchor="_Toc225510092" w:history="1">
-        <w:r>
-          <w:rPr>
-            <w:rStyle w:val="Hiperhivatkozs"/>
-            <w:rFonts w:cs="Times New Roman"/>
-            <w:noProof/>
-            <w:sz w:val="20"/>
-            <w:szCs w:val="20"/>
-          </w:rPr>
-          <w:t>Adatbázis technológia:</w:t>
-        </w:r>
-        <w:r>
-          <w:rPr>
-            <w:rFonts w:cs="Times New Roman"/>
-            <w:noProof/>
-            <w:webHidden/>
-            <w:sz w:val="20"/>
-            <w:szCs w:val="20"/>
-          </w:rPr>
-          <w:tab/>
-        </w:r>
-        <w:r>
-          <w:rPr>
-            <w:rFonts w:cs="Times New Roman"/>
-            <w:noProof/>
-            <w:webHidden/>
-            <w:sz w:val="20"/>
-            <w:szCs w:val="20"/>
-          </w:rPr>
-          <w:fldChar w:fldCharType="begin"/>
-        </w:r>
-        <w:r>
-          <w:rPr>
-            <w:rFonts w:cs="Times New Roman"/>
-            <w:noProof/>
-            <w:webHidden/>
-            <w:sz w:val="20"/>
-            <w:szCs w:val="20"/>
-          </w:rPr>
-          <w:instrText xml:space="preserve"> PAGEREF _Toc225510092 \h </w:instrText>
-        </w:r>
-        <w:r>
-          <w:rPr>
-            <w:rFonts w:cs="Times New Roman"/>
-            <w:noProof/>
-            <w:webHidden/>
-            <w:sz w:val="20"/>
-            <w:szCs w:val="20"/>
-          </w:rPr>
-        </w:r>
-        <w:r>
-          <w:rPr>
-            <w:rFonts w:cs="Times New Roman"/>
-            <w:noProof/>
-            <w:webHidden/>
-            <w:sz w:val="20"/>
-            <w:szCs w:val="20"/>
-          </w:rPr>
-          <w:fldChar w:fldCharType="separate"/>
-        </w:r>
-        <w:r>
-          <w:rPr>
-            <w:rFonts w:cs="Times New Roman"/>
-            <w:noProof/>
-            <w:webHidden/>
-            <w:sz w:val="20"/>
-            <w:szCs w:val="20"/>
-          </w:rPr>
-          <w:t>10</w:t>
-        </w:r>
-        <w:r>
-          <w:rPr>
-            <w:rFonts w:cs="Times New Roman"/>
-            <w:noProof/>
-            <w:webHidden/>
-            <w:sz w:val="20"/>
-            <w:szCs w:val="20"/>
-          </w:rPr>
-          <w:fldChar w:fldCharType="end"/>
-        </w:r>
-      </w:hyperlink>
-    </w:p>
-    <w:p>
-      <w:pPr>
-        <w:pStyle w:val="TJ1"/>
-        <w:tabs>
-          <w:tab w:val="right" w:leader="dot" w:pos="8493"/>
-        </w:tabs>
-        <w:rPr>
-          <w:rFonts w:eastAsiaTheme="minorEastAsia" w:cs="Times New Roman"/>
-          <w:noProof/>
-          <w:kern w:val="2"/>
-          <w:szCs w:val="20"/>
-          <w:lang w:eastAsia="hu-HU"/>
-          <w14:ligatures w14:val="standardContextual"/>
-        </w:rPr>
-      </w:pPr>
-      <w:hyperlink w:anchor="_Toc225510093" w:history="1">
-        <w:r>
-          <w:rPr>
-            <w:rStyle w:val="Hiperhivatkozs"/>
-            <w:rFonts w:cs="Times New Roman"/>
-            <w:noProof/>
-            <w:szCs w:val="20"/>
-          </w:rPr>
-          <w:t>Felhasználói dokumentáció</w:t>
-        </w:r>
-        <w:r>
-          <w:rPr>
-            <w:rFonts w:cs="Times New Roman"/>
-            <w:noProof/>
-            <w:webHidden/>
-            <w:szCs w:val="20"/>
-          </w:rPr>
-          <w:tab/>
-        </w:r>
-        <w:r>
-          <w:rPr>
-            <w:rFonts w:cs="Times New Roman"/>
-            <w:noProof/>
-            <w:webHidden/>
-            <w:szCs w:val="20"/>
-          </w:rPr>
-          <w:fldChar w:fldCharType="begin"/>
-        </w:r>
-        <w:r>
-          <w:rPr>
-            <w:rFonts w:cs="Times New Roman"/>
-            <w:noProof/>
-            <w:webHidden/>
-            <w:szCs w:val="20"/>
-          </w:rPr>
-          <w:instrText xml:space="preserve"> PAGEREF _Toc225510093 \h </w:instrText>
-        </w:r>
-        <w:r>
-          <w:rPr>
-            <w:rFonts w:cs="Times New Roman"/>
-            <w:noProof/>
-            <w:webHidden/>
-            <w:szCs w:val="20"/>
-          </w:rPr>
-        </w:r>
-        <w:r>
-          <w:rPr>
-            <w:rFonts w:cs="Times New Roman"/>
-            <w:noProof/>
-            <w:webHidden/>
-            <w:szCs w:val="20"/>
-          </w:rPr>
-          <w:fldChar w:fldCharType="separate"/>
-        </w:r>
-        <w:r>
-          <w:rPr>
-            <w:rFonts w:cs="Times New Roman"/>
-            <w:noProof/>
-            <w:webHidden/>
-            <w:szCs w:val="20"/>
-          </w:rPr>
-          <w:t>11</w:t>
-        </w:r>
-        <w:r>
-          <w:rPr>
-            <w:rFonts w:cs="Times New Roman"/>
-            <w:noProof/>
-            <w:webHidden/>
-            <w:szCs w:val="20"/>
-          </w:rPr>
-          <w:fldChar w:fldCharType="end"/>
-        </w:r>
-      </w:hyperlink>
-    </w:p>
-    <w:p>
-      <w:pPr>
-        <w:pStyle w:val="TJ2"/>
-        <w:tabs>
-          <w:tab w:val="right" w:leader="dot" w:pos="8493"/>
-        </w:tabs>
-        <w:rPr>
-          <w:rFonts w:eastAsiaTheme="minorEastAsia" w:cs="Times New Roman"/>
-          <w:noProof/>
-          <w:kern w:val="2"/>
-          <w:sz w:val="20"/>
-          <w:szCs w:val="20"/>
-          <w:lang w:eastAsia="hu-HU"/>
-          <w14:ligatures w14:val="standardContextual"/>
-        </w:rPr>
-      </w:pPr>
-      <w:hyperlink w:anchor="_Toc225510094" w:history="1">
-        <w:r>
-          <w:rPr>
-            <w:rStyle w:val="Hiperhivatkozs"/>
-            <w:rFonts w:eastAsia="Calibri" w:cs="Times New Roman"/>
-            <w:noProof/>
-            <w:sz w:val="20"/>
-            <w:szCs w:val="20"/>
-          </w:rPr>
-          <w:t>Frontend felület bemutatása:</w:t>
-        </w:r>
-        <w:r>
-          <w:rPr>
-            <w:rFonts w:cs="Times New Roman"/>
-            <w:noProof/>
-            <w:webHidden/>
-            <w:sz w:val="20"/>
-            <w:szCs w:val="20"/>
-          </w:rPr>
-          <w:tab/>
-        </w:r>
-        <w:r>
-          <w:rPr>
-            <w:rFonts w:cs="Times New Roman"/>
-            <w:noProof/>
-            <w:webHidden/>
-            <w:sz w:val="20"/>
-            <w:szCs w:val="20"/>
-          </w:rPr>
-          <w:fldChar w:fldCharType="begin"/>
-        </w:r>
-        <w:r>
-          <w:rPr>
-            <w:rFonts w:cs="Times New Roman"/>
-            <w:noProof/>
-            <w:webHidden/>
-            <w:sz w:val="20"/>
-            <w:szCs w:val="20"/>
-          </w:rPr>
-          <w:instrText xml:space="preserve"> PAGEREF _Toc225510094 \h </w:instrText>
-        </w:r>
-        <w:r>
-          <w:rPr>
-            <w:rFonts w:cs="Times New Roman"/>
-            <w:noProof/>
-            <w:webHidden/>
-            <w:sz w:val="20"/>
-            <w:szCs w:val="20"/>
-          </w:rPr>
-        </w:r>
-        <w:r>
-          <w:rPr>
-            <w:rFonts w:cs="Times New Roman"/>
-            <w:noProof/>
-            <w:webHidden/>
-            <w:sz w:val="20"/>
-            <w:szCs w:val="20"/>
-          </w:rPr>
-          <w:fldChar w:fldCharType="separate"/>
-        </w:r>
-        <w:r>
-          <w:rPr>
-            <w:rFonts w:cs="Times New Roman"/>
-            <w:noProof/>
-            <w:webHidden/>
-            <w:sz w:val="20"/>
-            <w:szCs w:val="20"/>
-          </w:rPr>
-          <w:t>11</w:t>
-        </w:r>
-        <w:r>
-          <w:rPr>
-            <w:rFonts w:cs="Times New Roman"/>
-            <w:noProof/>
-            <w:webHidden/>
-            <w:sz w:val="20"/>
-            <w:szCs w:val="20"/>
-          </w:rPr>
-          <w:fldChar w:fldCharType="end"/>
-        </w:r>
-      </w:hyperlink>
-    </w:p>
-    <w:p>
-      <w:pPr>
-        <w:pStyle w:val="TJ3"/>
-        <w:tabs>
-          <w:tab w:val="right" w:leader="dot" w:pos="8493"/>
-        </w:tabs>
-        <w:rPr>
-          <w:rFonts w:eastAsiaTheme="minorEastAsia" w:cs="Times New Roman"/>
-          <w:noProof/>
-          <w:kern w:val="2"/>
-          <w:sz w:val="20"/>
-          <w:szCs w:val="20"/>
-          <w:lang w:eastAsia="hu-HU"/>
-          <w14:ligatures w14:val="standardContextual"/>
-        </w:rPr>
-      </w:pPr>
-      <w:hyperlink w:anchor="_Toc225510095" w:history="1">
-        <w:r>
-          <w:rPr>
-            <w:rStyle w:val="Hiperhivatkozs"/>
-            <w:rFonts w:eastAsia="Calibri" w:cs="Times New Roman"/>
-            <w:noProof/>
-            <w:sz w:val="20"/>
-            <w:szCs w:val="20"/>
-          </w:rPr>
-          <w:t>Főoldal megjelenítése:</w:t>
-        </w:r>
-        <w:r>
-          <w:rPr>
-            <w:rFonts w:cs="Times New Roman"/>
-            <w:noProof/>
-            <w:webHidden/>
-            <w:sz w:val="20"/>
-            <w:szCs w:val="20"/>
-          </w:rPr>
-          <w:tab/>
-        </w:r>
-        <w:r>
-          <w:rPr>
-            <w:rFonts w:cs="Times New Roman"/>
-            <w:noProof/>
-            <w:webHidden/>
-            <w:sz w:val="20"/>
-            <w:szCs w:val="20"/>
-          </w:rPr>
-          <w:fldChar w:fldCharType="begin"/>
-        </w:r>
-        <w:r>
-          <w:rPr>
-            <w:rFonts w:cs="Times New Roman"/>
-            <w:noProof/>
-            <w:webHidden/>
-            <w:sz w:val="20"/>
-            <w:szCs w:val="20"/>
-          </w:rPr>
-          <w:instrText xml:space="preserve"> PAGEREF _Toc225510095 \h </w:instrText>
-        </w:r>
-        <w:r>
-          <w:rPr>
-            <w:rFonts w:cs="Times New Roman"/>
-            <w:noProof/>
-            <w:webHidden/>
-            <w:sz w:val="20"/>
-            <w:szCs w:val="20"/>
-          </w:rPr>
-        </w:r>
-        <w:r>
-          <w:rPr>
-            <w:rFonts w:cs="Times New Roman"/>
-            <w:noProof/>
-            <w:webHidden/>
-            <w:sz w:val="20"/>
-            <w:szCs w:val="20"/>
-          </w:rPr>
-          <w:fldChar w:fldCharType="separate"/>
-        </w:r>
-        <w:r>
-          <w:rPr>
-            <w:rFonts w:cs="Times New Roman"/>
-            <w:noProof/>
-            <w:webHidden/>
-            <w:sz w:val="20"/>
-            <w:szCs w:val="20"/>
-          </w:rPr>
-          <w:t>11</w:t>
-        </w:r>
-        <w:r>
-          <w:rPr>
-            <w:rFonts w:cs="Times New Roman"/>
-            <w:noProof/>
-            <w:webHidden/>
-            <w:sz w:val="20"/>
-            <w:szCs w:val="20"/>
-          </w:rPr>
-          <w:fldChar w:fldCharType="end"/>
-        </w:r>
-      </w:hyperlink>
-    </w:p>
-    <w:p>
-      <w:pPr>
-        <w:pStyle w:val="TJ3"/>
-        <w:tabs>
-          <w:tab w:val="right" w:leader="dot" w:pos="8493"/>
-        </w:tabs>
-        <w:rPr>
-          <w:rFonts w:eastAsiaTheme="minorEastAsia" w:cs="Times New Roman"/>
-          <w:noProof/>
-          <w:kern w:val="2"/>
-          <w:sz w:val="20"/>
-          <w:szCs w:val="20"/>
-          <w:lang w:eastAsia="hu-HU"/>
-          <w14:ligatures w14:val="standardContextual"/>
-        </w:rPr>
-      </w:pPr>
-      <w:hyperlink w:anchor="_Toc225510096" w:history="1">
-        <w:r>
-          <w:rPr>
-            <w:rStyle w:val="Hiperhivatkozs"/>
-            <w:rFonts w:eastAsia="Calibri" w:cs="Times New Roman"/>
-            <w:noProof/>
-            <w:sz w:val="20"/>
-            <w:szCs w:val="20"/>
-          </w:rPr>
-          <w:t>Regisztráció és bejelentkezés:</w:t>
-        </w:r>
-        <w:r>
-          <w:rPr>
-            <w:rFonts w:cs="Times New Roman"/>
-            <w:noProof/>
-            <w:webHidden/>
-            <w:sz w:val="20"/>
-            <w:szCs w:val="20"/>
-          </w:rPr>
-          <w:tab/>
-        </w:r>
-        <w:r>
-          <w:rPr>
-            <w:rFonts w:cs="Times New Roman"/>
-            <w:noProof/>
-            <w:webHidden/>
-            <w:sz w:val="20"/>
-            <w:szCs w:val="20"/>
-          </w:rPr>
-          <w:fldChar w:fldCharType="begin"/>
-        </w:r>
-        <w:r>
-          <w:rPr>
-            <w:rFonts w:cs="Times New Roman"/>
-            <w:noProof/>
-            <w:webHidden/>
-            <w:sz w:val="20"/>
-            <w:szCs w:val="20"/>
-          </w:rPr>
-          <w:instrText xml:space="preserve"> PAGEREF _Toc225510096 \h </w:instrText>
-        </w:r>
-        <w:r>
-          <w:rPr>
-            <w:rFonts w:cs="Times New Roman"/>
-            <w:noProof/>
-            <w:webHidden/>
-            <w:sz w:val="20"/>
-            <w:szCs w:val="20"/>
-          </w:rPr>
-        </w:r>
-        <w:r>
-          <w:rPr>
-            <w:rFonts w:cs="Times New Roman"/>
-            <w:noProof/>
-            <w:webHidden/>
-            <w:sz w:val="20"/>
-            <w:szCs w:val="20"/>
-          </w:rPr>
-          <w:fldChar w:fldCharType="separate"/>
-        </w:r>
-        <w:r>
-          <w:rPr>
-            <w:rFonts w:cs="Times New Roman"/>
-            <w:noProof/>
-            <w:webHidden/>
-            <w:sz w:val="20"/>
-            <w:szCs w:val="20"/>
-          </w:rPr>
-          <w:t>12</w:t>
-        </w:r>
-        <w:r>
-          <w:rPr>
-            <w:rFonts w:cs="Times New Roman"/>
-            <w:noProof/>
-            <w:webHidden/>
-            <w:sz w:val="20"/>
-            <w:szCs w:val="20"/>
-          </w:rPr>
-          <w:fldChar w:fldCharType="end"/>
-        </w:r>
-      </w:hyperlink>
-    </w:p>
-    <w:p>
-      <w:pPr>
-        <w:pStyle w:val="TJ3"/>
-        <w:tabs>
-          <w:tab w:val="right" w:leader="dot" w:pos="8493"/>
-        </w:tabs>
-        <w:rPr>
-          <w:rFonts w:eastAsiaTheme="minorEastAsia" w:cs="Times New Roman"/>
-          <w:noProof/>
-          <w:kern w:val="2"/>
-          <w:sz w:val="20"/>
-          <w:szCs w:val="20"/>
-          <w:lang w:eastAsia="hu-HU"/>
-          <w14:ligatures w14:val="standardContextual"/>
-        </w:rPr>
-      </w:pPr>
-      <w:hyperlink w:anchor="_Toc225510097" w:history="1">
-        <w:r>
-          <w:rPr>
-            <w:rStyle w:val="Hiperhivatkozs"/>
-            <w:rFonts w:eastAsia="Calibri" w:cs="Times New Roman"/>
-            <w:noProof/>
-            <w:sz w:val="20"/>
-            <w:szCs w:val="20"/>
-          </w:rPr>
-          <w:t>Foglalás menete:</w:t>
-        </w:r>
-        <w:r>
-          <w:rPr>
-            <w:rFonts w:cs="Times New Roman"/>
-            <w:noProof/>
-            <w:webHidden/>
-            <w:sz w:val="20"/>
-            <w:szCs w:val="20"/>
-          </w:rPr>
-          <w:tab/>
-        </w:r>
-        <w:r>
-          <w:rPr>
-            <w:rFonts w:cs="Times New Roman"/>
-            <w:noProof/>
-            <w:webHidden/>
-            <w:sz w:val="20"/>
-            <w:szCs w:val="20"/>
-          </w:rPr>
-          <w:fldChar w:fldCharType="begin"/>
-        </w:r>
-        <w:r>
-          <w:rPr>
-            <w:rFonts w:cs="Times New Roman"/>
-            <w:noProof/>
-            <w:webHidden/>
-            <w:sz w:val="20"/>
-            <w:szCs w:val="20"/>
-          </w:rPr>
-          <w:instrText xml:space="preserve"> PAGEREF _Toc225510097 \h </w:instrText>
-        </w:r>
-        <w:r>
-          <w:rPr>
-            <w:rFonts w:cs="Times New Roman"/>
-            <w:noProof/>
-            <w:webHidden/>
-            <w:sz w:val="20"/>
-            <w:szCs w:val="20"/>
-          </w:rPr>
-        </w:r>
-        <w:r>
-          <w:rPr>
-            <w:rFonts w:cs="Times New Roman"/>
-            <w:noProof/>
-            <w:webHidden/>
-            <w:sz w:val="20"/>
-            <w:szCs w:val="20"/>
-          </w:rPr>
-          <w:fldChar w:fldCharType="separate"/>
-        </w:r>
-        <w:r>
-          <w:rPr>
-            <w:rFonts w:cs="Times New Roman"/>
-            <w:noProof/>
-            <w:webHidden/>
-            <w:sz w:val="20"/>
-            <w:szCs w:val="20"/>
-          </w:rPr>
-          <w:t>13</w:t>
-        </w:r>
-        <w:r>
-          <w:rPr>
-            <w:rFonts w:cs="Times New Roman"/>
-            <w:noProof/>
-            <w:webHidden/>
-            <w:sz w:val="20"/>
-            <w:szCs w:val="20"/>
-          </w:rPr>
-          <w:fldChar w:fldCharType="end"/>
-        </w:r>
-      </w:hyperlink>
-    </w:p>
-    <w:p>
-      <w:pPr>
-        <w:pStyle w:val="TJ2"/>
-        <w:tabs>
-          <w:tab w:val="right" w:leader="dot" w:pos="8493"/>
-        </w:tabs>
-        <w:rPr>
-          <w:rFonts w:eastAsiaTheme="minorEastAsia" w:cs="Times New Roman"/>
-          <w:noProof/>
-          <w:kern w:val="2"/>
-          <w:sz w:val="20"/>
-          <w:szCs w:val="20"/>
-          <w:lang w:eastAsia="hu-HU"/>
-          <w14:ligatures w14:val="standardContextual"/>
-        </w:rPr>
-      </w:pPr>
-      <w:hyperlink w:anchor="_Toc225510098" w:history="1">
-        <w:r>
-          <w:rPr>
-            <w:rStyle w:val="Hiperhivatkozs"/>
-            <w:rFonts w:eastAsia="Calibri" w:cs="Times New Roman"/>
-            <w:noProof/>
-            <w:sz w:val="20"/>
-            <w:szCs w:val="20"/>
-          </w:rPr>
-          <w:t>Admin felület bemutatása:</w:t>
-        </w:r>
-        <w:r>
-          <w:rPr>
-            <w:rFonts w:cs="Times New Roman"/>
-            <w:noProof/>
-            <w:webHidden/>
-            <w:sz w:val="20"/>
-            <w:szCs w:val="20"/>
-          </w:rPr>
-          <w:tab/>
-        </w:r>
-        <w:r>
-          <w:rPr>
-            <w:rFonts w:cs="Times New Roman"/>
-            <w:noProof/>
-            <w:webHidden/>
-            <w:sz w:val="20"/>
-            <w:szCs w:val="20"/>
-          </w:rPr>
-          <w:fldChar w:fldCharType="begin"/>
-        </w:r>
-        <w:r>
-          <w:rPr>
-            <w:rFonts w:cs="Times New Roman"/>
-            <w:noProof/>
-            <w:webHidden/>
-            <w:sz w:val="20"/>
-            <w:szCs w:val="20"/>
-          </w:rPr>
-          <w:instrText xml:space="preserve"> PAGEREF _Toc225510098 \h </w:instrText>
-        </w:r>
-        <w:r>
-          <w:rPr>
-            <w:rFonts w:cs="Times New Roman"/>
-            <w:noProof/>
-            <w:webHidden/>
-            <w:sz w:val="20"/>
-            <w:szCs w:val="20"/>
-          </w:rPr>
-        </w:r>
-        <w:r>
-          <w:rPr>
-            <w:rFonts w:cs="Times New Roman"/>
-            <w:noProof/>
-            <w:webHidden/>
-            <w:sz w:val="20"/>
-            <w:szCs w:val="20"/>
-          </w:rPr>
-          <w:fldChar w:fldCharType="separate"/>
-        </w:r>
-        <w:r>
-          <w:rPr>
-            <w:rFonts w:cs="Times New Roman"/>
-            <w:noProof/>
-            <w:webHidden/>
-            <w:sz w:val="20"/>
-            <w:szCs w:val="20"/>
-          </w:rPr>
-          <w:t>16</w:t>
-        </w:r>
-        <w:r>
-          <w:rPr>
-            <w:rFonts w:cs="Times New Roman"/>
-            <w:noProof/>
-            <w:webHidden/>
-            <w:sz w:val="20"/>
-            <w:szCs w:val="20"/>
-          </w:rPr>
-          <w:fldChar w:fldCharType="end"/>
-        </w:r>
-      </w:hyperlink>
-    </w:p>
-    <w:p>
-      <w:pPr>
-        <w:pStyle w:val="TJ3"/>
-        <w:tabs>
-          <w:tab w:val="right" w:leader="dot" w:pos="8493"/>
-        </w:tabs>
-        <w:rPr>
-          <w:rFonts w:eastAsiaTheme="minorEastAsia" w:cs="Times New Roman"/>
-          <w:noProof/>
-          <w:kern w:val="2"/>
-          <w:sz w:val="20"/>
-          <w:szCs w:val="20"/>
-          <w:lang w:eastAsia="hu-HU"/>
-          <w14:ligatures w14:val="standardContextual"/>
-        </w:rPr>
-      </w:pPr>
-      <w:hyperlink w:anchor="_Toc225510099" w:history="1">
-        <w:r>
-          <w:rPr>
-            <w:rStyle w:val="Hiperhivatkozs"/>
-            <w:rFonts w:eastAsia="Calibri" w:cs="Times New Roman"/>
-            <w:noProof/>
-            <w:sz w:val="20"/>
-            <w:szCs w:val="20"/>
-          </w:rPr>
-          <w:t>Táblázatos megjelenítés:</w:t>
-        </w:r>
-        <w:r>
-          <w:rPr>
-            <w:rFonts w:cs="Times New Roman"/>
-            <w:noProof/>
-            <w:webHidden/>
-            <w:sz w:val="20"/>
-            <w:szCs w:val="20"/>
-          </w:rPr>
-          <w:tab/>
-        </w:r>
-        <w:r>
-          <w:rPr>
-            <w:rFonts w:cs="Times New Roman"/>
-            <w:noProof/>
-            <w:webHidden/>
-            <w:sz w:val="20"/>
-            <w:szCs w:val="20"/>
-          </w:rPr>
-          <w:fldChar w:fldCharType="begin"/>
-        </w:r>
-        <w:r>
-          <w:rPr>
-            <w:rFonts w:cs="Times New Roman"/>
-            <w:noProof/>
-            <w:webHidden/>
-            <w:sz w:val="20"/>
-            <w:szCs w:val="20"/>
-          </w:rPr>
-          <w:instrText xml:space="preserve"> PAGEREF _Toc225510099 \h </w:instrText>
-        </w:r>
-        <w:r>
-          <w:rPr>
-            <w:rFonts w:cs="Times New Roman"/>
-            <w:noProof/>
-            <w:webHidden/>
-            <w:sz w:val="20"/>
-            <w:szCs w:val="20"/>
-          </w:rPr>
-        </w:r>
-        <w:r>
-          <w:rPr>
-            <w:rFonts w:cs="Times New Roman"/>
-            <w:noProof/>
-            <w:webHidden/>
-            <w:sz w:val="20"/>
-            <w:szCs w:val="20"/>
-          </w:rPr>
-          <w:fldChar w:fldCharType="separate"/>
-        </w:r>
-        <w:r>
-          <w:rPr>
-            <w:rFonts w:cs="Times New Roman"/>
-            <w:noProof/>
-            <w:webHidden/>
-            <w:sz w:val="20"/>
-            <w:szCs w:val="20"/>
-          </w:rPr>
-          <w:t>17</w:t>
-        </w:r>
-        <w:r>
-          <w:rPr>
-            <w:rFonts w:cs="Times New Roman"/>
-            <w:noProof/>
-            <w:webHidden/>
-            <w:sz w:val="20"/>
-            <w:szCs w:val="20"/>
-          </w:rPr>
-          <w:fldChar w:fldCharType="end"/>
-        </w:r>
-      </w:hyperlink>
-    </w:p>
-    <w:p>
-      <w:pPr>
-        <w:pStyle w:val="TJ3"/>
-        <w:tabs>
-          <w:tab w:val="right" w:leader="dot" w:pos="8493"/>
-        </w:tabs>
-        <w:rPr>
-          <w:rFonts w:eastAsiaTheme="minorEastAsia" w:cs="Times New Roman"/>
-          <w:noProof/>
-          <w:kern w:val="2"/>
-          <w:sz w:val="20"/>
-          <w:szCs w:val="20"/>
-          <w:lang w:eastAsia="hu-HU"/>
-          <w14:ligatures w14:val="standardContextual"/>
-        </w:rPr>
-      </w:pPr>
-      <w:hyperlink w:anchor="_Toc225510100" w:history="1">
-        <w:r>
-          <w:rPr>
-            <w:rStyle w:val="Hiperhivatkozs"/>
-            <w:rFonts w:eastAsia="Calibri" w:cs="Times New Roman"/>
-            <w:noProof/>
-            <w:sz w:val="20"/>
-            <w:szCs w:val="20"/>
-          </w:rPr>
-          <w:t>Foglalások, asztalok és időpontok kezelése</w:t>
-        </w:r>
-        <w:r>
-          <w:rPr>
-            <w:rFonts w:cs="Times New Roman"/>
-            <w:noProof/>
-            <w:webHidden/>
-            <w:sz w:val="20"/>
-            <w:szCs w:val="20"/>
-          </w:rPr>
-          <w:tab/>
-        </w:r>
-        <w:r>
-          <w:rPr>
-            <w:rFonts w:cs="Times New Roman"/>
-            <w:noProof/>
-            <w:webHidden/>
-            <w:sz w:val="20"/>
-            <w:szCs w:val="20"/>
-          </w:rPr>
-          <w:fldChar w:fldCharType="begin"/>
-        </w:r>
-        <w:r>
-          <w:rPr>
-            <w:rFonts w:cs="Times New Roman"/>
-            <w:noProof/>
-            <w:webHidden/>
-            <w:sz w:val="20"/>
-            <w:szCs w:val="20"/>
-          </w:rPr>
-          <w:instrText xml:space="preserve"> PAGEREF _Toc225510100 \h </w:instrText>
-        </w:r>
-        <w:r>
-          <w:rPr>
-            <w:rFonts w:cs="Times New Roman"/>
-            <w:noProof/>
-            <w:webHidden/>
-            <w:sz w:val="20"/>
-            <w:szCs w:val="20"/>
-          </w:rPr>
-        </w:r>
-        <w:r>
-          <w:rPr>
-            <w:rFonts w:cs="Times New Roman"/>
-            <w:noProof/>
-            <w:webHidden/>
-            <w:sz w:val="20"/>
-            <w:szCs w:val="20"/>
-          </w:rPr>
-          <w:fldChar w:fldCharType="separate"/>
-        </w:r>
-        <w:r>
-          <w:rPr>
-            <w:rFonts w:cs="Times New Roman"/>
-            <w:noProof/>
-            <w:webHidden/>
-            <w:sz w:val="20"/>
-            <w:szCs w:val="20"/>
-          </w:rPr>
-          <w:t>17</w:t>
-        </w:r>
-        <w:r>
-          <w:rPr>
-            <w:rFonts w:cs="Times New Roman"/>
-            <w:noProof/>
-            <w:webHidden/>
-            <w:sz w:val="20"/>
-            <w:szCs w:val="20"/>
-          </w:rPr>
-          <w:fldChar w:fldCharType="end"/>
-        </w:r>
-      </w:hyperlink>
-    </w:p>
-    <w:p>
-      <w:pPr>
-        <w:pStyle w:val="TJ3"/>
-        <w:tabs>
-          <w:tab w:val="right" w:leader="dot" w:pos="8493"/>
-        </w:tabs>
-        <w:rPr>
-          <w:rFonts w:eastAsiaTheme="minorEastAsia" w:cs="Times New Roman"/>
-          <w:noProof/>
-          <w:kern w:val="2"/>
-          <w:sz w:val="20"/>
-          <w:szCs w:val="20"/>
-          <w:lang w:eastAsia="hu-HU"/>
-          <w14:ligatures w14:val="standardContextual"/>
-        </w:rPr>
-      </w:pPr>
-      <w:hyperlink w:anchor="_Toc225510101" w:history="1">
-        <w:r>
-          <w:rPr>
-            <w:rStyle w:val="Hiperhivatkozs"/>
-            <w:rFonts w:eastAsia="Calibri" w:cs="Times New Roman"/>
-            <w:noProof/>
-            <w:sz w:val="20"/>
-            <w:szCs w:val="20"/>
-          </w:rPr>
-          <w:t>Felhasználók kezelése:</w:t>
-        </w:r>
-        <w:r>
-          <w:rPr>
-            <w:rFonts w:cs="Times New Roman"/>
-            <w:noProof/>
-            <w:webHidden/>
-            <w:sz w:val="20"/>
-            <w:szCs w:val="20"/>
-          </w:rPr>
-          <w:tab/>
-        </w:r>
-        <w:r>
-          <w:rPr>
-            <w:rFonts w:cs="Times New Roman"/>
-            <w:noProof/>
-            <w:webHidden/>
-            <w:sz w:val="20"/>
-            <w:szCs w:val="20"/>
-          </w:rPr>
-          <w:fldChar w:fldCharType="begin"/>
-        </w:r>
-        <w:r>
-          <w:rPr>
-            <w:rFonts w:cs="Times New Roman"/>
-            <w:noProof/>
-            <w:webHidden/>
-            <w:sz w:val="20"/>
-            <w:szCs w:val="20"/>
-          </w:rPr>
-          <w:instrText xml:space="preserve"> PAGEREF _Toc225510101 \h </w:instrText>
-        </w:r>
-        <w:r>
-          <w:rPr>
-            <w:rFonts w:cs="Times New Roman"/>
-            <w:noProof/>
-            <w:webHidden/>
-            <w:sz w:val="20"/>
-            <w:szCs w:val="20"/>
-          </w:rPr>
-        </w:r>
-        <w:r>
-          <w:rPr>
-            <w:rFonts w:cs="Times New Roman"/>
-            <w:noProof/>
-            <w:webHidden/>
-            <w:sz w:val="20"/>
-            <w:szCs w:val="20"/>
-          </w:rPr>
-          <w:fldChar w:fldCharType="separate"/>
-        </w:r>
-        <w:r>
-          <w:rPr>
-            <w:rFonts w:cs="Times New Roman"/>
-            <w:noProof/>
-            <w:webHidden/>
-            <w:sz w:val="20"/>
-            <w:szCs w:val="20"/>
+            <w:szCs w:val="24"/>
           </w:rPr>
           <w:t>20</w:t>
         </w:r>
         <w:r>
           <w:rPr>
-            <w:rFonts w:cs="Times New Roman"/>
             <w:noProof/>
             <w:webHidden/>
-            <w:sz w:val="20"/>
-            <w:szCs w:val="20"/>
+            <w:szCs w:val="24"/>
           </w:rPr>
           <w:fldChar w:fldCharType="end"/>
         </w:r>
@@ -2253,383 +1053,82 @@
     </w:p>
     <w:p>
       <w:pPr>
-        <w:pStyle w:val="TJ1"/>
-        <w:tabs>
-          <w:tab w:val="right" w:leader="dot" w:pos="8493"/>
-        </w:tabs>
-        <w:rPr>
-          <w:rFonts w:eastAsiaTheme="minorEastAsia" w:cs="Times New Roman"/>
-          <w:noProof/>
-          <w:kern w:val="2"/>
-          <w:szCs w:val="20"/>
-          <w:lang w:eastAsia="hu-HU"/>
-          <w14:ligatures w14:val="standardContextual"/>
-        </w:rPr>
-      </w:pPr>
-      <w:hyperlink w:anchor="_Toc225510102" w:history="1">
-        <w:r>
-          <w:rPr>
-            <w:rStyle w:val="Hiperhivatkozs"/>
-            <w:rFonts w:cs="Times New Roman"/>
-            <w:noProof/>
-            <w:szCs w:val="20"/>
-          </w:rPr>
-          <w:t>Fejlesztői dokumentáció</w:t>
-        </w:r>
-        <w:r>
-          <w:rPr>
-            <w:rFonts w:cs="Times New Roman"/>
-            <w:noProof/>
-            <w:webHidden/>
-            <w:szCs w:val="20"/>
-          </w:rPr>
-          <w:tab/>
-        </w:r>
-        <w:r>
-          <w:rPr>
-            <w:rFonts w:cs="Times New Roman"/>
-            <w:noProof/>
-            <w:webHidden/>
-            <w:szCs w:val="20"/>
-          </w:rPr>
-          <w:fldChar w:fldCharType="begin"/>
-        </w:r>
-        <w:r>
-          <w:rPr>
-            <w:rFonts w:cs="Times New Roman"/>
-            <w:noProof/>
-            <w:webHidden/>
-            <w:szCs w:val="20"/>
-          </w:rPr>
-          <w:instrText xml:space="preserve"> PAGEREF _Toc225510102 \h </w:instrText>
-        </w:r>
-        <w:r>
-          <w:rPr>
-            <w:rFonts w:cs="Times New Roman"/>
-            <w:noProof/>
-            <w:webHidden/>
-            <w:szCs w:val="20"/>
-          </w:rPr>
-        </w:r>
-        <w:r>
-          <w:rPr>
-            <w:rFonts w:cs="Times New Roman"/>
-            <w:noProof/>
-            <w:webHidden/>
-            <w:szCs w:val="20"/>
-          </w:rPr>
-          <w:fldChar w:fldCharType="separate"/>
-        </w:r>
-        <w:r>
-          <w:rPr>
-            <w:rFonts w:cs="Times New Roman"/>
-            <w:noProof/>
-            <w:webHidden/>
-            <w:szCs w:val="20"/>
-          </w:rPr>
-          <w:t>21</w:t>
-        </w:r>
-        <w:r>
-          <w:rPr>
-            <w:rFonts w:cs="Times New Roman"/>
-            <w:noProof/>
-            <w:webHidden/>
-            <w:szCs w:val="20"/>
-          </w:rPr>
-          <w:fldChar w:fldCharType="end"/>
-        </w:r>
-      </w:hyperlink>
-    </w:p>
-    <w:p>
-      <w:pPr>
         <w:pStyle w:val="TJ2"/>
         <w:tabs>
           <w:tab w:val="right" w:leader="dot" w:pos="8493"/>
         </w:tabs>
         <w:rPr>
-          <w:rFonts w:eastAsiaTheme="minorEastAsia" w:cs="Times New Roman"/>
+          <w:rFonts w:asciiTheme="minorHAnsi" w:eastAsiaTheme="minorEastAsia" w:hAnsiTheme="minorHAnsi"/>
           <w:noProof/>
           <w:kern w:val="2"/>
-          <w:sz w:val="20"/>
-          <w:szCs w:val="20"/>
+          <w:szCs w:val="24"/>
           <w:lang w:eastAsia="hu-HU"/>
           <w14:ligatures w14:val="standardContextual"/>
         </w:rPr>
       </w:pPr>
-      <w:hyperlink w:anchor="_Toc225510103" w:history="1">
+      <w:hyperlink w:anchor="_Toc225704426" w:history="1">
         <w:r>
           <w:rPr>
             <w:rStyle w:val="Hiperhivatkozs"/>
-            <w:rFonts w:cs="Times New Roman"/>
+            <w:rFonts w:eastAsia="Times New Roman"/>
             <w:noProof/>
-            <w:sz w:val="20"/>
-            <w:szCs w:val="20"/>
-          </w:rPr>
-          <w:t>Adatbázis:</w:t>
-        </w:r>
-        <w:r>
-          <w:rPr>
-            <w:rFonts w:cs="Times New Roman"/>
-            <w:noProof/>
-            <w:webHidden/>
-            <w:sz w:val="20"/>
-            <w:szCs w:val="20"/>
-          </w:rPr>
-          <w:tab/>
-        </w:r>
-        <w:r>
-          <w:rPr>
-            <w:rFonts w:cs="Times New Roman"/>
-            <w:noProof/>
-            <w:webHidden/>
-            <w:sz w:val="20"/>
-            <w:szCs w:val="20"/>
-          </w:rPr>
-          <w:fldChar w:fldCharType="begin"/>
-        </w:r>
-        <w:r>
-          <w:rPr>
-            <w:rFonts w:cs="Times New Roman"/>
-            <w:noProof/>
-            <w:webHidden/>
-            <w:sz w:val="20"/>
-            <w:szCs w:val="20"/>
-          </w:rPr>
-          <w:instrText xml:space="preserve"> PAGEREF _Toc225510103 \h </w:instrText>
-        </w:r>
-        <w:r>
-          <w:rPr>
-            <w:rFonts w:cs="Times New Roman"/>
-            <w:noProof/>
-            <w:webHidden/>
-            <w:sz w:val="20"/>
-            <w:szCs w:val="20"/>
-          </w:rPr>
-        </w:r>
-        <w:r>
-          <w:rPr>
-            <w:rFonts w:cs="Times New Roman"/>
-            <w:noProof/>
-            <w:webHidden/>
-            <w:sz w:val="20"/>
-            <w:szCs w:val="20"/>
-          </w:rPr>
-          <w:fldChar w:fldCharType="separate"/>
-        </w:r>
-        <w:r>
-          <w:rPr>
-            <w:rFonts w:cs="Times New Roman"/>
-            <w:noProof/>
-            <w:webHidden/>
-            <w:sz w:val="20"/>
-            <w:szCs w:val="20"/>
-          </w:rPr>
-          <w:t>21</w:t>
-        </w:r>
-        <w:r>
-          <w:rPr>
-            <w:rFonts w:cs="Times New Roman"/>
-            <w:noProof/>
-            <w:webHidden/>
-            <w:sz w:val="20"/>
-            <w:szCs w:val="20"/>
-          </w:rPr>
-          <w:fldChar w:fldCharType="end"/>
-        </w:r>
-      </w:hyperlink>
-    </w:p>
-    <w:p>
-      <w:pPr>
-        <w:pStyle w:val="TJ3"/>
-        <w:tabs>
-          <w:tab w:val="right" w:leader="dot" w:pos="8493"/>
-        </w:tabs>
-        <w:rPr>
-          <w:rFonts w:eastAsiaTheme="minorEastAsia" w:cs="Times New Roman"/>
-          <w:noProof/>
-          <w:kern w:val="2"/>
-          <w:sz w:val="20"/>
-          <w:szCs w:val="20"/>
-          <w:lang w:eastAsia="hu-HU"/>
-          <w14:ligatures w14:val="standardContextual"/>
-        </w:rPr>
-      </w:pPr>
-      <w:hyperlink w:anchor="_Toc225510104" w:history="1">
-        <w:r>
-          <w:rPr>
-            <w:rStyle w:val="Hiperhivatkozs"/>
-            <w:rFonts w:cs="Times New Roman"/>
-            <w:noProof/>
-            <w:sz w:val="20"/>
-            <w:szCs w:val="20"/>
-          </w:rPr>
-          <w:t>Táblák és kapcsolatok:</w:t>
-        </w:r>
-        <w:r>
-          <w:rPr>
-            <w:rFonts w:cs="Times New Roman"/>
-            <w:noProof/>
-            <w:webHidden/>
-            <w:sz w:val="20"/>
-            <w:szCs w:val="20"/>
-          </w:rPr>
-          <w:tab/>
-        </w:r>
-        <w:r>
-          <w:rPr>
-            <w:rFonts w:cs="Times New Roman"/>
-            <w:noProof/>
-            <w:webHidden/>
-            <w:sz w:val="20"/>
-            <w:szCs w:val="20"/>
-          </w:rPr>
-          <w:fldChar w:fldCharType="begin"/>
-        </w:r>
-        <w:r>
-          <w:rPr>
-            <w:rFonts w:cs="Times New Roman"/>
-            <w:noProof/>
-            <w:webHidden/>
-            <w:sz w:val="20"/>
-            <w:szCs w:val="20"/>
-          </w:rPr>
-          <w:instrText xml:space="preserve"> PAGEREF _Toc225510104 \h </w:instrText>
-        </w:r>
-        <w:r>
-          <w:rPr>
-            <w:rFonts w:cs="Times New Roman"/>
-            <w:noProof/>
-            <w:webHidden/>
-            <w:sz w:val="20"/>
-            <w:szCs w:val="20"/>
-          </w:rPr>
-        </w:r>
-        <w:r>
-          <w:rPr>
-            <w:rFonts w:cs="Times New Roman"/>
-            <w:noProof/>
-            <w:webHidden/>
-            <w:sz w:val="20"/>
-            <w:szCs w:val="20"/>
-          </w:rPr>
-          <w:fldChar w:fldCharType="separate"/>
-        </w:r>
-        <w:r>
-          <w:rPr>
-            <w:rFonts w:cs="Times New Roman"/>
-            <w:noProof/>
-            <w:webHidden/>
-            <w:sz w:val="20"/>
-            <w:szCs w:val="20"/>
-          </w:rPr>
-          <w:t>21</w:t>
-        </w:r>
-        <w:r>
-          <w:rPr>
-            <w:rFonts w:cs="Times New Roman"/>
-            <w:noProof/>
-            <w:webHidden/>
-            <w:sz w:val="20"/>
-            <w:szCs w:val="20"/>
-          </w:rPr>
-          <w:fldChar w:fldCharType="end"/>
-        </w:r>
-      </w:hyperlink>
-    </w:p>
-    <w:p>
-      <w:pPr>
-        <w:pStyle w:val="TJ2"/>
-        <w:tabs>
-          <w:tab w:val="right" w:leader="dot" w:pos="8493"/>
-        </w:tabs>
-        <w:rPr>
-          <w:rFonts w:eastAsiaTheme="minorEastAsia" w:cs="Times New Roman"/>
-          <w:noProof/>
-          <w:kern w:val="2"/>
-          <w:sz w:val="20"/>
-          <w:szCs w:val="20"/>
-          <w:lang w:eastAsia="hu-HU"/>
-          <w14:ligatures w14:val="standardContextual"/>
-        </w:rPr>
-      </w:pPr>
-      <w:hyperlink w:anchor="_Toc225510105" w:history="1">
-        <w:r>
-          <w:rPr>
-            <w:rStyle w:val="Hiperhivatkozs"/>
-            <w:rFonts w:eastAsia="Times New Roman" w:cs="Times New Roman"/>
-            <w:noProof/>
-            <w:sz w:val="20"/>
-            <w:szCs w:val="20"/>
+            <w:szCs w:val="24"/>
             <w:lang w:eastAsia="hu-HU"/>
           </w:rPr>
           <w:t>Backend:</w:t>
         </w:r>
         <w:r>
           <w:rPr>
-            <w:rFonts w:cs="Times New Roman"/>
             <w:noProof/>
             <w:webHidden/>
-            <w:sz w:val="20"/>
-            <w:szCs w:val="20"/>
+            <w:szCs w:val="24"/>
           </w:rPr>
           <w:tab/>
         </w:r>
         <w:r>
           <w:rPr>
-            <w:rFonts w:cs="Times New Roman"/>
             <w:noProof/>
             <w:webHidden/>
-            <w:sz w:val="20"/>
-            <w:szCs w:val="20"/>
+            <w:szCs w:val="24"/>
           </w:rPr>
           <w:fldChar w:fldCharType="begin"/>
         </w:r>
         <w:r>
           <w:rPr>
-            <w:rFonts w:cs="Times New Roman"/>
             <w:noProof/>
             <w:webHidden/>
-            <w:sz w:val="20"/>
-            <w:szCs w:val="20"/>
+            <w:szCs w:val="24"/>
           </w:rPr>
-          <w:instrText xml:space="preserve"> PAGEREF _Toc225510105 \h </w:instrText>
+          <w:instrText xml:space="preserve"> PAGEREF _Toc225704426 \h </w:instrText>
         </w:r>
         <w:r>
           <w:rPr>
-            <w:rFonts w:cs="Times New Roman"/>
             <w:noProof/>
             <w:webHidden/>
-            <w:sz w:val="20"/>
-            <w:szCs w:val="20"/>
+            <w:szCs w:val="24"/>
           </w:rPr>
         </w:r>
         <w:r>
           <w:rPr>
-            <w:rFonts w:cs="Times New Roman"/>
             <w:noProof/>
             <w:webHidden/>
-            <w:sz w:val="20"/>
-            <w:szCs w:val="20"/>
+            <w:szCs w:val="24"/>
           </w:rPr>
           <w:fldChar w:fldCharType="separate"/>
         </w:r>
         <w:r>
           <w:rPr>
-            <w:rFonts w:cs="Times New Roman"/>
             <w:noProof/>
             <w:webHidden/>
-            <w:sz w:val="20"/>
-            <w:szCs w:val="20"/>
+            <w:szCs w:val="24"/>
           </w:rPr>
-          <w:t>23</w:t>
+          <w:t>22</w:t>
         </w:r>
         <w:r>
           <w:rPr>
-            <w:rFonts w:cs="Times New Roman"/>
             <w:noProof/>
             <w:webHidden/>
-            <w:sz w:val="20"/>
-            <w:szCs w:val="20"/>
+            <w:szCs w:val="24"/>
           </w:rPr>
           <w:fldChar w:fldCharType="end"/>
         </w:r>
@@ -2637,97 +1136,80 @@
     </w:p>
     <w:p>
       <w:pPr>
-        <w:pStyle w:val="TJ3"/>
+        <w:pStyle w:val="TJ2"/>
         <w:tabs>
           <w:tab w:val="right" w:leader="dot" w:pos="8493"/>
         </w:tabs>
         <w:rPr>
-          <w:rFonts w:eastAsiaTheme="minorEastAsia" w:cs="Times New Roman"/>
+          <w:rFonts w:asciiTheme="minorHAnsi" w:eastAsiaTheme="minorEastAsia" w:hAnsiTheme="minorHAnsi"/>
           <w:noProof/>
           <w:kern w:val="2"/>
-          <w:sz w:val="20"/>
-          <w:szCs w:val="20"/>
+          <w:szCs w:val="24"/>
           <w:lang w:eastAsia="hu-HU"/>
           <w14:ligatures w14:val="standardContextual"/>
         </w:rPr>
       </w:pPr>
-      <w:hyperlink w:anchor="_Toc225510106" w:history="1">
+      <w:hyperlink w:anchor="_Toc225704427" w:history="1">
         <w:r>
           <w:rPr>
             <w:rStyle w:val="Hiperhivatkozs"/>
-            <w:rFonts w:cs="Times New Roman"/>
             <w:noProof/>
-            <w:sz w:val="20"/>
-            <w:szCs w:val="20"/>
+            <w:szCs w:val="24"/>
           </w:rPr>
-          <w:t>Architektúra:</w:t>
+          <w:t>Asztali:</w:t>
         </w:r>
         <w:r>
           <w:rPr>
-            <w:rFonts w:cs="Times New Roman"/>
             <w:noProof/>
             <w:webHidden/>
-            <w:sz w:val="20"/>
-            <w:szCs w:val="20"/>
+            <w:szCs w:val="24"/>
           </w:rPr>
           <w:tab/>
         </w:r>
         <w:r>
           <w:rPr>
-            <w:rFonts w:cs="Times New Roman"/>
             <w:noProof/>
             <w:webHidden/>
-            <w:sz w:val="20"/>
-            <w:szCs w:val="20"/>
+            <w:szCs w:val="24"/>
           </w:rPr>
           <w:fldChar w:fldCharType="begin"/>
         </w:r>
         <w:r>
           <w:rPr>
-            <w:rFonts w:cs="Times New Roman"/>
             <w:noProof/>
             <w:webHidden/>
-            <w:sz w:val="20"/>
-            <w:szCs w:val="20"/>
+            <w:szCs w:val="24"/>
           </w:rPr>
-          <w:instrText xml:space="preserve"> PAGEREF _Toc225510106 \h </w:instrText>
+          <w:instrText xml:space="preserve"> PAGEREF _Toc225704427 \h </w:instrText>
         </w:r>
         <w:r>
           <w:rPr>
-            <w:rFonts w:cs="Times New Roman"/>
             <w:noProof/>
             <w:webHidden/>
-            <w:sz w:val="20"/>
-            <w:szCs w:val="20"/>
+            <w:szCs w:val="24"/>
           </w:rPr>
         </w:r>
         <w:r>
           <w:rPr>
-            <w:rFonts w:cs="Times New Roman"/>
             <w:noProof/>
             <w:webHidden/>
-            <w:sz w:val="20"/>
-            <w:szCs w:val="20"/>
+            <w:szCs w:val="24"/>
           </w:rPr>
           <w:fldChar w:fldCharType="separate"/>
         </w:r>
         <w:r>
           <w:rPr>
-            <w:rFonts w:cs="Times New Roman"/>
             <w:noProof/>
             <w:webHidden/>
-            <w:sz w:val="20"/>
-            <w:szCs w:val="20"/>
+            <w:szCs w:val="24"/>
           </w:rPr>
-          <w:t>23</w:t>
+          <w:t>28</w:t>
         </w:r>
         <w:r>
           <w:rPr>
-            <w:rFonts w:cs="Times New Roman"/>
             <w:noProof/>
             <w:webHidden/>
-            <w:sz w:val="20"/>
-            <w:szCs w:val="20"/>
+            <w:szCs w:val="24"/>
           </w:rPr>
           <w:fldChar w:fldCharType="end"/>
         </w:r>
@@ -2735,783 +1217,89 @@
     </w:p>
     <w:p>
       <w:pPr>
-        <w:pStyle w:val="TJ3"/>
+        <w:pStyle w:val="TJ1"/>
         <w:tabs>
           <w:tab w:val="right" w:leader="dot" w:pos="8493"/>
         </w:tabs>
         <w:rPr>
-          <w:rFonts w:eastAsiaTheme="minorEastAsia" w:cs="Times New Roman"/>
+          <w:rFonts w:asciiTheme="minorHAnsi" w:eastAsiaTheme="minorEastAsia" w:hAnsiTheme="minorHAnsi"/>
           <w:noProof/>
           <w:kern w:val="2"/>
-          <w:sz w:val="20"/>
-          <w:szCs w:val="20"/>
+          <w:sz w:val="24"/>
+          <w:szCs w:val="24"/>
           <w:lang w:eastAsia="hu-HU"/>
           <w14:ligatures w14:val="standardContextual"/>
         </w:rPr>
       </w:pPr>
-      <w:hyperlink w:anchor="_Toc225510107" w:history="1">
+      <w:hyperlink w:anchor="_Toc225704428" w:history="1">
         <w:r>
           <w:rPr>
             <w:rStyle w:val="Hiperhivatkozs"/>
-            <w:rFonts w:cs="Times New Roman"/>
             <w:noProof/>
-            <w:sz w:val="20"/>
-            <w:szCs w:val="20"/>
+            <w:sz w:val="24"/>
+            <w:szCs w:val="24"/>
           </w:rPr>
-          <w:t>Tranzakciók használata:</w:t>
+          <w:t>Összefoglalás és további fejlesztési lehetőségek</w:t>
         </w:r>
         <w:r>
           <w:rPr>
-            <w:rFonts w:cs="Times New Roman"/>
             <w:noProof/>
             <w:webHidden/>
-            <w:sz w:val="20"/>
-            <w:szCs w:val="20"/>
+            <w:sz w:val="24"/>
+            <w:szCs w:val="24"/>
           </w:rPr>
           <w:tab/>
         </w:r>
         <w:r>
           <w:rPr>
-            <w:rFonts w:cs="Times New Roman"/>
             <w:noProof/>
             <w:webHidden/>
-            <w:sz w:val="20"/>
-            <w:szCs w:val="20"/>
+            <w:sz w:val="24"/>
+            <w:szCs w:val="24"/>
           </w:rPr>
           <w:fldChar w:fldCharType="begin"/>
         </w:r>
         <w:r>
           <w:rPr>
-            <w:rFonts w:cs="Times New Roman"/>
             <w:noProof/>
             <w:webHidden/>
-            <w:sz w:val="20"/>
-            <w:szCs w:val="20"/>
+            <w:sz w:val="24"/>
+            <w:szCs w:val="24"/>
           </w:rPr>
-          <w:instrText xml:space="preserve"> PAGEREF _Toc225510107 \h </w:instrText>
+          <w:instrText xml:space="preserve"> PAGEREF _Toc225704428 \h </w:instrText>
         </w:r>
         <w:r>
           <w:rPr>
-            <w:rFonts w:cs="Times New Roman"/>
             <w:noProof/>
             <w:webHidden/>
-            <w:sz w:val="20"/>
-            <w:szCs w:val="20"/>
+            <w:sz w:val="24"/>
+            <w:szCs w:val="24"/>
           </w:rPr>
         </w:r>
         <w:r>
           <w:rPr>
-            <w:rFonts w:cs="Times New Roman"/>
             <w:noProof/>
             <w:webHidden/>
-            <w:sz w:val="20"/>
-            <w:szCs w:val="20"/>
+            <w:sz w:val="24"/>
+            <w:szCs w:val="24"/>
           </w:rPr>
           <w:fldChar w:fldCharType="separate"/>
         </w:r>
         <w:r>
           <w:rPr>
-            <w:rFonts w:cs="Times New Roman"/>
             <w:noProof/>
             <w:webHidden/>
-            <w:sz w:val="20"/>
-            <w:szCs w:val="20"/>
-          </w:rPr>
-          <w:t>25</w:t>
-        </w:r>
-        <w:r>
-          <w:rPr>
-            <w:rFonts w:cs="Times New Roman"/>
-            <w:noProof/>
-            <w:webHidden/>
-            <w:sz w:val="20"/>
-            <w:szCs w:val="20"/>
-          </w:rPr>
-          <w:fldChar w:fldCharType="end"/>
-        </w:r>
-      </w:hyperlink>
-    </w:p>
-    <w:p>
-      <w:pPr>
-        <w:pStyle w:val="TJ3"/>
-        <w:tabs>
-          <w:tab w:val="right" w:leader="dot" w:pos="8493"/>
-        </w:tabs>
-        <w:rPr>
-          <w:rFonts w:eastAsiaTheme="minorEastAsia" w:cs="Times New Roman"/>
-          <w:noProof/>
-          <w:kern w:val="2"/>
-          <w:sz w:val="20"/>
-          <w:szCs w:val="20"/>
-          <w:lang w:eastAsia="hu-HU"/>
-          <w14:ligatures w14:val="standardContextual"/>
-        </w:rPr>
-      </w:pPr>
-      <w:hyperlink w:anchor="_Toc225510108" w:history="1">
-        <w:r>
-          <w:rPr>
-            <w:rStyle w:val="Hiperhivatkozs"/>
-            <w:rFonts w:cs="Times New Roman"/>
-            <w:noProof/>
-            <w:sz w:val="20"/>
-            <w:szCs w:val="20"/>
-          </w:rPr>
-          <w:t>Hibakezelés:</w:t>
-        </w:r>
-        <w:r>
-          <w:rPr>
-            <w:rFonts w:cs="Times New Roman"/>
-            <w:noProof/>
-            <w:webHidden/>
-            <w:sz w:val="20"/>
-            <w:szCs w:val="20"/>
-          </w:rPr>
-          <w:tab/>
-        </w:r>
-        <w:r>
-          <w:rPr>
-            <w:rFonts w:cs="Times New Roman"/>
-            <w:noProof/>
-            <w:webHidden/>
-            <w:sz w:val="20"/>
-            <w:szCs w:val="20"/>
-          </w:rPr>
-          <w:fldChar w:fldCharType="begin"/>
-        </w:r>
-        <w:r>
-          <w:rPr>
-            <w:rFonts w:cs="Times New Roman"/>
-            <w:noProof/>
-            <w:webHidden/>
-            <w:sz w:val="20"/>
-            <w:szCs w:val="20"/>
-          </w:rPr>
-          <w:instrText xml:space="preserve"> PAGEREF _Toc225510108 \h </w:instrText>
-        </w:r>
-        <w:r>
-          <w:rPr>
-            <w:rFonts w:cs="Times New Roman"/>
-            <w:noProof/>
-            <w:webHidden/>
-            <w:sz w:val="20"/>
-            <w:szCs w:val="20"/>
-          </w:rPr>
-        </w:r>
-        <w:r>
-          <w:rPr>
-            <w:rFonts w:cs="Times New Roman"/>
-            <w:noProof/>
-            <w:webHidden/>
-            <w:sz w:val="20"/>
-            <w:szCs w:val="20"/>
-          </w:rPr>
-          <w:fldChar w:fldCharType="separate"/>
-        </w:r>
-        <w:r>
-          <w:rPr>
-            <w:rFonts w:cs="Times New Roman"/>
-            <w:noProof/>
-            <w:webHidden/>
-            <w:sz w:val="20"/>
-            <w:szCs w:val="20"/>
-          </w:rPr>
-          <w:t>25</w:t>
-        </w:r>
-        <w:r>
-          <w:rPr>
-            <w:rFonts w:cs="Times New Roman"/>
-            <w:noProof/>
-            <w:webHidden/>
-            <w:sz w:val="20"/>
-            <w:szCs w:val="20"/>
-          </w:rPr>
-          <w:fldChar w:fldCharType="end"/>
-        </w:r>
-      </w:hyperlink>
-    </w:p>
-    <w:p>
-      <w:pPr>
-        <w:pStyle w:val="TJ3"/>
-        <w:tabs>
-          <w:tab w:val="right" w:leader="dot" w:pos="8493"/>
-        </w:tabs>
-        <w:rPr>
-          <w:rFonts w:eastAsiaTheme="minorEastAsia" w:cs="Times New Roman"/>
-          <w:noProof/>
-          <w:kern w:val="2"/>
-          <w:sz w:val="20"/>
-          <w:szCs w:val="20"/>
-          <w:lang w:eastAsia="hu-HU"/>
-          <w14:ligatures w14:val="standardContextual"/>
-        </w:rPr>
-      </w:pPr>
-      <w:hyperlink w:anchor="_Toc225510109" w:history="1">
-        <w:r>
-          <w:rPr>
-            <w:rStyle w:val="Hiperhivatkozs"/>
-            <w:rFonts w:cs="Times New Roman"/>
-            <w:noProof/>
-            <w:sz w:val="20"/>
-            <w:szCs w:val="20"/>
-          </w:rPr>
-          <w:t>Hitelesítés:</w:t>
-        </w:r>
-        <w:r>
-          <w:rPr>
-            <w:rFonts w:cs="Times New Roman"/>
-            <w:noProof/>
-            <w:webHidden/>
-            <w:sz w:val="20"/>
-            <w:szCs w:val="20"/>
-          </w:rPr>
-          <w:tab/>
-        </w:r>
-        <w:r>
-          <w:rPr>
-            <w:rFonts w:cs="Times New Roman"/>
-            <w:noProof/>
-            <w:webHidden/>
-            <w:sz w:val="20"/>
-            <w:szCs w:val="20"/>
-          </w:rPr>
-          <w:fldChar w:fldCharType="begin"/>
-        </w:r>
-        <w:r>
-          <w:rPr>
-            <w:rFonts w:cs="Times New Roman"/>
-            <w:noProof/>
-            <w:webHidden/>
-            <w:sz w:val="20"/>
-            <w:szCs w:val="20"/>
-          </w:rPr>
-          <w:instrText xml:space="preserve"> PAGEREF _Toc225510109 \h </w:instrText>
-        </w:r>
-        <w:r>
-          <w:rPr>
-            <w:rFonts w:cs="Times New Roman"/>
-            <w:noProof/>
-            <w:webHidden/>
-            <w:sz w:val="20"/>
-            <w:szCs w:val="20"/>
-          </w:rPr>
-        </w:r>
-        <w:r>
-          <w:rPr>
-            <w:rFonts w:cs="Times New Roman"/>
-            <w:noProof/>
-            <w:webHidden/>
-            <w:sz w:val="20"/>
-            <w:szCs w:val="20"/>
-          </w:rPr>
-          <w:fldChar w:fldCharType="separate"/>
-        </w:r>
-        <w:r>
-          <w:rPr>
-            <w:rFonts w:cs="Times New Roman"/>
-            <w:noProof/>
-            <w:webHidden/>
-            <w:sz w:val="20"/>
-            <w:szCs w:val="20"/>
-          </w:rPr>
-          <w:t>27</w:t>
-        </w:r>
-        <w:r>
-          <w:rPr>
-            <w:rFonts w:cs="Times New Roman"/>
-            <w:noProof/>
-            <w:webHidden/>
-            <w:sz w:val="20"/>
-            <w:szCs w:val="20"/>
-          </w:rPr>
-          <w:fldChar w:fldCharType="end"/>
-        </w:r>
-      </w:hyperlink>
-    </w:p>
-    <w:p>
-      <w:pPr>
-        <w:pStyle w:val="TJ3"/>
-        <w:tabs>
-          <w:tab w:val="right" w:leader="dot" w:pos="8493"/>
-        </w:tabs>
-        <w:rPr>
-          <w:rFonts w:eastAsiaTheme="minorEastAsia" w:cs="Times New Roman"/>
-          <w:noProof/>
-          <w:kern w:val="2"/>
-          <w:sz w:val="20"/>
-          <w:szCs w:val="20"/>
-          <w:lang w:eastAsia="hu-HU"/>
-          <w14:ligatures w14:val="standardContextual"/>
-        </w:rPr>
-      </w:pPr>
-      <w:hyperlink w:anchor="_Toc225510110" w:history="1">
-        <w:r>
-          <w:rPr>
-            <w:rStyle w:val="Hiperhivatkozs"/>
-            <w:rFonts w:cs="Times New Roman"/>
-            <w:noProof/>
-            <w:sz w:val="20"/>
-            <w:szCs w:val="20"/>
-          </w:rPr>
-          <w:t>Szabad asztalok lekérdezése:</w:t>
-        </w:r>
-        <w:r>
-          <w:rPr>
-            <w:rFonts w:cs="Times New Roman"/>
-            <w:noProof/>
-            <w:webHidden/>
-            <w:sz w:val="20"/>
-            <w:szCs w:val="20"/>
-          </w:rPr>
-          <w:tab/>
-        </w:r>
-        <w:r>
-          <w:rPr>
-            <w:rFonts w:cs="Times New Roman"/>
-            <w:noProof/>
-            <w:webHidden/>
-            <w:sz w:val="20"/>
-            <w:szCs w:val="20"/>
-          </w:rPr>
-          <w:fldChar w:fldCharType="begin"/>
-        </w:r>
-        <w:r>
-          <w:rPr>
-            <w:rFonts w:cs="Times New Roman"/>
-            <w:noProof/>
-            <w:webHidden/>
-            <w:sz w:val="20"/>
-            <w:szCs w:val="20"/>
-          </w:rPr>
-          <w:instrText xml:space="preserve"> PAGEREF _Toc225510110 \h </w:instrText>
-        </w:r>
-        <w:r>
-          <w:rPr>
-            <w:rFonts w:cs="Times New Roman"/>
-            <w:noProof/>
-            <w:webHidden/>
-            <w:sz w:val="20"/>
-            <w:szCs w:val="20"/>
-          </w:rPr>
-        </w:r>
-        <w:r>
-          <w:rPr>
-            <w:rFonts w:cs="Times New Roman"/>
-            <w:noProof/>
-            <w:webHidden/>
-            <w:sz w:val="20"/>
-            <w:szCs w:val="20"/>
-          </w:rPr>
-          <w:fldChar w:fldCharType="separate"/>
-        </w:r>
-        <w:r>
-          <w:rPr>
-            <w:rFonts w:cs="Times New Roman"/>
-            <w:noProof/>
-            <w:webHidden/>
-            <w:sz w:val="20"/>
-            <w:szCs w:val="20"/>
-          </w:rPr>
-          <w:t>28</w:t>
-        </w:r>
-        <w:r>
-          <w:rPr>
-            <w:rFonts w:cs="Times New Roman"/>
-            <w:noProof/>
-            <w:webHidden/>
-            <w:sz w:val="20"/>
-            <w:szCs w:val="20"/>
-          </w:rPr>
-          <w:fldChar w:fldCharType="end"/>
-        </w:r>
-      </w:hyperlink>
-    </w:p>
-    <w:p>
-      <w:pPr>
-        <w:pStyle w:val="TJ2"/>
-        <w:tabs>
-          <w:tab w:val="right" w:leader="dot" w:pos="8493"/>
-        </w:tabs>
-        <w:rPr>
-          <w:rFonts w:eastAsiaTheme="minorEastAsia" w:cs="Times New Roman"/>
-          <w:noProof/>
-          <w:kern w:val="2"/>
-          <w:sz w:val="20"/>
-          <w:szCs w:val="20"/>
-          <w:lang w:eastAsia="hu-HU"/>
-          <w14:ligatures w14:val="standardContextual"/>
-        </w:rPr>
-      </w:pPr>
-      <w:hyperlink w:anchor="_Toc225510111" w:history="1">
-        <w:r>
-          <w:rPr>
-            <w:rStyle w:val="Hiperhivatkozs"/>
-            <w:rFonts w:cs="Times New Roman"/>
-            <w:noProof/>
-            <w:sz w:val="20"/>
-            <w:szCs w:val="20"/>
-          </w:rPr>
-          <w:t>Asztali:</w:t>
-        </w:r>
-        <w:r>
-          <w:rPr>
-            <w:rFonts w:cs="Times New Roman"/>
-            <w:noProof/>
-            <w:webHidden/>
-            <w:sz w:val="20"/>
-            <w:szCs w:val="20"/>
-          </w:rPr>
-          <w:tab/>
-        </w:r>
-        <w:r>
-          <w:rPr>
-            <w:rFonts w:cs="Times New Roman"/>
-            <w:noProof/>
-            <w:webHidden/>
-            <w:sz w:val="20"/>
-            <w:szCs w:val="20"/>
-          </w:rPr>
-          <w:fldChar w:fldCharType="begin"/>
-        </w:r>
-        <w:r>
-          <w:rPr>
-            <w:rFonts w:cs="Times New Roman"/>
-            <w:noProof/>
-            <w:webHidden/>
-            <w:sz w:val="20"/>
-            <w:szCs w:val="20"/>
-          </w:rPr>
-          <w:instrText xml:space="preserve"> PAGEREF _Toc225510111 \h </w:instrText>
-        </w:r>
-        <w:r>
-          <w:rPr>
-            <w:rFonts w:cs="Times New Roman"/>
-            <w:noProof/>
-            <w:webHidden/>
-            <w:sz w:val="20"/>
-            <w:szCs w:val="20"/>
-          </w:rPr>
-        </w:r>
-        <w:r>
-          <w:rPr>
-            <w:rFonts w:cs="Times New Roman"/>
-            <w:noProof/>
-            <w:webHidden/>
-            <w:sz w:val="20"/>
-            <w:szCs w:val="20"/>
-          </w:rPr>
-          <w:fldChar w:fldCharType="separate"/>
-        </w:r>
-        <w:r>
-          <w:rPr>
-            <w:rFonts w:cs="Times New Roman"/>
-            <w:noProof/>
-            <w:webHidden/>
-            <w:sz w:val="20"/>
-            <w:szCs w:val="20"/>
-          </w:rPr>
-          <w:t>29</w:t>
-        </w:r>
-        <w:r>
-          <w:rPr>
-            <w:rFonts w:cs="Times New Roman"/>
-            <w:noProof/>
-            <w:webHidden/>
-            <w:sz w:val="20"/>
-            <w:szCs w:val="20"/>
-          </w:rPr>
-          <w:fldChar w:fldCharType="end"/>
-        </w:r>
-      </w:hyperlink>
-    </w:p>
-    <w:p>
-      <w:pPr>
-        <w:pStyle w:val="TJ3"/>
-        <w:tabs>
-          <w:tab w:val="right" w:leader="dot" w:pos="8493"/>
-        </w:tabs>
-        <w:rPr>
-          <w:rFonts w:eastAsiaTheme="minorEastAsia" w:cs="Times New Roman"/>
-          <w:noProof/>
-          <w:kern w:val="2"/>
-          <w:sz w:val="20"/>
-          <w:szCs w:val="20"/>
-          <w:lang w:eastAsia="hu-HU"/>
-          <w14:ligatures w14:val="standardContextual"/>
-        </w:rPr>
-      </w:pPr>
-      <w:hyperlink w:anchor="_Toc225510112" w:history="1">
-        <w:r>
-          <w:rPr>
-            <w:rStyle w:val="Hiperhivatkozs"/>
-            <w:rFonts w:cs="Times New Roman"/>
-            <w:noProof/>
-            <w:sz w:val="20"/>
-            <w:szCs w:val="20"/>
-          </w:rPr>
-          <w:t>IsAdmin property a Felhasznalo osztályban:</w:t>
-        </w:r>
-        <w:r>
-          <w:rPr>
-            <w:rFonts w:cs="Times New Roman"/>
-            <w:noProof/>
-            <w:webHidden/>
-            <w:sz w:val="20"/>
-            <w:szCs w:val="20"/>
-          </w:rPr>
-          <w:tab/>
-        </w:r>
-        <w:r>
-          <w:rPr>
-            <w:rFonts w:cs="Times New Roman"/>
-            <w:noProof/>
-            <w:webHidden/>
-            <w:sz w:val="20"/>
-            <w:szCs w:val="20"/>
-          </w:rPr>
-          <w:fldChar w:fldCharType="begin"/>
-        </w:r>
-        <w:r>
-          <w:rPr>
-            <w:rFonts w:cs="Times New Roman"/>
-            <w:noProof/>
-            <w:webHidden/>
-            <w:sz w:val="20"/>
-            <w:szCs w:val="20"/>
-          </w:rPr>
-          <w:instrText xml:space="preserve"> PAGEREF _Toc225510112 \h </w:instrText>
-        </w:r>
-        <w:r>
-          <w:rPr>
-            <w:rFonts w:cs="Times New Roman"/>
-            <w:noProof/>
-            <w:webHidden/>
-            <w:sz w:val="20"/>
-            <w:szCs w:val="20"/>
-          </w:rPr>
-        </w:r>
-        <w:r>
-          <w:rPr>
-            <w:rFonts w:cs="Times New Roman"/>
-            <w:noProof/>
-            <w:webHidden/>
-            <w:sz w:val="20"/>
-            <w:szCs w:val="20"/>
-          </w:rPr>
-          <w:fldChar w:fldCharType="separate"/>
-        </w:r>
-        <w:r>
-          <w:rPr>
-            <w:rFonts w:cs="Times New Roman"/>
-            <w:noProof/>
-            <w:webHidden/>
-            <w:sz w:val="20"/>
-            <w:szCs w:val="20"/>
-          </w:rPr>
-          <w:t>29</w:t>
-        </w:r>
-        <w:r>
-          <w:rPr>
-            <w:rFonts w:cs="Times New Roman"/>
-            <w:noProof/>
-            <w:webHidden/>
-            <w:sz w:val="20"/>
-            <w:szCs w:val="20"/>
-          </w:rPr>
-          <w:fldChar w:fldCharType="end"/>
-        </w:r>
-      </w:hyperlink>
-    </w:p>
-    <w:p>
-      <w:pPr>
-        <w:pStyle w:val="TJ3"/>
-        <w:tabs>
-          <w:tab w:val="right" w:leader="dot" w:pos="8493"/>
-        </w:tabs>
-        <w:rPr>
-          <w:rFonts w:eastAsiaTheme="minorEastAsia" w:cs="Times New Roman"/>
-          <w:noProof/>
-          <w:kern w:val="2"/>
-          <w:sz w:val="20"/>
-          <w:szCs w:val="20"/>
-          <w:lang w:eastAsia="hu-HU"/>
-          <w14:ligatures w14:val="standardContextual"/>
-        </w:rPr>
-      </w:pPr>
-      <w:hyperlink w:anchor="_Toc225510113" w:history="1">
-        <w:r>
-          <w:rPr>
-            <w:rStyle w:val="Hiperhivatkozs"/>
-            <w:rFonts w:cs="Times New Roman"/>
-            <w:noProof/>
-            <w:sz w:val="20"/>
-            <w:szCs w:val="20"/>
-          </w:rPr>
-          <w:t>Kétlépéses foglalás létrehozása rollbackkel:</w:t>
-        </w:r>
-        <w:r>
-          <w:rPr>
-            <w:rFonts w:cs="Times New Roman"/>
-            <w:noProof/>
-            <w:webHidden/>
-            <w:sz w:val="20"/>
-            <w:szCs w:val="20"/>
-          </w:rPr>
-          <w:tab/>
-        </w:r>
-        <w:r>
-          <w:rPr>
-            <w:rFonts w:cs="Times New Roman"/>
-            <w:noProof/>
-            <w:webHidden/>
-            <w:sz w:val="20"/>
-            <w:szCs w:val="20"/>
-          </w:rPr>
-          <w:fldChar w:fldCharType="begin"/>
-        </w:r>
-        <w:r>
-          <w:rPr>
-            <w:rFonts w:cs="Times New Roman"/>
-            <w:noProof/>
-            <w:webHidden/>
-            <w:sz w:val="20"/>
-            <w:szCs w:val="20"/>
-          </w:rPr>
-          <w:instrText xml:space="preserve"> PAGEREF _Toc225510113 \h </w:instrText>
-        </w:r>
-        <w:r>
-          <w:rPr>
-            <w:rFonts w:cs="Times New Roman"/>
-            <w:noProof/>
-            <w:webHidden/>
-            <w:sz w:val="20"/>
-            <w:szCs w:val="20"/>
-          </w:rPr>
-        </w:r>
-        <w:r>
-          <w:rPr>
-            <w:rFonts w:cs="Times New Roman"/>
-            <w:noProof/>
-            <w:webHidden/>
-            <w:sz w:val="20"/>
-            <w:szCs w:val="20"/>
-          </w:rPr>
-          <w:fldChar w:fldCharType="separate"/>
-        </w:r>
-        <w:r>
-          <w:rPr>
-            <w:rFonts w:cs="Times New Roman"/>
-            <w:noProof/>
-            <w:webHidden/>
-            <w:sz w:val="20"/>
-            <w:szCs w:val="20"/>
-          </w:rPr>
-          <w:t>30</w:t>
-        </w:r>
-        <w:r>
-          <w:rPr>
-            <w:rFonts w:cs="Times New Roman"/>
-            <w:noProof/>
-            <w:webHidden/>
-            <w:sz w:val="20"/>
-            <w:szCs w:val="20"/>
-          </w:rPr>
-          <w:fldChar w:fldCharType="end"/>
-        </w:r>
-      </w:hyperlink>
-    </w:p>
-    <w:p>
-      <w:pPr>
-        <w:pStyle w:val="TJ3"/>
-        <w:tabs>
-          <w:tab w:val="right" w:leader="dot" w:pos="8493"/>
-        </w:tabs>
-        <w:rPr>
-          <w:rFonts w:eastAsiaTheme="minorEastAsia" w:cs="Times New Roman"/>
-          <w:noProof/>
-          <w:kern w:val="2"/>
-          <w:sz w:val="20"/>
-          <w:szCs w:val="20"/>
-          <w:lang w:eastAsia="hu-HU"/>
-          <w14:ligatures w14:val="standardContextual"/>
-        </w:rPr>
-      </w:pPr>
-      <w:hyperlink w:anchor="_Toc225510114" w:history="1">
-        <w:r>
-          <w:rPr>
-            <w:rStyle w:val="Hiperhivatkozs"/>
-            <w:rFonts w:cs="Times New Roman"/>
-            <w:noProof/>
-            <w:sz w:val="20"/>
-            <w:szCs w:val="20"/>
-          </w:rPr>
-          <w:t>Tesztelési dokumentáció:</w:t>
-        </w:r>
-        <w:r>
-          <w:rPr>
-            <w:rFonts w:cs="Times New Roman"/>
-            <w:noProof/>
-            <w:webHidden/>
-            <w:sz w:val="20"/>
-            <w:szCs w:val="20"/>
-          </w:rPr>
-          <w:tab/>
-        </w:r>
-        <w:r>
-          <w:rPr>
-            <w:rFonts w:cs="Times New Roman"/>
-            <w:noProof/>
-            <w:webHidden/>
-            <w:sz w:val="20"/>
-            <w:szCs w:val="20"/>
-          </w:rPr>
-          <w:fldChar w:fldCharType="begin"/>
-        </w:r>
-        <w:r>
-          <w:rPr>
-            <w:rFonts w:cs="Times New Roman"/>
-            <w:noProof/>
-            <w:webHidden/>
-            <w:sz w:val="20"/>
-            <w:szCs w:val="20"/>
-          </w:rPr>
-          <w:instrText xml:space="preserve"> PAGEREF _Toc225510114 \h </w:instrText>
-        </w:r>
-        <w:r>
-          <w:rPr>
-            <w:rFonts w:cs="Times New Roman"/>
-            <w:noProof/>
-            <w:webHidden/>
-            <w:sz w:val="20"/>
-            <w:szCs w:val="20"/>
-          </w:rPr>
-        </w:r>
-        <w:r>
-          <w:rPr>
-            <w:rFonts w:cs="Times New Roman"/>
-            <w:noProof/>
-            <w:webHidden/>
-            <w:sz w:val="20"/>
-            <w:szCs w:val="20"/>
-          </w:rPr>
-          <w:fldChar w:fldCharType="separate"/>
-        </w:r>
-        <w:r>
-          <w:rPr>
-            <w:rFonts w:cs="Times New Roman"/>
-            <w:noProof/>
-            <w:webHidden/>
-            <w:sz w:val="20"/>
-            <w:szCs w:val="20"/>
+            <w:sz w:val="24"/>
+            <w:szCs w:val="24"/>
           </w:rPr>
           <w:t>31</w:t>
         </w:r>
         <w:r>
           <w:rPr>
-            <w:rFonts w:cs="Times New Roman"/>
             <w:noProof/>
             <w:webHidden/>
-            <w:sz w:val="20"/>
-            <w:szCs w:val="20"/>
+            <w:sz w:val="24"/>
+            <w:szCs w:val="24"/>
           </w:rPr>
           <w:fldChar w:fldCharType="end"/>
         </w:r>
@@ -3519,308 +1307,6 @@
     </w:p>
     <w:p>
       <w:pPr>
-        <w:pStyle w:val="TJ4"/>
-        <w:tabs>
-          <w:tab w:val="right" w:leader="dot" w:pos="8493"/>
-        </w:tabs>
-        <w:rPr>
-          <w:rFonts w:cs="Times New Roman"/>
-          <w:noProof/>
-          <w:sz w:val="20"/>
-          <w:szCs w:val="20"/>
-        </w:rPr>
-      </w:pPr>
-      <w:hyperlink w:anchor="_Toc225510115" w:history="1">
-        <w:r>
-          <w:rPr>
-            <w:rStyle w:val="Hiperhivatkozs"/>
-            <w:rFonts w:cs="Times New Roman"/>
-            <w:noProof/>
-            <w:sz w:val="20"/>
-            <w:szCs w:val="20"/>
-          </w:rPr>
-          <w:t>Rollback ellenőrzése:</w:t>
-        </w:r>
-        <w:r>
-          <w:rPr>
-            <w:rFonts w:cs="Times New Roman"/>
-            <w:noProof/>
-            <w:webHidden/>
-            <w:sz w:val="20"/>
-            <w:szCs w:val="20"/>
-          </w:rPr>
-          <w:tab/>
-        </w:r>
-        <w:r>
-          <w:rPr>
-            <w:rFonts w:cs="Times New Roman"/>
-            <w:noProof/>
-            <w:webHidden/>
-            <w:sz w:val="20"/>
-            <w:szCs w:val="20"/>
-          </w:rPr>
-          <w:fldChar w:fldCharType="begin"/>
-        </w:r>
-        <w:r>
-          <w:rPr>
-            <w:rFonts w:cs="Times New Roman"/>
-            <w:noProof/>
-            <w:webHidden/>
-            <w:sz w:val="20"/>
-            <w:szCs w:val="20"/>
-          </w:rPr>
-          <w:instrText xml:space="preserve"> PAGEREF _Toc225510115 \h </w:instrText>
-        </w:r>
-        <w:r>
-          <w:rPr>
-            <w:rFonts w:cs="Times New Roman"/>
-            <w:noProof/>
-            <w:webHidden/>
-            <w:sz w:val="20"/>
-            <w:szCs w:val="20"/>
-          </w:rPr>
-        </w:r>
-        <w:r>
-          <w:rPr>
-            <w:rFonts w:cs="Times New Roman"/>
-            <w:noProof/>
-            <w:webHidden/>
-            <w:sz w:val="20"/>
-            <w:szCs w:val="20"/>
-          </w:rPr>
-          <w:fldChar w:fldCharType="separate"/>
-        </w:r>
-        <w:r>
-          <w:rPr>
-            <w:rFonts w:cs="Times New Roman"/>
-            <w:noProof/>
-            <w:webHidden/>
-            <w:sz w:val="20"/>
-            <w:szCs w:val="20"/>
-          </w:rPr>
-          <w:t>31</w:t>
-        </w:r>
-        <w:r>
-          <w:rPr>
-            <w:rFonts w:cs="Times New Roman"/>
-            <w:noProof/>
-            <w:webHidden/>
-            <w:sz w:val="20"/>
-            <w:szCs w:val="20"/>
-          </w:rPr>
-          <w:fldChar w:fldCharType="end"/>
-        </w:r>
-      </w:hyperlink>
-    </w:p>
-    <w:p>
-      <w:pPr>
-        <w:pStyle w:val="TJ4"/>
-        <w:tabs>
-          <w:tab w:val="right" w:leader="dot" w:pos="8493"/>
-        </w:tabs>
-        <w:rPr>
-          <w:rFonts w:cs="Times New Roman"/>
-          <w:noProof/>
-          <w:sz w:val="20"/>
-          <w:szCs w:val="20"/>
-        </w:rPr>
-      </w:pPr>
-      <w:hyperlink w:anchor="_Toc225510116" w:history="1">
-        <w:r>
-          <w:rPr>
-            <w:rStyle w:val="Hiperhivatkozs"/>
-            <w:rFonts w:cs="Times New Roman"/>
-            <w:noProof/>
-            <w:sz w:val="20"/>
-            <w:szCs w:val="20"/>
-          </w:rPr>
-          <w:t>isAdmin</w:t>
-        </w:r>
-        <w:r>
-          <w:rPr>
-            <w:rStyle w:val="Hiperhivatkozs"/>
-            <w:rFonts w:cs="Times New Roman"/>
-            <w:b/>
-            <w:bCs/>
-            <w:noProof/>
-            <w:sz w:val="20"/>
-            <w:szCs w:val="20"/>
-          </w:rPr>
-          <w:t xml:space="preserve"> </w:t>
-        </w:r>
-        <w:r>
-          <w:rPr>
-            <w:rStyle w:val="Hiperhivatkozs"/>
-            <w:rFonts w:cs="Times New Roman"/>
-            <w:noProof/>
-            <w:sz w:val="20"/>
-            <w:szCs w:val="20"/>
-          </w:rPr>
-          <w:t>szám típusként:</w:t>
-        </w:r>
-        <w:r>
-          <w:rPr>
-            <w:rFonts w:cs="Times New Roman"/>
-            <w:noProof/>
-            <w:webHidden/>
-            <w:sz w:val="20"/>
-            <w:szCs w:val="20"/>
-          </w:rPr>
-          <w:tab/>
-        </w:r>
-        <w:r>
-          <w:rPr>
-            <w:rFonts w:cs="Times New Roman"/>
-            <w:noProof/>
-            <w:webHidden/>
-            <w:sz w:val="20"/>
-            <w:szCs w:val="20"/>
-          </w:rPr>
-          <w:fldChar w:fldCharType="begin"/>
-        </w:r>
-        <w:r>
-          <w:rPr>
-            <w:rFonts w:cs="Times New Roman"/>
-            <w:noProof/>
-            <w:webHidden/>
-            <w:sz w:val="20"/>
-            <w:szCs w:val="20"/>
-          </w:rPr>
-          <w:instrText xml:space="preserve"> PAGEREF _Toc225510116 \h </w:instrText>
-        </w:r>
-        <w:r>
-          <w:rPr>
-            <w:rFonts w:cs="Times New Roman"/>
-            <w:noProof/>
-            <w:webHidden/>
-            <w:sz w:val="20"/>
-            <w:szCs w:val="20"/>
-          </w:rPr>
-        </w:r>
-        <w:r>
-          <w:rPr>
-            <w:rFonts w:cs="Times New Roman"/>
-            <w:noProof/>
-            <w:webHidden/>
-            <w:sz w:val="20"/>
-            <w:szCs w:val="20"/>
-          </w:rPr>
-          <w:fldChar w:fldCharType="separate"/>
-        </w:r>
-        <w:r>
-          <w:rPr>
-            <w:rFonts w:cs="Times New Roman"/>
-            <w:noProof/>
-            <w:webHidden/>
-            <w:sz w:val="20"/>
-            <w:szCs w:val="20"/>
-          </w:rPr>
-          <w:t>32</w:t>
-        </w:r>
-        <w:r>
-          <w:rPr>
-            <w:rFonts w:cs="Times New Roman"/>
-            <w:noProof/>
-            <w:webHidden/>
-            <w:sz w:val="20"/>
-            <w:szCs w:val="20"/>
-          </w:rPr>
-          <w:fldChar w:fldCharType="end"/>
-        </w:r>
-      </w:hyperlink>
-    </w:p>
-    <w:p>
-      <w:pPr>
-        <w:pStyle w:val="TJ1"/>
-        <w:tabs>
-          <w:tab w:val="right" w:leader="dot" w:pos="8493"/>
-        </w:tabs>
-        <w:rPr>
-          <w:rFonts w:asciiTheme="minorHAnsi" w:eastAsiaTheme="minorEastAsia" w:hAnsiTheme="minorHAnsi"/>
-          <w:noProof/>
-          <w:kern w:val="2"/>
-          <w:sz w:val="24"/>
-          <w:szCs w:val="24"/>
-          <w:lang w:eastAsia="hu-HU"/>
-          <w14:ligatures w14:val="standardContextual"/>
-        </w:rPr>
-      </w:pPr>
-      <w:hyperlink w:anchor="_Toc225510117" w:history="1">
-        <w:r>
-          <w:rPr>
-            <w:rStyle w:val="Hiperhivatkozs"/>
-            <w:rFonts w:cs="Times New Roman"/>
-            <w:noProof/>
-            <w:szCs w:val="20"/>
-          </w:rPr>
-          <w:t>Összefoglalás és további fejlesztési lehetőségek</w:t>
-        </w:r>
-        <w:r>
-          <w:rPr>
-            <w:rFonts w:cs="Times New Roman"/>
-            <w:noProof/>
-            <w:webHidden/>
-            <w:szCs w:val="20"/>
-          </w:rPr>
-          <w:tab/>
-        </w:r>
-        <w:r>
-          <w:rPr>
-            <w:rFonts w:cs="Times New Roman"/>
-            <w:noProof/>
-            <w:webHidden/>
-            <w:szCs w:val="20"/>
-          </w:rPr>
-          <w:fldChar w:fldCharType="begin"/>
-        </w:r>
-        <w:r>
-          <w:rPr>
-            <w:rFonts w:cs="Times New Roman"/>
-            <w:noProof/>
-            <w:webHidden/>
-            <w:szCs w:val="20"/>
-          </w:rPr>
-          <w:instrText xml:space="preserve"> PAGEREF _Toc225510117 \h </w:instrText>
-        </w:r>
-        <w:r>
-          <w:rPr>
-            <w:rFonts w:cs="Times New Roman"/>
-            <w:noProof/>
-            <w:webHidden/>
-            <w:szCs w:val="20"/>
-          </w:rPr>
-        </w:r>
-        <w:r>
-          <w:rPr>
-            <w:rFonts w:cs="Times New Roman"/>
-            <w:noProof/>
-            <w:webHidden/>
-            <w:szCs w:val="20"/>
-          </w:rPr>
-          <w:fldChar w:fldCharType="separate"/>
-        </w:r>
-        <w:r>
-          <w:rPr>
-            <w:rFonts w:cs="Times New Roman"/>
-            <w:noProof/>
-            <w:webHidden/>
-            <w:szCs w:val="20"/>
-          </w:rPr>
-          <w:t>32</w:t>
-        </w:r>
-        <w:r>
-          <w:rPr>
-            <w:rFonts w:cs="Times New Roman"/>
-            <w:noProof/>
-            <w:webHidden/>
-            <w:szCs w:val="20"/>
-          </w:rPr>
-          <w:fldChar w:fldCharType="end"/>
-        </w:r>
-      </w:hyperlink>
-    </w:p>
-    <w:p>
-      <w:pPr>
         <w:spacing w:after="160" w:line="259" w:lineRule="auto"/>
         <w:jc w:val="left"/>
         <w:rPr>
@@ -3858,6 +1344,7 @@
         </w:rPr>
       </w:pPr>
       <w:bookmarkStart w:id="1" w:name="_Toc225510080"/>
+      <w:bookmarkStart w:id="2" w:name="_Toc225704415"/>
       <w:r>
         <w:rPr>
           <w:shd w:val="clear" w:color="auto" w:fill="FFFFFF"/>
@@ -3867,6 +1354,7 @@
       </w:r>
       <w:bookmarkEnd w:id="0"/>
       <w:bookmarkEnd w:id="1"/>
+      <w:bookmarkEnd w:id="2"/>
     </w:p>
     <w:p>
       <w:pPr>
@@ -3976,14 +1464,16 @@
         <w:pStyle w:val="Cmsor1"/>
         <w:spacing w:before="120"/>
       </w:pPr>
-      <w:bookmarkStart w:id="2" w:name="_Toc225509746"/>
-      <w:bookmarkStart w:id="3" w:name="_Toc225510081"/>
+      <w:bookmarkStart w:id="3" w:name="_Toc225509746"/>
+      <w:bookmarkStart w:id="4" w:name="_Toc225510081"/>
+      <w:bookmarkStart w:id="5" w:name="_Toc225704416"/>
       <w:r>
         <w:lastRenderedPageBreak/>
         <w:t>Telepítési útmutató</w:t>
       </w:r>
-      <w:bookmarkEnd w:id="2"/>
       <w:bookmarkEnd w:id="3"/>
+      <w:bookmarkEnd w:id="4"/>
+      <w:bookmarkEnd w:id="5"/>
     </w:p>
     <w:p>
       <w:pPr>
@@ -4000,7 +1490,7 @@
       <w:r>
         <w:t xml:space="preserve">linket </w:t>
       </w:r>
-      <w:hyperlink r:id="rId8">
+      <w:hyperlink r:id="rId9">
         <w:r>
           <w:rPr>
             <w:rStyle w:val="Hiperhivatkozs"/>
@@ -4374,14 +1864,16 @@
         <w:pStyle w:val="Cmsor1"/>
         <w:spacing w:before="120"/>
       </w:pPr>
-      <w:bookmarkStart w:id="4" w:name="_Toc225509747"/>
-      <w:bookmarkStart w:id="5" w:name="_Toc225510082"/>
+      <w:bookmarkStart w:id="6" w:name="_Toc225509747"/>
+      <w:bookmarkStart w:id="7" w:name="_Toc225510082"/>
+      <w:bookmarkStart w:id="8" w:name="_Toc225704417"/>
       <w:r>
         <w:lastRenderedPageBreak/>
         <w:t>Rendszerleírás</w:t>
       </w:r>
-      <w:bookmarkEnd w:id="4"/>
-      <w:bookmarkEnd w:id="5"/>
+      <w:bookmarkEnd w:id="6"/>
+      <w:bookmarkEnd w:id="7"/>
+      <w:bookmarkEnd w:id="8"/>
     </w:p>
     <w:p>
       <w:pPr>
@@ -4391,8 +1883,9 @@
           <w:rFonts w:eastAsia="Calibri"/>
         </w:rPr>
       </w:pPr>
-      <w:bookmarkStart w:id="6" w:name="_Toc225509748"/>
-      <w:bookmarkStart w:id="7" w:name="_Toc225510083"/>
+      <w:bookmarkStart w:id="9" w:name="_Toc225509748"/>
+      <w:bookmarkStart w:id="10" w:name="_Toc225510083"/>
+      <w:bookmarkStart w:id="11" w:name="_Toc225704418"/>
       <w:r>
         <w:rPr>
           <w:rFonts w:eastAsia="Calibri"/>
@@ -4405,8 +1898,9 @@
         </w:rPr>
         <w:t>:</w:t>
       </w:r>
-      <w:bookmarkEnd w:id="6"/>
-      <w:bookmarkEnd w:id="7"/>
+      <w:bookmarkEnd w:id="9"/>
+      <w:bookmarkEnd w:id="10"/>
+      <w:bookmarkEnd w:id="11"/>
     </w:p>
     <w:p>
       <w:pPr>
@@ -4471,8 +1965,9 @@
         <w:pStyle w:val="Cmsor2"/>
         <w:spacing w:before="360" w:after="240"/>
       </w:pPr>
-      <w:bookmarkStart w:id="8" w:name="_Toc225509749"/>
-      <w:bookmarkStart w:id="9" w:name="_Toc225510084"/>
+      <w:bookmarkStart w:id="12" w:name="_Toc225509749"/>
+      <w:bookmarkStart w:id="13" w:name="_Toc225510084"/>
+      <w:bookmarkStart w:id="14" w:name="_Toc225704419"/>
       <w:r>
         <w:rPr>
           <w:rFonts w:eastAsia="Calibri"/>
@@ -4485,8 +1980,9 @@
         </w:rPr>
         <w:t>:</w:t>
       </w:r>
-      <w:bookmarkEnd w:id="8"/>
-      <w:bookmarkEnd w:id="9"/>
+      <w:bookmarkEnd w:id="12"/>
+      <w:bookmarkEnd w:id="13"/>
+      <w:bookmarkEnd w:id="14"/>
     </w:p>
     <w:tbl>
       <w:tblPr>
@@ -4814,8 +2310,9 @@
           <w:rFonts w:eastAsia="Calibri"/>
         </w:rPr>
       </w:pPr>
-      <w:bookmarkStart w:id="10" w:name="_Toc225509750"/>
-      <w:bookmarkStart w:id="11" w:name="_Toc225510085"/>
+      <w:bookmarkStart w:id="15" w:name="_Toc225509750"/>
+      <w:bookmarkStart w:id="16" w:name="_Toc225510085"/>
+      <w:bookmarkStart w:id="17" w:name="_Toc225704420"/>
       <w:r>
         <w:rPr>
           <w:rFonts w:eastAsia="Calibri"/>
@@ -4829,8 +2326,9 @@
         </w:rPr>
         <w:t>:</w:t>
       </w:r>
-      <w:bookmarkEnd w:id="10"/>
-      <w:bookmarkEnd w:id="11"/>
+      <w:bookmarkEnd w:id="15"/>
+      <w:bookmarkEnd w:id="16"/>
+      <w:bookmarkEnd w:id="17"/>
     </w:p>
     <w:p>
       <w:pPr>
@@ -4909,8 +2407,8 @@
           <w:rFonts w:eastAsia="Calibri"/>
         </w:rPr>
       </w:pPr>
-      <w:bookmarkStart w:id="12" w:name="_Toc225509751"/>
-      <w:bookmarkStart w:id="13" w:name="_Toc225510086"/>
+      <w:bookmarkStart w:id="18" w:name="_Toc225509751"/>
+      <w:bookmarkStart w:id="19" w:name="_Toc225510086"/>
       <w:r>
         <w:rPr>
           <w:rFonts w:eastAsia="Calibri"/>
@@ -4929,8 +2427,8 @@
         </w:rPr>
         <w:t>:</w:t>
       </w:r>
-      <w:bookmarkEnd w:id="12"/>
-      <w:bookmarkEnd w:id="13"/>
+      <w:bookmarkEnd w:id="18"/>
+      <w:bookmarkEnd w:id="19"/>
     </w:p>
     <w:p>
       <w:pPr>
@@ -4951,61 +2449,31 @@
       <w:proofErr w:type="spellEnd"/>
       <w:r>
         <w:rPr>
-          <w:szCs w:val="24"/>
-        </w:rPr>
-        <w:t xml:space="preserve"> A frontend alapja a </w:t>
-      </w:r>
-      <w:proofErr w:type="spellStart"/>
-      <w:r>
-        <w:rPr>
-          <w:szCs w:val="24"/>
-        </w:rPr>
-        <w:t>React</w:t>
-      </w:r>
-      <w:proofErr w:type="spellEnd"/>
-      <w:r>
-        <w:rPr>
-          <w:szCs w:val="24"/>
-        </w:rPr>
-        <w:t>, amely egy felhasználói felületek készítésére szolgáló könyvtár. Segítségével az oldalt apró, önálló és újrahasznosítható elemekből, úgynevezett komponensekből építettük fel. Erre épül az egész kliensoldali megjelenítés és az interaktív felület.</w:t>
-      </w:r>
-    </w:p>
-    <w:p>
-      <w:pPr>
-        <w:spacing w:before="120"/>
-        <w:rPr>
-          <w:szCs w:val="24"/>
-        </w:rPr>
-      </w:pPr>
-      <w:proofErr w:type="spellStart"/>
-      <w:r>
-        <w:rPr>
           <w:b/>
           <w:bCs/>
           <w:szCs w:val="24"/>
         </w:rPr>
-        <w:t>TypeScript</w:t>
-      </w:r>
-      <w:proofErr w:type="spellEnd"/>
+        <w:t>:</w:t>
+      </w:r>
       <w:r>
         <w:rPr>
           <w:szCs w:val="24"/>
         </w:rPr>
-        <w:t xml:space="preserve"> A JavaScript kód biztonságosabbá és átláthatóbbá tételéhez </w:t>
+        <w:t xml:space="preserve"> A frontend alapja a </w:t>
       </w:r>
       <w:proofErr w:type="spellStart"/>
       <w:r>
         <w:rPr>
           <w:szCs w:val="24"/>
         </w:rPr>
-        <w:t>TypeScriptet</w:t>
+        <w:t>React</w:t>
       </w:r>
       <w:proofErr w:type="spellEnd"/>
       <w:r>
         <w:rPr>
           <w:szCs w:val="24"/>
         </w:rPr>
-        <w:t xml:space="preserve"> használtunk. Ez egy erősen típusos programozási nyelv, amely megköveteli a változók és adatok típusának előzetes megadását. Segítségével a fejlesztési hibák és elgépelések nagy része már a kódolás során, a program futtatása előtt kiszűrhető.</w:t>
+        <w:t>, amely egy felhasználói felületek készítésére szolgáló könyvtár. Segítségével az oldalt apró, önálló és újrahasznosítható elemekből, úgynevezett komponensekből építettük fel. Erre épül az egész kliensoldali megjelenítés és az interaktív felület.</w:t>
       </w:r>
     </w:p>
     <w:p>
@@ -5022,9 +2490,63 @@
           <w:bCs/>
           <w:szCs w:val="24"/>
         </w:rPr>
+        <w:t>TypeScript</w:t>
+      </w:r>
+      <w:proofErr w:type="spellEnd"/>
+      <w:r>
+        <w:rPr>
+          <w:b/>
+          <w:bCs/>
+          <w:szCs w:val="24"/>
+        </w:rPr>
+        <w:t>:</w:t>
+      </w:r>
+      <w:r>
+        <w:rPr>
+          <w:szCs w:val="24"/>
+        </w:rPr>
+        <w:t xml:space="preserve"> A JavaScript kód biztonságosabbá és átláthatóbbá tételéhez </w:t>
+      </w:r>
+      <w:proofErr w:type="spellStart"/>
+      <w:r>
+        <w:rPr>
+          <w:szCs w:val="24"/>
+        </w:rPr>
+        <w:t>TypeScriptet</w:t>
+      </w:r>
+      <w:proofErr w:type="spellEnd"/>
+      <w:r>
+        <w:rPr>
+          <w:szCs w:val="24"/>
+        </w:rPr>
+        <w:t xml:space="preserve"> használtunk. Ez egy erősen típusos programozási nyelv, amely megköveteli a változók és adatok típusának előzetes megadását. Segítségével a fejlesztési hibák és elgépelések nagy része már a kódolás során, a program futtatása előtt kiszűrhető.</w:t>
+      </w:r>
+    </w:p>
+    <w:p>
+      <w:pPr>
+        <w:spacing w:before="120"/>
+        <w:rPr>
+          <w:szCs w:val="24"/>
+        </w:rPr>
+      </w:pPr>
+      <w:proofErr w:type="spellStart"/>
+      <w:r>
+        <w:rPr>
+          <w:b/>
+          <w:bCs/>
+          <w:szCs w:val="24"/>
+        </w:rPr>
         <w:t>Vite</w:t>
       </w:r>
       <w:proofErr w:type="spellEnd"/>
+      <w:r>
+        <w:rPr>
+          <w:b/>
+          <w:bCs/>
+          <w:szCs w:val="24"/>
+        </w:rPr>
+        <w:t>:</w:t>
+      </w:r>
       <w:r>
         <w:rPr>
           <w:szCs w:val="24"/>
@@ -5132,8 +2654,8 @@
           <w:rFonts w:eastAsia="Calibri"/>
         </w:rPr>
       </w:pPr>
-      <w:bookmarkStart w:id="14" w:name="_Toc225509752"/>
-      <w:bookmarkStart w:id="15" w:name="_Toc225510087"/>
+      <w:bookmarkStart w:id="20" w:name="_Toc225509752"/>
+      <w:bookmarkStart w:id="21" w:name="_Toc225510087"/>
       <w:r>
         <w:rPr>
           <w:rFonts w:eastAsia="Calibri"/>
@@ -5146,8 +2668,8 @@
         </w:rPr>
         <w:t>:</w:t>
       </w:r>
-      <w:bookmarkEnd w:id="14"/>
-      <w:bookmarkEnd w:id="15"/>
+      <w:bookmarkEnd w:id="20"/>
+      <w:bookmarkEnd w:id="21"/>
     </w:p>
     <w:p>
       <w:pPr>
@@ -5211,13 +2733,20 @@
           <w:b/>
           <w:bCs/>
         </w:rPr>
-        <w:t xml:space="preserve"> ORM</w:t>
+        <w:t xml:space="preserve"> </w:t>
       </w:r>
       <w:r>
         <w:rPr>
           <w:b/>
           <w:bCs/>
         </w:rPr>
+        <w:t>ORM</w:t>
+      </w:r>
+      <w:r>
+        <w:rPr>
+          <w:b/>
+          <w:bCs/>
+        </w:rPr>
         <w:t>:</w:t>
       </w:r>
       <w:r>
@@ -5262,7 +2791,7 @@
           <w:rFonts w:eastAsia="Calibri"/>
         </w:rPr>
       </w:pPr>
-      <w:bookmarkStart w:id="16" w:name="_Toc225510088"/>
+      <w:bookmarkStart w:id="22" w:name="_Toc225510088"/>
       <w:r>
         <w:rPr>
           <w:rFonts w:eastAsia="Calibri"/>
@@ -5275,7 +2804,7 @@
         </w:rPr>
         <w:t>:</w:t>
       </w:r>
-      <w:bookmarkEnd w:id="16"/>
+      <w:bookmarkEnd w:id="22"/>
     </w:p>
     <w:p>
       <w:pPr>
@@ -5476,7 +3005,7 @@
           <w:rFonts w:eastAsia="Calibri"/>
         </w:rPr>
       </w:pPr>
-      <w:bookmarkStart w:id="17" w:name="_Toc225510089"/>
+      <w:bookmarkStart w:id="23" w:name="_Toc225510089"/>
       <w:r>
         <w:rPr>
           <w:rFonts w:eastAsia="Calibri"/>
@@ -5490,7 +3019,7 @@
         </w:rPr>
         <w:t>:</w:t>
       </w:r>
-      <w:bookmarkEnd w:id="17"/>
+      <w:bookmarkEnd w:id="23"/>
     </w:p>
     <w:p>
       <w:pPr>
@@ -5619,7 +3148,7 @@
           <w:bCs/>
         </w:rPr>
       </w:pPr>
-      <w:bookmarkStart w:id="18" w:name="_Toc225510090"/>
+      <w:bookmarkStart w:id="24" w:name="_Toc225510090"/>
       <w:r>
         <w:rPr>
           <w:rFonts w:eastAsia="Calibri"/>
@@ -5646,7 +3175,7 @@
         </w:rPr>
         <w:t>:</w:t>
       </w:r>
-      <w:bookmarkEnd w:id="18"/>
+      <w:bookmarkEnd w:id="24"/>
     </w:p>
     <w:p>
       <w:pPr>
@@ -5662,6 +3191,13 @@
       </w:r>
       <w:proofErr w:type="spellEnd"/>
       <w:r>
+        <w:rPr>
+          <w:b/>
+          <w:bCs/>
+        </w:rPr>
+        <w:t>:</w:t>
+      </w:r>
+      <w:r>
         <w:t xml:space="preserve"> A backend végpontjainak dokumentálásához </w:t>
       </w:r>
       <w:proofErr w:type="spellStart"/>
@@ -5768,13 +3304,13 @@
           <w:rFonts w:eastAsia="Calibri"/>
         </w:rPr>
       </w:pPr>
-      <w:bookmarkStart w:id="19" w:name="_Toc225509753"/>
-      <w:bookmarkStart w:id="20" w:name="_Toc225510091"/>
+      <w:bookmarkStart w:id="25" w:name="_Toc225509753"/>
+      <w:bookmarkStart w:id="26" w:name="_Toc225510091"/>
       <w:r>
         <w:t>Asztali alkalmazás technológiák:</w:t>
       </w:r>
-      <w:bookmarkEnd w:id="19"/>
-      <w:bookmarkEnd w:id="20"/>
+      <w:bookmarkEnd w:id="25"/>
+      <w:bookmarkEnd w:id="26"/>
     </w:p>
     <w:p>
       <w:pPr>
@@ -5922,13 +3458,13 @@
           <w:szCs w:val="22"/>
         </w:rPr>
       </w:pPr>
-      <w:bookmarkStart w:id="21" w:name="_Toc225509754"/>
-      <w:bookmarkStart w:id="22" w:name="_Toc225510092"/>
+      <w:bookmarkStart w:id="27" w:name="_Toc225509754"/>
+      <w:bookmarkStart w:id="28" w:name="_Toc225510092"/>
       <w:r>
         <w:t>Adatbázis technológia:</w:t>
       </w:r>
-      <w:bookmarkEnd w:id="21"/>
-      <w:bookmarkEnd w:id="22"/>
+      <w:bookmarkEnd w:id="27"/>
+      <w:bookmarkEnd w:id="28"/>
     </w:p>
     <w:p>
       <w:pPr>
@@ -6111,14 +3647,16 @@
         <w:pStyle w:val="Cmsor1"/>
         <w:spacing w:before="120"/>
       </w:pPr>
-      <w:bookmarkStart w:id="23" w:name="_Toc225509755"/>
-      <w:bookmarkStart w:id="24" w:name="_Toc225510093"/>
+      <w:bookmarkStart w:id="29" w:name="_Toc225509755"/>
+      <w:bookmarkStart w:id="30" w:name="_Toc225510093"/>
+      <w:bookmarkStart w:id="31" w:name="_Toc225704421"/>
       <w:r>
         <w:lastRenderedPageBreak/>
         <w:t>Felhasználói dokumentáció</w:t>
       </w:r>
-      <w:bookmarkEnd w:id="23"/>
-      <w:bookmarkEnd w:id="24"/>
+      <w:bookmarkEnd w:id="29"/>
+      <w:bookmarkEnd w:id="30"/>
+      <w:bookmarkEnd w:id="31"/>
     </w:p>
     <w:p>
       <w:pPr>
@@ -6128,16 +3666,18 @@
           <w:rFonts w:eastAsia="Calibri"/>
         </w:rPr>
       </w:pPr>
-      <w:bookmarkStart w:id="25" w:name="_Toc225509756"/>
-      <w:bookmarkStart w:id="26" w:name="_Toc225510094"/>
+      <w:bookmarkStart w:id="32" w:name="_Toc225509756"/>
+      <w:bookmarkStart w:id="33" w:name="_Toc225510094"/>
+      <w:bookmarkStart w:id="34" w:name="_Toc225704422"/>
       <w:r>
         <w:rPr>
           <w:rFonts w:eastAsia="Calibri"/>
         </w:rPr>
         <w:t>Frontend felület bemutatása:</w:t>
       </w:r>
-      <w:bookmarkEnd w:id="25"/>
-      <w:bookmarkEnd w:id="26"/>
+      <w:bookmarkEnd w:id="32"/>
+      <w:bookmarkEnd w:id="33"/>
+      <w:bookmarkEnd w:id="34"/>
     </w:p>
     <w:p>
       <w:pPr>
@@ -6147,8 +3687,8 @@
           <w:rFonts w:eastAsia="Calibri"/>
         </w:rPr>
       </w:pPr>
-      <w:bookmarkStart w:id="27" w:name="_Toc225509757"/>
-      <w:bookmarkStart w:id="28" w:name="_Toc225510095"/>
+      <w:bookmarkStart w:id="35" w:name="_Toc225509757"/>
+      <w:bookmarkStart w:id="36" w:name="_Toc225510095"/>
       <w:r>
         <w:rPr>
           <w:rFonts w:eastAsia="Calibri"/>
@@ -6161,8 +3701,8 @@
         </w:rPr>
         <w:t xml:space="preserve"> megjelenítése:</w:t>
       </w:r>
-      <w:bookmarkEnd w:id="27"/>
-      <w:bookmarkEnd w:id="28"/>
+      <w:bookmarkEnd w:id="35"/>
+      <w:bookmarkEnd w:id="36"/>
     </w:p>
     <w:p>
       <w:pPr>
@@ -6188,6 +3728,181 @@
       </w:r>
     </w:p>
     <w:p>
+      <w:r>
+        <w:rPr>
+          <w:noProof/>
+        </w:rPr>
+        <mc:AlternateContent>
+          <mc:Choice Requires="wps">
+            <w:drawing>
+              <wp:anchor distT="0" distB="0" distL="114300" distR="114300" simplePos="0" relativeHeight="251685888" behindDoc="1" locked="0" layoutInCell="1" allowOverlap="1" wp14:anchorId="4C5D63C9" wp14:editId="57782CFB">
+                <wp:simplePos x="0" y="0"/>
+                <wp:positionH relativeFrom="column">
+                  <wp:posOffset>0</wp:posOffset>
+                </wp:positionH>
+                <wp:positionV relativeFrom="paragraph">
+                  <wp:posOffset>2428875</wp:posOffset>
+                </wp:positionV>
+                <wp:extent cx="4481195" cy="635"/>
+                <wp:effectExtent l="0" t="0" r="0" b="0"/>
+                <wp:wrapTight wrapText="bothSides">
+                  <wp:wrapPolygon edited="0">
+                    <wp:start x="0" y="0"/>
+                    <wp:lineTo x="0" y="21600"/>
+                    <wp:lineTo x="21600" y="21600"/>
+                    <wp:lineTo x="21600" y="0"/>
+                  </wp:wrapPolygon>
+                </wp:wrapTight>
+                <wp:docPr id="570636343" name="Szövegdoboz 1"/>
+                <wp:cNvGraphicFramePr/>
+                <a:graphic xmlns:a="http://schemas.openxmlformats.org/drawingml/2006/main">
+                  <a:graphicData uri="http://schemas.microsoft.com/office/word/2010/wordprocessingShape">
+                    <wps:wsp>
+                      <wps:cNvSpPr txBox="1"/>
+                      <wps:spPr>
+                        <a:xfrm>
+                          <a:off x="0" y="0"/>
+                          <a:ext cx="4481195" cy="635"/>
+                        </a:xfrm>
+                        <a:prstGeom prst="rect">
+                          <a:avLst/>
+                        </a:prstGeom>
+                        <a:solidFill>
+                          <a:prstClr val="white"/>
+                        </a:solidFill>
+                        <a:ln>
+                          <a:noFill/>
+                        </a:ln>
+                      </wps:spPr>
+                      <wps:txbx>
+                        <w:txbxContent>
+                          <w:p>
+                            <w:pPr>
+                              <w:pStyle w:val="Kpalrs"/>
+                              <w:rPr>
+                                <w:rFonts w:eastAsia="Calibri" w:cstheme="minorHAnsi"/>
+                                <w:noProof/>
+                                <w:szCs w:val="22"/>
+                              </w:rPr>
+                            </w:pPr>
+                            <w:r>
+                              <w:rPr>
+                                <w:rFonts w:eastAsia="Calibri" w:cstheme="minorHAnsi"/>
+                                <w:noProof/>
+                              </w:rPr>
+                              <w:fldChar w:fldCharType="begin"/>
+                            </w:r>
+                            <w:r>
+                              <w:rPr>
+                                <w:rFonts w:eastAsia="Calibri" w:cstheme="minorHAnsi"/>
+                                <w:noProof/>
+                              </w:rPr>
+                              <w:instrText xml:space="preserve"> SEQ Főoldal \* ARABIC </w:instrText>
+                            </w:r>
+                            <w:r>
+                              <w:rPr>
+                                <w:rFonts w:eastAsia="Calibri" w:cstheme="minorHAnsi"/>
+                                <w:noProof/>
+                              </w:rPr>
+                              <w:fldChar w:fldCharType="separate"/>
+                            </w:r>
+                            <w:r>
+                              <w:rPr>
+                                <w:rFonts w:eastAsia="Calibri" w:cstheme="minorHAnsi"/>
+                                <w:noProof/>
+                              </w:rPr>
+                              <w:t>1</w:t>
+                            </w:r>
+                            <w:r>
+                              <w:rPr>
+                                <w:rFonts w:eastAsia="Calibri" w:cstheme="minorHAnsi"/>
+                                <w:noProof/>
+                              </w:rPr>
+                              <w:fldChar w:fldCharType="end"/>
+                            </w:r>
+                            <w:r>
+                              <w:t>. Főoldal ábra</w:t>
+                            </w:r>
+                          </w:p>
+                        </w:txbxContent>
+                      </wps:txbx>
+                      <wps:bodyPr rot="0" spcFirstLastPara="0" vertOverflow="overflow" horzOverflow="overflow" vert="horz" wrap="square" lIns="0" tIns="0" rIns="0" bIns="0" numCol="1" spcCol="0" rtlCol="0" fromWordArt="0" anchor="t" anchorCtr="0" forceAA="0" compatLnSpc="1">
+                        <a:prstTxWarp prst="textNoShape">
+                          <a:avLst/>
+                        </a:prstTxWarp>
+                        <a:spAutoFit/>
+                      </wps:bodyPr>
+                    </wps:wsp>
+                  </a:graphicData>
+                </a:graphic>
+              </wp:anchor>
+            </w:drawing>
+          </mc:Choice>
+          <mc:Fallback>
+            <w:pict>
+              <v:shapetype w14:anchorId="4C5D63C9" id="_x0000_t202" coordsize="21600,21600" o:spt="202" path="m,l,21600r21600,l21600,xe">
+                <v:stroke joinstyle="miter"/>
+                <v:path gradientshapeok="t" o:connecttype="rect"/>
+              </v:shapetype>
+              <v:shape id="Szövegdoboz 1" o:spid="_x0000_s1026" type="#_x0000_t202" style="position:absolute;left:0;text-align:left;margin-left:0;margin-top:191.25pt;width:352.85pt;height:.05pt;z-index:-251630592;visibility:visible;mso-wrap-style:square;mso-wrap-distance-left:9pt;mso-wrap-distance-top:0;mso-wrap-distance-right:9pt;mso-wrap-distance-bottom:0;mso-position-horizontal:absolute;mso-position-horizontal-relative:text;mso-position-vertical:absolute;mso-position-vertical-relative:text;v-text-anchor:top" o:gfxdata="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" stroked="f">
+                <v:textbox style="mso-fit-shape-to-text:t" inset="0,0,0,0">
+                  <w:txbxContent>
+                    <w:p>
+                      <w:pPr>
+                        <w:pStyle w:val="Kpalrs"/>
+                        <w:rPr>
+                          <w:rFonts w:eastAsia="Calibri" w:cstheme="minorHAnsi"/>
+                          <w:noProof/>
+                          <w:szCs w:val="22"/>
+                        </w:rPr>
+                      </w:pPr>
+                      <w:r>
+                        <w:rPr>
+                          <w:rFonts w:eastAsia="Calibri" w:cstheme="minorHAnsi"/>
+                          <w:noProof/>
+                        </w:rPr>
+                        <w:fldChar w:fldCharType="begin"/>
+                      </w:r>
+                      <w:r>
+                        <w:rPr>
+                          <w:rFonts w:eastAsia="Calibri" w:cstheme="minorHAnsi"/>
+                          <w:noProof/>
+                        </w:rPr>
+                        <w:instrText xml:space="preserve"> SEQ Főoldal \* ARABIC </w:instrText>
+                      </w:r>
+                      <w:r>
+                        <w:rPr>
+                          <w:rFonts w:eastAsia="Calibri" w:cstheme="minorHAnsi"/>
+                          <w:noProof/>
+                        </w:rPr>
+                        <w:fldChar w:fldCharType="separate"/>
+                      </w:r>
+                      <w:r>
+                        <w:rPr>
+                          <w:rFonts w:eastAsia="Calibri" w:cstheme="minorHAnsi"/>
+                          <w:noProof/>
+                        </w:rPr>
+                        <w:t>1</w:t>
+                      </w:r>
+                      <w:r>
+                        <w:rPr>
+                          <w:rFonts w:eastAsia="Calibri" w:cstheme="minorHAnsi"/>
+                          <w:noProof/>
+                        </w:rPr>
+                        <w:fldChar w:fldCharType="end"/>
+                      </w:r>
+                      <w:r>
+                        <w:t>. Főoldal ábra</w:t>
+                      </w:r>
+                    </w:p>
+                  </w:txbxContent>
+                </v:textbox>
+                <w10:wrap type="tight"/>
+              </v:shape>
+            </w:pict>
+          </mc:Fallback>
+        </mc:AlternateContent>
+      </w:r>
       <w:r>
         <w:rPr>
           <w:rFonts w:eastAsia="Calibri" w:cstheme="minorHAnsi"/>
@@ -6225,7 +3940,7 @@
                     <pic:cNvPicPr/>
                   </pic:nvPicPr>
                   <pic:blipFill>
-                    <a:blip r:embed="rId9" cstate="print">
+                    <a:blip r:embed="rId10" cstate="print">
                       <a:extLst>
                         <a:ext uri="{28A0092B-C50C-407E-A947-70E740481C1C}">
                           <a14:useLocalDpi xmlns:a14="http://schemas.microsoft.com/office/drawing/2010/main" val="0"/>
@@ -6269,10 +3984,11 @@
       <w:r>
         <w:rPr>
           <w:rFonts w:eastAsia="Calibri"/>
+          <w:noProof/>
           <w:szCs w:val="24"/>
         </w:rPr>
         <w:drawing>
-          <wp:anchor distT="0" distB="0" distL="114300" distR="114300" simplePos="0" relativeHeight="251679744" behindDoc="1" locked="0" layoutInCell="1" allowOverlap="1" wp14:anchorId="052CDA2A" wp14:editId="2D06761A">
+          <wp:anchor distT="0" distB="0" distL="114300" distR="114300" simplePos="0" relativeHeight="251679744" behindDoc="1" locked="0" layoutInCell="1" allowOverlap="1" wp14:anchorId="052CDA2A" wp14:editId="02BFC887">
             <wp:simplePos x="0" y="0"/>
             <wp:positionH relativeFrom="margin">
               <wp:align>right</wp:align>
@@ -6303,7 +4019,7 @@
                     <pic:cNvPicPr/>
                   </pic:nvPicPr>
                   <pic:blipFill>
-                    <a:blip r:embed="rId10" cstate="print">
+                    <a:blip r:embed="rId11" cstate="print">
                       <a:extLst>
                         <a:ext uri="{28A0092B-C50C-407E-A947-70E740481C1C}">
                           <a14:useLocalDpi xmlns:a14="http://schemas.microsoft.com/office/drawing/2010/main" val="0"/>
@@ -6349,7 +4065,7 @@
           <w:noProof/>
         </w:rPr>
         <w:drawing>
-          <wp:anchor distT="0" distB="0" distL="114300" distR="114300" simplePos="0" relativeHeight="251659264" behindDoc="0" locked="0" layoutInCell="1" allowOverlap="1" wp14:anchorId="3C1D0849" wp14:editId="70247B6F">
+          <wp:anchor distT="0" distB="0" distL="114300" distR="114300" simplePos="0" relativeHeight="251659264" behindDoc="0" locked="0" layoutInCell="1" allowOverlap="1" wp14:anchorId="3C1D0849" wp14:editId="349DD27B">
             <wp:simplePos x="0" y="0"/>
             <wp:positionH relativeFrom="margin">
               <wp:align>right</wp:align>
@@ -6372,7 +4088,7 @@
                     <pic:cNvPicPr/>
                   </pic:nvPicPr>
                   <pic:blipFill>
-                    <a:blip r:embed="rId11" cstate="print">
+                    <a:blip r:embed="rId12" cstate="print">
                       <a:extLst>
                         <a:ext uri="{28A0092B-C50C-407E-A947-70E740481C1C}">
                           <a14:useLocalDpi xmlns:a14="http://schemas.microsoft.com/office/drawing/2010/main" val="0"/>
@@ -6410,7 +4126,7 @@
           <w:noProof/>
         </w:rPr>
         <w:drawing>
-          <wp:anchor distT="0" distB="0" distL="114300" distR="114300" simplePos="0" relativeHeight="251658240" behindDoc="0" locked="0" layoutInCell="1" allowOverlap="1" wp14:anchorId="379D838B" wp14:editId="4A21075E">
+          <wp:anchor distT="0" distB="0" distL="114300" distR="114300" simplePos="0" relativeHeight="251658240" behindDoc="0" locked="0" layoutInCell="1" allowOverlap="1" wp14:anchorId="379D838B" wp14:editId="1BF9B22A">
             <wp:simplePos x="0" y="0"/>
             <wp:positionH relativeFrom="margin">
               <wp:align>left</wp:align>
@@ -6433,7 +4149,7 @@
                     <pic:cNvPicPr/>
                   </pic:nvPicPr>
                   <pic:blipFill>
-                    <a:blip r:embed="rId12" cstate="print">
+                    <a:blip r:embed="rId13" cstate="print">
                       <a:extLst>
                         <a:ext uri="{28A0092B-C50C-407E-A947-70E740481C1C}">
                           <a14:useLocalDpi xmlns:a14="http://schemas.microsoft.com/office/drawing/2010/main" val="0"/>
@@ -6469,7 +4185,19 @@
         <w:rPr>
           <w:rFonts w:cs="Times New Roman"/>
         </w:rPr>
-        <w:t>Ezen felül található egy gaszt</w:t>
+        <w:t xml:space="preserve">Ezen felül </w:t>
+      </w:r>
+      <w:r>
+        <w:rPr>
+          <w:rFonts w:cs="Times New Roman"/>
+        </w:rPr>
+        <w:t>T</w:t>
+      </w:r>
+      <w:r>
+        <w:rPr>
+          <w:rFonts w:cs="Times New Roman"/>
+        </w:rPr>
+        <w:t>alálható egy gaszt</w:t>
       </w:r>
       <w:r>
         <w:rPr>
@@ -6525,8 +4253,8 @@
           <w:rFonts w:eastAsia="Calibri"/>
         </w:rPr>
       </w:pPr>
-      <w:bookmarkStart w:id="29" w:name="_Toc225509758"/>
-      <w:bookmarkStart w:id="30" w:name="_Toc225510096"/>
+      <w:bookmarkStart w:id="37" w:name="_Toc225509758"/>
+      <w:bookmarkStart w:id="38" w:name="_Toc225510096"/>
       <w:r>
         <w:rPr>
           <w:rFonts w:eastAsia="Calibri"/>
@@ -6540,8 +4268,8 @@
         </w:rPr>
         <w:t>:</w:t>
       </w:r>
-      <w:bookmarkEnd w:id="29"/>
-      <w:bookmarkEnd w:id="30"/>
+      <w:bookmarkEnd w:id="37"/>
+      <w:bookmarkEnd w:id="38"/>
     </w:p>
     <w:p>
       <w:pPr>
@@ -6599,7 +4327,7 @@
                     <pic:cNvPicPr/>
                   </pic:nvPicPr>
                   <pic:blipFill>
-                    <a:blip r:embed="rId13">
+                    <a:blip r:embed="rId14">
                       <a:extLst>
                         <a:ext uri="{28A0092B-C50C-407E-A947-70E740481C1C}">
                           <a14:useLocalDpi xmlns:a14="http://schemas.microsoft.com/office/drawing/2010/main" val="0"/>
@@ -6671,7 +4399,7 @@
                     <pic:cNvPicPr/>
                   </pic:nvPicPr>
                   <pic:blipFill>
-                    <a:blip r:embed="rId14" cstate="print">
+                    <a:blip r:embed="rId15" cstate="print">
                       <a:extLst>
                         <a:ext uri="{28A0092B-C50C-407E-A947-70E740481C1C}">
                           <a14:useLocalDpi xmlns:a14="http://schemas.microsoft.com/office/drawing/2010/main" val="0"/>
@@ -6733,7 +4461,7 @@
                     <pic:cNvPicPr/>
                   </pic:nvPicPr>
                   <pic:blipFill>
-                    <a:blip r:embed="rId15" cstate="print">
+                    <a:blip r:embed="rId16" cstate="print">
                       <a:extLst>
                         <a:ext uri="{28A0092B-C50C-407E-A947-70E740481C1C}">
                           <a14:useLocalDpi xmlns:a14="http://schemas.microsoft.com/office/drawing/2010/main" val="0"/>
@@ -6795,7 +4523,7 @@
                     <pic:cNvPicPr/>
                   </pic:nvPicPr>
                   <pic:blipFill>
-                    <a:blip r:embed="rId16" cstate="print">
+                    <a:blip r:embed="rId17" cstate="print">
                       <a:extLst>
                         <a:ext uri="{28A0092B-C50C-407E-A947-70E740481C1C}">
                           <a14:useLocalDpi xmlns:a14="http://schemas.microsoft.com/office/drawing/2010/main" val="0"/>
@@ -6894,6 +4622,9 @@
         </w:rPr>
       </w:pPr>
       <w:r>
+        <w:rPr>
+          <w:noProof/>
+        </w:rPr>
         <w:drawing>
           <wp:anchor distT="0" distB="0" distL="114300" distR="114300" simplePos="0" relativeHeight="251669504" behindDoc="1" locked="0" layoutInCell="1" allowOverlap="1" wp14:anchorId="5EDEC8F3" wp14:editId="41AEEED6">
             <wp:simplePos x="0" y="0"/>
@@ -6926,7 +4657,7 @@
                     <pic:cNvPicPr/>
                   </pic:nvPicPr>
                   <pic:blipFill>
-                    <a:blip r:embed="rId17">
+                    <a:blip r:embed="rId18">
                       <a:extLst>
                         <a:ext uri="{28A0092B-C50C-407E-A947-70E740481C1C}">
                           <a14:useLocalDpi xmlns:a14="http://schemas.microsoft.com/office/drawing/2010/main" val="0"/>
@@ -6953,6 +4684,9 @@
         </w:drawing>
       </w:r>
       <w:r>
+        <w:rPr>
+          <w:noProof/>
+        </w:rPr>
         <w:drawing>
           <wp:inline distT="0" distB="0" distL="0" distR="0" wp14:anchorId="511CBDD6" wp14:editId="56AB8EA9">
             <wp:extent cx="2251710" cy="2443480"/>
@@ -6969,7 +4703,7 @@
                     <pic:cNvPicPr/>
                   </pic:nvPicPr>
                   <pic:blipFill>
-                    <a:blip r:embed="rId18">
+                    <a:blip r:embed="rId19">
                       <a:extLst>
                         <a:ext uri="{28A0092B-C50C-407E-A947-70E740481C1C}">
                           <a14:useLocalDpi xmlns:a14="http://schemas.microsoft.com/office/drawing/2010/main" val="0"/>
@@ -7001,8 +4735,8 @@
         <w:pStyle w:val="Cmsor3"/>
         <w:spacing w:before="360" w:beforeAutospacing="0" w:after="240" w:afterAutospacing="0"/>
       </w:pPr>
-      <w:bookmarkStart w:id="31" w:name="_Toc225509759"/>
-      <w:bookmarkStart w:id="32" w:name="_Toc225510097"/>
+      <w:bookmarkStart w:id="39" w:name="_Toc225509759"/>
+      <w:bookmarkStart w:id="40" w:name="_Toc225510097"/>
       <w:r>
         <w:rPr>
           <w:rFonts w:eastAsia="Calibri"/>
@@ -7015,8 +4749,8 @@
         </w:rPr>
         <w:t>:</w:t>
       </w:r>
-      <w:bookmarkEnd w:id="31"/>
-      <w:bookmarkEnd w:id="32"/>
+      <w:bookmarkEnd w:id="39"/>
+      <w:bookmarkEnd w:id="40"/>
     </w:p>
     <w:p>
       <w:pPr>
@@ -7058,6 +4792,9 @@
         </w:rPr>
       </w:pPr>
       <w:r>
+        <w:rPr>
+          <w:noProof/>
+        </w:rPr>
         <w:drawing>
           <wp:inline distT="0" distB="0" distL="0" distR="0" wp14:anchorId="10E0E8E3" wp14:editId="1F5312D3">
             <wp:extent cx="3362325" cy="1817370"/>
@@ -7074,7 +4811,7 @@
                     <pic:cNvPicPr/>
                   </pic:nvPicPr>
                   <pic:blipFill>
-                    <a:blip r:embed="rId13">
+                    <a:blip r:embed="rId14">
                       <a:extLst>
                         <a:ext uri="{28A0092B-C50C-407E-A947-70E740481C1C}">
                           <a14:useLocalDpi xmlns:a14="http://schemas.microsoft.com/office/drawing/2010/main" val="0"/>
@@ -7157,7 +4894,7 @@
                     <pic:cNvPicPr/>
                   </pic:nvPicPr>
                   <pic:blipFill>
-                    <a:blip r:embed="rId19" cstate="print">
+                    <a:blip r:embed="rId20" cstate="print">
                       <a:extLst>
                         <a:ext uri="{28A0092B-C50C-407E-A947-70E740481C1C}">
                           <a14:useLocalDpi xmlns:a14="http://schemas.microsoft.com/office/drawing/2010/main" val="0"/>
@@ -7228,7 +4965,7 @@
                     <pic:cNvPicPr/>
                   </pic:nvPicPr>
                   <pic:blipFill>
-                    <a:blip r:embed="rId20"/>
+                    <a:blip r:embed="rId21"/>
                     <a:stretch>
                       <a:fillRect/>
                     </a:stretch>
@@ -7293,7 +5030,7 @@
                     <pic:cNvPicPr/>
                   </pic:nvPicPr>
                   <pic:blipFill>
-                    <a:blip r:embed="rId21"/>
+                    <a:blip r:embed="rId22"/>
                     <a:stretch>
                       <a:fillRect/>
                     </a:stretch>
@@ -7350,7 +5087,7 @@
           <w:noProof/>
         </w:rPr>
         <w:drawing>
-          <wp:anchor distT="0" distB="0" distL="114300" distR="114300" simplePos="0" relativeHeight="251682816" behindDoc="1" locked="0" layoutInCell="1" allowOverlap="1" wp14:anchorId="375EBA51" wp14:editId="39695D3A">
+          <wp:anchor distT="0" distB="0" distL="114300" distR="114300" simplePos="0" relativeHeight="251682816" behindDoc="1" locked="0" layoutInCell="1" allowOverlap="1" wp14:anchorId="375EBA51" wp14:editId="6EEFE469">
             <wp:simplePos x="0" y="0"/>
             <wp:positionH relativeFrom="column">
               <wp:posOffset>3314962</wp:posOffset>
@@ -7381,7 +5118,7 @@
                     <pic:cNvPicPr/>
                   </pic:nvPicPr>
                   <pic:blipFill>
-                    <a:blip r:embed="rId22" cstate="print">
+                    <a:blip r:embed="rId23" cstate="print">
                       <a:extLst>
                         <a:ext uri="{28A0092B-C50C-407E-A947-70E740481C1C}">
                           <a14:useLocalDpi xmlns:a14="http://schemas.microsoft.com/office/drawing/2010/main" val="0"/>
@@ -7433,7 +5170,7 @@
                     <pic:cNvPicPr/>
                   </pic:nvPicPr>
                   <pic:blipFill>
-                    <a:blip r:embed="rId23"/>
+                    <a:blip r:embed="rId24"/>
                     <a:stretch>
                       <a:fillRect/>
                     </a:stretch>
@@ -7492,7 +5229,7 @@
                     <pic:cNvPicPr/>
                   </pic:nvPicPr>
                   <pic:blipFill>
-                    <a:blip r:embed="rId24"/>
+                    <a:blip r:embed="rId25"/>
                     <a:stretch>
                       <a:fillRect/>
                     </a:stretch>
@@ -7528,8 +5265,9 @@
         <w:pStyle w:val="Cmsor2"/>
         <w:spacing w:before="240" w:after="360"/>
       </w:pPr>
-      <w:bookmarkStart w:id="33" w:name="_Toc225509760"/>
-      <w:bookmarkStart w:id="34" w:name="_Toc225510098"/>
+      <w:bookmarkStart w:id="41" w:name="_Toc225509760"/>
+      <w:bookmarkStart w:id="42" w:name="_Toc225510098"/>
+      <w:bookmarkStart w:id="43" w:name="_Toc225704423"/>
       <w:proofErr w:type="spellStart"/>
       <w:r>
         <w:rPr>
@@ -7551,8 +5289,9 @@
         </w:rPr>
         <w:t>:</w:t>
       </w:r>
-      <w:bookmarkEnd w:id="33"/>
-      <w:bookmarkEnd w:id="34"/>
+      <w:bookmarkEnd w:id="41"/>
+      <w:bookmarkEnd w:id="42"/>
+      <w:bookmarkEnd w:id="43"/>
     </w:p>
     <w:p>
       <w:pPr>
@@ -7619,7 +5358,7 @@
                     <pic:cNvPicPr/>
                   </pic:nvPicPr>
                   <pic:blipFill>
-                    <a:blip r:embed="rId25">
+                    <a:blip r:embed="rId26">
                       <a:extLst>
                         <a:ext uri="{28A0092B-C50C-407E-A947-70E740481C1C}">
                           <a14:useLocalDpi xmlns:a14="http://schemas.microsoft.com/office/drawing/2010/main" val="0"/>
@@ -7671,7 +5410,7 @@
                     <pic:cNvPicPr/>
                   </pic:nvPicPr>
                   <pic:blipFill>
-                    <a:blip r:embed="rId26"/>
+                    <a:blip r:embed="rId27"/>
                     <a:stretch>
                       <a:fillRect/>
                     </a:stretch>
@@ -7706,8 +5445,8 @@
         <w:pStyle w:val="Cmsor3"/>
         <w:spacing w:before="360" w:beforeAutospacing="0" w:after="240" w:afterAutospacing="0"/>
       </w:pPr>
-      <w:bookmarkStart w:id="35" w:name="_Toc225509761"/>
-      <w:bookmarkStart w:id="36" w:name="_Toc225510099"/>
+      <w:bookmarkStart w:id="44" w:name="_Toc225509761"/>
+      <w:bookmarkStart w:id="45" w:name="_Toc225510099"/>
       <w:r>
         <w:rPr>
           <w:rFonts w:eastAsia="Calibri"/>
@@ -7721,8 +5460,8 @@
         </w:rPr>
         <w:t>:</w:t>
       </w:r>
-      <w:bookmarkEnd w:id="35"/>
-      <w:bookmarkEnd w:id="36"/>
+      <w:bookmarkEnd w:id="44"/>
+      <w:bookmarkEnd w:id="45"/>
     </w:p>
     <w:p>
       <w:pPr>
@@ -7785,7 +5524,7 @@
                     <pic:cNvPicPr/>
                   </pic:nvPicPr>
                   <pic:blipFill>
-                    <a:blip r:embed="rId27"/>
+                    <a:blip r:embed="rId28"/>
                     <a:stretch>
                       <a:fillRect/>
                     </a:stretch>
@@ -7814,16 +5553,16 @@
           <w:rFonts w:eastAsia="Calibri"/>
         </w:rPr>
       </w:pPr>
-      <w:bookmarkStart w:id="37" w:name="_Toc225509762"/>
-      <w:bookmarkStart w:id="38" w:name="_Toc225510100"/>
+      <w:bookmarkStart w:id="46" w:name="_Toc225509762"/>
+      <w:bookmarkStart w:id="47" w:name="_Toc225510100"/>
       <w:r>
         <w:rPr>
           <w:rFonts w:eastAsia="Calibri"/>
         </w:rPr>
         <w:t>Foglalások, asztalok és időpontok kezelése</w:t>
       </w:r>
-      <w:bookmarkEnd w:id="37"/>
-      <w:bookmarkEnd w:id="38"/>
+      <w:bookmarkEnd w:id="46"/>
+      <w:bookmarkEnd w:id="47"/>
     </w:p>
     <w:p>
       <w:pPr>
@@ -7907,7 +5646,7 @@
                     <pic:cNvPicPr/>
                   </pic:nvPicPr>
                   <pic:blipFill>
-                    <a:blip r:embed="rId28">
+                    <a:blip r:embed="rId29">
                       <a:extLst>
                         <a:ext uri="{28A0092B-C50C-407E-A947-70E740481C1C}">
                           <a14:useLocalDpi xmlns:a14="http://schemas.microsoft.com/office/drawing/2010/main" val="0"/>
@@ -7953,7 +5692,7 @@
                     <pic:cNvPicPr/>
                   </pic:nvPicPr>
                   <pic:blipFill>
-                    <a:blip r:embed="rId29">
+                    <a:blip r:embed="rId30">
                       <a:extLst>
                         <a:ext uri="{28A0092B-C50C-407E-A947-70E740481C1C}">
                           <a14:useLocalDpi xmlns:a14="http://schemas.microsoft.com/office/drawing/2010/main" val="0"/>
@@ -8039,7 +5778,7 @@
                     <pic:cNvPicPr/>
                   </pic:nvPicPr>
                   <pic:blipFill>
-                    <a:blip r:embed="rId30">
+                    <a:blip r:embed="rId31">
                       <a:extLst>
                         <a:ext uri="{28A0092B-C50C-407E-A947-70E740481C1C}">
                           <a14:useLocalDpi xmlns:a14="http://schemas.microsoft.com/office/drawing/2010/main" val="0"/>
@@ -8161,7 +5900,7 @@
                     <pic:cNvPicPr/>
                   </pic:nvPicPr>
                   <pic:blipFill>
-                    <a:blip r:embed="rId31">
+                    <a:blip r:embed="rId32">
                       <a:extLst>
                         <a:ext uri="{28A0092B-C50C-407E-A947-70E740481C1C}">
                           <a14:useLocalDpi xmlns:a14="http://schemas.microsoft.com/office/drawing/2010/main" val="0"/>
@@ -8207,7 +5946,7 @@
                     <pic:cNvPicPr/>
                   </pic:nvPicPr>
                   <pic:blipFill>
-                    <a:blip r:embed="rId32">
+                    <a:blip r:embed="rId33">
                       <a:extLst>
                         <a:ext uri="{28A0092B-C50C-407E-A947-70E740481C1C}">
                           <a14:useLocalDpi xmlns:a14="http://schemas.microsoft.com/office/drawing/2010/main" val="0"/>
@@ -8289,7 +6028,7 @@
                     <pic:cNvPicPr/>
                   </pic:nvPicPr>
                   <pic:blipFill>
-                    <a:blip r:embed="rId33">
+                    <a:blip r:embed="rId34">
                       <a:extLst>
                         <a:ext uri="{28A0092B-C50C-407E-A947-70E740481C1C}">
                           <a14:useLocalDpi xmlns:a14="http://schemas.microsoft.com/office/drawing/2010/main" val="0"/>
@@ -8335,7 +6074,7 @@
                     <pic:cNvPicPr/>
                   </pic:nvPicPr>
                   <pic:blipFill>
-                    <a:blip r:embed="rId34"/>
+                    <a:blip r:embed="rId35"/>
                     <a:stretch>
                       <a:fillRect/>
                     </a:stretch>
@@ -8422,7 +6161,7 @@
                     <pic:cNvPicPr/>
                   </pic:nvPicPr>
                   <pic:blipFill>
-                    <a:blip r:embed="rId35">
+                    <a:blip r:embed="rId36">
                       <a:extLst>
                         <a:ext uri="{28A0092B-C50C-407E-A947-70E740481C1C}">
                           <a14:useLocalDpi xmlns:a14="http://schemas.microsoft.com/office/drawing/2010/main" val="0"/>
@@ -8499,7 +6238,7 @@
                     <pic:cNvPicPr/>
                   </pic:nvPicPr>
                   <pic:blipFill>
-                    <a:blip r:embed="rId36">
+                    <a:blip r:embed="rId37">
                       <a:extLst>
                         <a:ext uri="{28A0092B-C50C-407E-A947-70E740481C1C}">
                           <a14:useLocalDpi xmlns:a14="http://schemas.microsoft.com/office/drawing/2010/main" val="0"/>
@@ -8545,7 +6284,7 @@
                     <pic:cNvPicPr/>
                   </pic:nvPicPr>
                   <pic:blipFill>
-                    <a:blip r:embed="rId37"/>
+                    <a:blip r:embed="rId38"/>
                     <a:stretch>
                       <a:fillRect/>
                     </a:stretch>
@@ -8585,7 +6324,7 @@
                     <pic:cNvPicPr/>
                   </pic:nvPicPr>
                   <pic:blipFill>
-                    <a:blip r:embed="rId38"/>
+                    <a:blip r:embed="rId39"/>
                     <a:stretch>
                       <a:fillRect/>
                     </a:stretch>
@@ -8611,8 +6350,8 @@
         <w:pStyle w:val="Cmsor3"/>
         <w:spacing w:before="360" w:beforeAutospacing="0" w:after="240" w:afterAutospacing="0"/>
       </w:pPr>
-      <w:bookmarkStart w:id="39" w:name="_Toc225509763"/>
-      <w:bookmarkStart w:id="40" w:name="_Toc225510101"/>
+      <w:bookmarkStart w:id="48" w:name="_Toc225509763"/>
+      <w:bookmarkStart w:id="49" w:name="_Toc225510101"/>
       <w:r>
         <w:rPr>
           <w:rFonts w:eastAsia="Calibri"/>
@@ -8625,8 +6364,8 @@
         </w:rPr>
         <w:t>:</w:t>
       </w:r>
-      <w:bookmarkEnd w:id="39"/>
-      <w:bookmarkEnd w:id="40"/>
+      <w:bookmarkEnd w:id="48"/>
+      <w:bookmarkEnd w:id="49"/>
     </w:p>
     <w:p>
       <w:pPr>
@@ -8715,7 +6454,7 @@
                     <pic:cNvPicPr/>
                   </pic:nvPicPr>
                   <pic:blipFill>
-                    <a:blip r:embed="rId39">
+                    <a:blip r:embed="rId40">
                       <a:extLst>
                         <a:ext uri="{28A0092B-C50C-407E-A947-70E740481C1C}">
                           <a14:useLocalDpi xmlns:a14="http://schemas.microsoft.com/office/drawing/2010/main" val="0"/>
@@ -8767,7 +6506,7 @@
                     <pic:cNvPicPr/>
                   </pic:nvPicPr>
                   <pic:blipFill>
-                    <a:blip r:embed="rId40"/>
+                    <a:blip r:embed="rId41"/>
                     <a:stretch>
                       <a:fillRect/>
                     </a:stretch>
@@ -8808,21 +6547,24 @@
         <w:pStyle w:val="Cmsor1"/>
         <w:spacing w:before="120"/>
       </w:pPr>
-      <w:bookmarkStart w:id="41" w:name="_Toc225509764"/>
-      <w:bookmarkStart w:id="42" w:name="_Toc225510102"/>
+      <w:bookmarkStart w:id="50" w:name="_Toc225509764"/>
+      <w:bookmarkStart w:id="51" w:name="_Toc225510102"/>
+      <w:bookmarkStart w:id="52" w:name="_Toc225704424"/>
       <w:r>
         <w:t>Fejlesztői dokumentáció</w:t>
       </w:r>
-      <w:bookmarkEnd w:id="41"/>
-      <w:bookmarkEnd w:id="42"/>
+      <w:bookmarkEnd w:id="50"/>
+      <w:bookmarkEnd w:id="51"/>
+      <w:bookmarkEnd w:id="52"/>
     </w:p>
     <w:p>
       <w:pPr>
         <w:pStyle w:val="Cmsor2"/>
         <w:spacing w:before="240" w:after="360"/>
       </w:pPr>
-      <w:bookmarkStart w:id="43" w:name="_Toc225509765"/>
-      <w:bookmarkStart w:id="44" w:name="_Toc225510103"/>
+      <w:bookmarkStart w:id="53" w:name="_Toc225509765"/>
+      <w:bookmarkStart w:id="54" w:name="_Toc225510103"/>
+      <w:bookmarkStart w:id="55" w:name="_Toc225704425"/>
       <w:r>
         <w:rPr>
           <w:rStyle w:val="Kiemels2"/>
@@ -8839,16 +6581,17 @@
         </w:rPr>
         <w:t>:</w:t>
       </w:r>
-      <w:bookmarkEnd w:id="43"/>
-      <w:bookmarkEnd w:id="44"/>
+      <w:bookmarkEnd w:id="53"/>
+      <w:bookmarkEnd w:id="54"/>
+      <w:bookmarkEnd w:id="55"/>
     </w:p>
     <w:p>
       <w:pPr>
         <w:pStyle w:val="Cmsor3"/>
         <w:spacing w:before="360" w:beforeAutospacing="0" w:after="240" w:afterAutospacing="0"/>
       </w:pPr>
-      <w:bookmarkStart w:id="45" w:name="_Toc225509766"/>
-      <w:bookmarkStart w:id="46" w:name="_Toc225510104"/>
+      <w:bookmarkStart w:id="56" w:name="_Toc225509766"/>
+      <w:bookmarkStart w:id="57" w:name="_Toc225510104"/>
       <w:r>
         <w:rPr>
           <w:rStyle w:val="Kiemels2"/>
@@ -8865,8 +6608,8 @@
         </w:rPr>
         <w:t>:</w:t>
       </w:r>
-      <w:bookmarkEnd w:id="45"/>
-      <w:bookmarkEnd w:id="46"/>
+      <w:bookmarkEnd w:id="56"/>
+      <w:bookmarkEnd w:id="57"/>
     </w:p>
     <w:p>
       <w:pPr>
@@ -9379,7 +7122,7 @@
                     <pic:cNvPicPr/>
                   </pic:nvPicPr>
                   <pic:blipFill>
-                    <a:blip r:embed="rId41"/>
+                    <a:blip r:embed="rId42"/>
                     <a:stretch>
                       <a:fillRect/>
                     </a:stretch>
@@ -9549,13 +7292,13 @@
           <w:rFonts w:asciiTheme="minorHAnsi" w:hAnsiTheme="minorHAnsi"/>
           <w:sz w:val="22"/>
         </w:rPr>
+        <w:instrText xml:space="preserve"> \* MERGEFORMAT </w:instrText>
       </w:r>
       <w:r>
         <w:rPr>
           <w:rFonts w:asciiTheme="minorHAnsi" w:hAnsiTheme="minorHAnsi"/>
           <w:sz w:val="22"/>
         </w:rPr>
-        <w:instrText xml:space="preserve"> \* MERGEFORMAT </w:instrText>
       </w:r>
       <w:r>
         <w:rPr>
@@ -10080,7 +7823,7 @@
         <w:t>});</w:t>
       </w:r>
     </w:p>
-    <w:bookmarkStart w:id="47" w:name="_Ref225151167"/>
+    <w:bookmarkStart w:id="58" w:name="_Ref225151167"/>
     <w:p>
       <w:pPr>
         <w:pStyle w:val="Kpalrs"/>
@@ -10094,6 +7837,7 @@
       <w:r>
         <w:fldChar w:fldCharType="separate"/>
       </w:r>
+      <w:bookmarkStart w:id="59" w:name="_Toc225704828"/>
       <w:r>
         <w:rPr>
           <w:noProof/>
@@ -10110,7 +7854,8 @@
       <w:r>
         <w:t>sdfghjkléá</w:t>
       </w:r>
-      <w:bookmarkEnd w:id="47"/>
+      <w:bookmarkEnd w:id="58"/>
+      <w:bookmarkEnd w:id="59"/>
       <w:proofErr w:type="spellEnd"/>
       <w:r>
         <w:br/>
@@ -10175,8 +7920,9 @@
           <w:lang w:eastAsia="hu-HU"/>
         </w:rPr>
       </w:pPr>
-      <w:bookmarkStart w:id="48" w:name="_Toc225509767"/>
-      <w:bookmarkStart w:id="49" w:name="_Toc225510105"/>
+      <w:bookmarkStart w:id="60" w:name="_Toc225509767"/>
+      <w:bookmarkStart w:id="61" w:name="_Toc225510105"/>
+      <w:bookmarkStart w:id="62" w:name="_Toc225704426"/>
       <w:r>
         <w:rPr>
           <w:rFonts w:eastAsia="Times New Roman"/>
@@ -10192,24 +7938,25 @@
         </w:rPr>
         <w:t>:</w:t>
       </w:r>
-      <w:bookmarkEnd w:id="48"/>
-      <w:bookmarkEnd w:id="49"/>
+      <w:bookmarkEnd w:id="60"/>
+      <w:bookmarkEnd w:id="61"/>
+      <w:bookmarkEnd w:id="62"/>
     </w:p>
     <w:p>
       <w:pPr>
         <w:pStyle w:val="Cmsor3"/>
         <w:spacing w:before="360" w:beforeAutospacing="0" w:after="240" w:afterAutospacing="0"/>
       </w:pPr>
-      <w:bookmarkStart w:id="50" w:name="_Toc225509768"/>
-      <w:bookmarkStart w:id="51" w:name="_Toc225510106"/>
+      <w:bookmarkStart w:id="63" w:name="_Toc225509768"/>
+      <w:bookmarkStart w:id="64" w:name="_Toc225510106"/>
       <w:r>
         <w:t>Architektúra</w:t>
       </w:r>
       <w:r>
         <w:t>:</w:t>
       </w:r>
-      <w:bookmarkEnd w:id="50"/>
-      <w:bookmarkEnd w:id="51"/>
+      <w:bookmarkEnd w:id="63"/>
+      <w:bookmarkEnd w:id="64"/>
     </w:p>
     <w:p>
       <w:pPr>
@@ -11538,7 +9285,15 @@
         <w:spacing w:before="120" w:after="360"/>
       </w:pPr>
       <w:r>
-        <w:t xml:space="preserve">A Service réteg ellenőrzi hogy minden kötelező mező meg van-e adva, majd </w:t>
+        <w:t xml:space="preserve">A Service réteg </w:t>
+      </w:r>
+      <w:proofErr w:type="gramStart"/>
+      <w:r>
+        <w:t>ellenőrzi</w:t>
+      </w:r>
+      <w:proofErr w:type="gramEnd"/>
+      <w:r>
+        <w:t xml:space="preserve"> hogy minden kötelező mező meg van-e adva, majd </w:t>
       </w:r>
       <w:proofErr w:type="gramStart"/>
       <w:r>
@@ -11737,8 +9492,8 @@
         <w:pStyle w:val="Cmsor3"/>
         <w:spacing w:before="360" w:beforeAutospacing="0" w:after="240" w:afterAutospacing="0"/>
       </w:pPr>
-      <w:bookmarkStart w:id="52" w:name="_Toc225509769"/>
-      <w:bookmarkStart w:id="53" w:name="_Toc225510107"/>
+      <w:bookmarkStart w:id="65" w:name="_Toc225509769"/>
+      <w:bookmarkStart w:id="66" w:name="_Toc225510107"/>
       <w:r>
         <w:lastRenderedPageBreak/>
         <w:t>Tranzakciók használata</w:t>
@@ -11746,8 +9501,8 @@
       <w:r>
         <w:t>:</w:t>
       </w:r>
-      <w:bookmarkEnd w:id="52"/>
-      <w:bookmarkEnd w:id="53"/>
+      <w:bookmarkEnd w:id="65"/>
+      <w:bookmarkEnd w:id="66"/>
     </w:p>
     <w:p>
       <w:pPr>
@@ -12127,16 +9882,16 @@
         <w:pStyle w:val="Cmsor3"/>
         <w:spacing w:before="360" w:beforeAutospacing="0" w:after="240" w:afterAutospacing="0"/>
       </w:pPr>
-      <w:bookmarkStart w:id="54" w:name="_Toc225509770"/>
-      <w:bookmarkStart w:id="55" w:name="_Toc225510108"/>
+      <w:bookmarkStart w:id="67" w:name="_Toc225509770"/>
+      <w:bookmarkStart w:id="68" w:name="_Toc225510108"/>
       <w:r>
         <w:t>Hibakezelés</w:t>
       </w:r>
       <w:r>
         <w:t>:</w:t>
       </w:r>
-      <w:bookmarkEnd w:id="54"/>
-      <w:bookmarkEnd w:id="55"/>
+      <w:bookmarkEnd w:id="67"/>
+      <w:bookmarkEnd w:id="68"/>
     </w:p>
     <w:p>
       <w:pPr>
@@ -13540,8 +11295,8 @@
         <w:pStyle w:val="Cmsor3"/>
         <w:spacing w:before="360" w:beforeAutospacing="0" w:after="240" w:afterAutospacing="0"/>
       </w:pPr>
-      <w:bookmarkStart w:id="56" w:name="_Toc225509771"/>
-      <w:bookmarkStart w:id="57" w:name="_Toc225510109"/>
+      <w:bookmarkStart w:id="69" w:name="_Toc225509771"/>
+      <w:bookmarkStart w:id="70" w:name="_Toc225510109"/>
       <w:r>
         <w:lastRenderedPageBreak/>
         <w:t>Hitelesítés</w:t>
@@ -13549,8 +11304,8 @@
       <w:r>
         <w:t>:</w:t>
       </w:r>
-      <w:bookmarkEnd w:id="56"/>
-      <w:bookmarkEnd w:id="57"/>
+      <w:bookmarkEnd w:id="69"/>
+      <w:bookmarkEnd w:id="70"/>
     </w:p>
     <w:p>
       <w:pPr>
@@ -14455,6 +12210,7 @@
       <w:r>
         <w:rPr>
           <w:rStyle w:val="Cmsor3Char"/>
+          <w:rFonts w:eastAsiaTheme="minorHAnsi"/>
         </w:rPr>
         <w:t>dokumentáció</w:t>
       </w:r>
@@ -14631,8 +12387,8 @@
         <w:pStyle w:val="Cmsor3"/>
         <w:spacing w:before="360" w:beforeAutospacing="0" w:after="240" w:afterAutospacing="0"/>
       </w:pPr>
-      <w:bookmarkStart w:id="58" w:name="_Toc225509772"/>
-      <w:bookmarkStart w:id="59" w:name="_Toc225510110"/>
+      <w:bookmarkStart w:id="71" w:name="_Toc225509772"/>
+      <w:bookmarkStart w:id="72" w:name="_Toc225510110"/>
       <w:r>
         <w:lastRenderedPageBreak/>
         <w:t>Szabad asztalok lekérdezése</w:t>
@@ -14640,8 +12396,8 @@
       <w:r>
         <w:t>:</w:t>
       </w:r>
-      <w:bookmarkEnd w:id="58"/>
-      <w:bookmarkEnd w:id="59"/>
+      <w:bookmarkEnd w:id="71"/>
+      <w:bookmarkEnd w:id="72"/>
     </w:p>
     <w:p>
       <w:pPr>
@@ -15207,8 +12963,9 @@
         <w:pStyle w:val="Cmsor2"/>
         <w:spacing w:before="240" w:after="360"/>
       </w:pPr>
-      <w:bookmarkStart w:id="60" w:name="_Toc225509773"/>
-      <w:bookmarkStart w:id="61" w:name="_Toc225510111"/>
+      <w:bookmarkStart w:id="73" w:name="_Toc225509773"/>
+      <w:bookmarkStart w:id="74" w:name="_Toc225510111"/>
+      <w:bookmarkStart w:id="75" w:name="_Toc225704427"/>
       <w:r>
         <w:lastRenderedPageBreak/>
         <w:t>Asztali</w:t>
@@ -15216,16 +12973,17 @@
       <w:r>
         <w:t>:</w:t>
       </w:r>
-      <w:bookmarkEnd w:id="60"/>
-      <w:bookmarkEnd w:id="61"/>
+      <w:bookmarkEnd w:id="73"/>
+      <w:bookmarkEnd w:id="74"/>
+      <w:bookmarkEnd w:id="75"/>
     </w:p>
     <w:p>
       <w:pPr>
         <w:pStyle w:val="Cmsor3"/>
         <w:spacing w:before="360" w:beforeAutospacing="0" w:after="240" w:afterAutospacing="0"/>
       </w:pPr>
-      <w:bookmarkStart w:id="62" w:name="_Toc225509774"/>
-      <w:bookmarkStart w:id="63" w:name="_Toc225510112"/>
+      <w:bookmarkStart w:id="76" w:name="_Toc225509774"/>
+      <w:bookmarkStart w:id="77" w:name="_Toc225510112"/>
       <w:proofErr w:type="spellStart"/>
       <w:r>
         <w:t>IsAdmin</w:t>
@@ -15253,8 +13011,8 @@
       <w:r>
         <w:t>:</w:t>
       </w:r>
-      <w:bookmarkEnd w:id="62"/>
-      <w:bookmarkEnd w:id="63"/>
+      <w:bookmarkEnd w:id="76"/>
+      <w:bookmarkEnd w:id="77"/>
     </w:p>
     <w:p>
       <w:pPr>
@@ -16094,8 +13852,8 @@
         <w:pStyle w:val="Cmsor3"/>
         <w:spacing w:before="360" w:beforeAutospacing="0" w:after="240" w:afterAutospacing="0"/>
       </w:pPr>
-      <w:bookmarkStart w:id="64" w:name="_Toc225509775"/>
-      <w:bookmarkStart w:id="65" w:name="_Toc225510113"/>
+      <w:bookmarkStart w:id="78" w:name="_Toc225509775"/>
+      <w:bookmarkStart w:id="79" w:name="_Toc225510113"/>
       <w:r>
         <w:lastRenderedPageBreak/>
         <w:t>Kétlépéses foglalás létrehozása rollbackkel</w:t>
@@ -16103,8 +13861,8 @@
       <w:r>
         <w:t>:</w:t>
       </w:r>
-      <w:bookmarkEnd w:id="64"/>
-      <w:bookmarkEnd w:id="65"/>
+      <w:bookmarkEnd w:id="78"/>
+      <w:bookmarkEnd w:id="79"/>
     </w:p>
     <w:p>
       <w:r>
@@ -16828,10 +14586,7 @@
         <w:spacing w:after="360"/>
       </w:pPr>
       <w:r>
-        <w:t>}</w:t>
-      </w:r>
-      <w:r>
-        <w:t xml:space="preserve"> </w:t>
+        <w:t xml:space="preserve">} </w:t>
       </w:r>
       <w:r>
         <w:t xml:space="preserve">A visszatérési érték </w:t>
@@ -16932,8 +14687,8 @@
         <w:pStyle w:val="Cmsor3"/>
         <w:spacing w:before="360" w:beforeAutospacing="0" w:after="240" w:afterAutospacing="0"/>
       </w:pPr>
-      <w:bookmarkStart w:id="66" w:name="_Toc225509776"/>
-      <w:bookmarkStart w:id="67" w:name="_Toc225510114"/>
+      <w:bookmarkStart w:id="80" w:name="_Toc225509776"/>
+      <w:bookmarkStart w:id="81" w:name="_Toc225510114"/>
       <w:r>
         <w:lastRenderedPageBreak/>
         <w:t>Tesztelési dokumentáció</w:t>
@@ -16941,8 +14696,8 @@
       <w:r>
         <w:t>:</w:t>
       </w:r>
-      <w:bookmarkEnd w:id="66"/>
-      <w:bookmarkEnd w:id="67"/>
+      <w:bookmarkEnd w:id="80"/>
+      <w:bookmarkEnd w:id="81"/>
     </w:p>
     <w:p>
       <w:pPr>
@@ -16987,7 +14742,7 @@
           <w:bCs/>
         </w:rPr>
       </w:pPr>
-      <w:bookmarkStart w:id="68" w:name="_Toc225510115"/>
+      <w:bookmarkStart w:id="82" w:name="_Toc225510115"/>
       <w:r>
         <w:rPr>
           <w:rStyle w:val="Kiemels2"/>
@@ -17004,7 +14759,7 @@
         </w:rPr>
         <w:t>:</w:t>
       </w:r>
-      <w:bookmarkEnd w:id="68"/>
+      <w:bookmarkEnd w:id="82"/>
     </w:p>
     <w:p>
       <w:pPr>
@@ -17641,7 +15396,7 @@
         <w:pStyle w:val="Cmsor4"/>
         <w:spacing w:before="240"/>
       </w:pPr>
-      <w:bookmarkStart w:id="69" w:name="_Toc225510116"/>
+      <w:bookmarkStart w:id="83" w:name="_Toc225510116"/>
       <w:proofErr w:type="spellStart"/>
       <w:r>
         <w:rPr>
@@ -17674,7 +15429,7 @@
         </w:rPr>
         <w:t>:</w:t>
       </w:r>
-      <w:bookmarkEnd w:id="69"/>
+      <w:bookmarkEnd w:id="83"/>
     </w:p>
     <w:p>
       <w:pPr>
@@ -18056,17 +15811,20 @@
         <w:t>}</w:t>
       </w:r>
     </w:p>
+    <w:p/>
     <w:p>
       <w:pPr>
         <w:pStyle w:val="Cmsor1"/>
       </w:pPr>
-      <w:bookmarkStart w:id="70" w:name="_Toc225509777"/>
-      <w:bookmarkStart w:id="71" w:name="_Toc225510117"/>
+      <w:bookmarkStart w:id="84" w:name="_Toc225509777"/>
+      <w:bookmarkStart w:id="85" w:name="_Toc225510117"/>
+      <w:bookmarkStart w:id="86" w:name="_Toc225704428"/>
       <w:r>
         <w:t>Összefoglalás és további fejlesztési lehetőségek</w:t>
       </w:r>
-      <w:bookmarkEnd w:id="70"/>
-      <w:bookmarkEnd w:id="71"/>
+      <w:bookmarkEnd w:id="84"/>
+      <w:bookmarkEnd w:id="85"/>
+      <w:bookmarkEnd w:id="86"/>
     </w:p>
     <w:p>
       <w:pPr>
@@ -18126,14 +15884,139 @@
     </w:p>
     <w:p>
       <w:pPr>
-        <w:rPr>
-          <w:rFonts w:ascii="Courier New" w:hAnsi="Courier New" w:cs="Courier New"/>
-        </w:rPr>
-      </w:pPr>
+        <w:pStyle w:val="Cmsor1"/>
+        <w:rPr>
+          <w:lang w:eastAsia="hu-HU"/>
+        </w:rPr>
+      </w:pPr>
+      <w:r>
+        <w:rPr>
+          <w:lang w:eastAsia="hu-HU"/>
+        </w:rPr>
+        <w:t>Ábrajegyzék</w:t>
+      </w:r>
+    </w:p>
+    <w:p>
+      <w:pPr>
+        <w:pStyle w:val="brajegyzk"/>
+        <w:tabs>
+          <w:tab w:val="right" w:leader="dot" w:pos="8493"/>
+        </w:tabs>
+        <w:rPr>
+          <w:rFonts w:asciiTheme="minorHAnsi" w:eastAsiaTheme="minorEastAsia" w:hAnsiTheme="minorHAnsi"/>
+          <w:noProof/>
+          <w:kern w:val="2"/>
+          <w:szCs w:val="24"/>
+          <w:lang w:eastAsia="hu-HU"/>
+          <w14:ligatures w14:val="standardContextual"/>
+        </w:rPr>
+      </w:pPr>
+      <w:r>
+        <w:rPr>
+          <w:lang w:eastAsia="hu-HU"/>
+        </w:rPr>
+        <w:fldChar w:fldCharType="begin"/>
+      </w:r>
+      <w:r>
+        <w:rPr>
+          <w:lang w:eastAsia="hu-HU"/>
+        </w:rPr>
+        <w:instrText xml:space="preserve"> TOC \h \z \c "ábra" </w:instrText>
+      </w:r>
+      <w:r>
+        <w:rPr>
+          <w:lang w:eastAsia="hu-HU"/>
+        </w:rPr>
+        <w:fldChar w:fldCharType="separate"/>
+      </w:r>
+      <w:hyperlink w:anchor="_Toc225704828" w:history="1">
+        <w:r>
+          <w:rPr>
+            <w:rStyle w:val="Hiperhivatkozs"/>
+            <w:noProof/>
+          </w:rPr>
+          <w:t>1. ábra sdfghjk</w:t>
+        </w:r>
+        <w:r>
+          <w:rPr>
+            <w:rStyle w:val="Hiperhivatkozs"/>
+            <w:noProof/>
+          </w:rPr>
+          <w:t>l</w:t>
+        </w:r>
+        <w:r>
+          <w:rPr>
+            <w:rStyle w:val="Hiperhivatkozs"/>
+            <w:noProof/>
+          </w:rPr>
+          <w:t>éá</w:t>
+        </w:r>
+        <w:r>
+          <w:rPr>
+            <w:noProof/>
+            <w:webHidden/>
+          </w:rPr>
+          <w:tab/>
+        </w:r>
+        <w:r>
+          <w:rPr>
+            <w:noProof/>
+            <w:webHidden/>
+          </w:rPr>
+          <w:fldChar w:fldCharType="begin"/>
+        </w:r>
+        <w:r>
+          <w:rPr>
+            <w:noProof/>
+            <w:webHidden/>
+          </w:rPr>
+          <w:instrText xml:space="preserve"> PAGEREF _Toc225704828 \h </w:instrText>
+        </w:r>
+        <w:r>
+          <w:rPr>
+            <w:noProof/>
+            <w:webHidden/>
+          </w:rPr>
+        </w:r>
+        <w:r>
+          <w:rPr>
+            <w:noProof/>
+            <w:webHidden/>
+          </w:rPr>
+          <w:fldChar w:fldCharType="separate"/>
+        </w:r>
+        <w:r>
+          <w:rPr>
+            <w:noProof/>
+            <w:webHidden/>
+          </w:rPr>
+          <w:t>21</w:t>
+        </w:r>
+        <w:r>
+          <w:rPr>
+            <w:noProof/>
+            <w:webHidden/>
+          </w:rPr>
+          <w:fldChar w:fldCharType="end"/>
+        </w:r>
+      </w:hyperlink>
+    </w:p>
+    <w:p>
+      <w:pPr>
+        <w:rPr>
+          <w:lang w:eastAsia="hu-HU"/>
+        </w:rPr>
+      </w:pPr>
+      <w:r>
+        <w:rPr>
+          <w:lang w:eastAsia="hu-HU"/>
+        </w:rPr>
+        <w:fldChar w:fldCharType="end"/>
+      </w:r>
     </w:p>
     <w:sectPr>
-      <w:headerReference w:type="default" r:id="rId42"/>
-      <w:footerReference w:type="default" r:id="rId43"/>
+      <w:headerReference w:type="default" r:id="rId43"/>
+      <w:footerReference w:type="default" r:id="rId44"/>
       <w:pgSz w:w="11906" w:h="16838"/>
       <w:pgMar w:top="1418" w:right="1418" w:bottom="1418" w:left="1418" w:header="709" w:footer="709" w:gutter="567"/>
       <w:cols w:space="708"/>
@@ -18239,9 +16122,9 @@
       <w:tblLook w:val="06A0" w:firstRow="1" w:lastRow="0" w:firstColumn="1" w:lastColumn="0" w:noHBand="1" w:noVBand="1"/>
     </w:tblPr>
     <w:tblGrid>
-      <w:gridCol w:w="2809"/>
-      <w:gridCol w:w="2885"/>
-      <w:gridCol w:w="2809"/>
+      <w:gridCol w:w="2798"/>
+      <w:gridCol w:w="2907"/>
+      <w:gridCol w:w="2798"/>
     </w:tblGrid>
     <w:tr>
       <w:trPr>
@@ -18254,7 +16137,10 @@
         <w:p>
           <w:pPr>
             <w:pStyle w:val="lfej"/>
-            <w:ind w:left="-115"/>
+            <w:ind w:left="360"/>
+            <w:rPr>
+              <w:szCs w:val="24"/>
+            </w:rPr>
           </w:pPr>
         </w:p>
       </w:tc>
@@ -18265,6 +16151,7 @@
         <w:p>
           <w:pPr>
             <w:pStyle w:val="lfej"/>
+            <w:ind w:left="360"/>
             <w:jc w:val="center"/>
             <w:rPr>
               <w:sz w:val="32"/>
@@ -18300,6 +16187,127 @@
     </w:pPr>
   </w:p>
 </w:hdr>
+</file>
+
+<file path=word/numbering.xml><?xml version="1.0" encoding="utf-8"?>
+<w:numbering xmlns:wpc="http://schemas.microsoft.com/office/word/2010/wordprocessingCanvas" xmlns:cx="http://schemas.microsoft.com/office/drawing/2014/chartex" xmlns:cx1="http://schemas.microsoft.com/office/drawing/2015/9/8/chartex" xmlns:cx2="http://schemas.microsoft.com/office/drawing/2015/10/21/chartex" xmlns:cx3="http://schemas.microsoft.com/office/drawing/2016/5/9/chartex" xmlns:cx4="http://schemas.microsoft.com/office/drawing/2016/5/10/chartex" xmlns:cx5="http://schemas.microsoft.com/office/drawing/2016/5/11/chartex" xmlns:cx6="http://schemas.microsoft.com/office/drawing/2016/5/12/chartex" xmlns:cx7="http://schemas.microsoft.com/office/drawing/2016/5/13/chartex" xmlns:cx8="http://schemas.microsoft.com/office/drawing/2016/5/14/chartex" xmlns:mc="http://schemas.openxmlformats.org/markup-compatibility/2006" xmlns:aink="http://schemas.microsoft.com/office/drawing/2016/ink" xmlns:am3d="http://schemas.microsoft.com/office/drawing/2017/model3d" xmlns:o="urn:schemas-microsoft-com:office:office" xmlns:oel="http://schemas.microsoft.com/office/2019/extlst" xmlns:r="http://schemas.openxmlformats.org/officeDocument/2006/relationships" xmlns:m="http://schemas.openxmlformats.org/officeDocument/2006/math" xmlns:v="urn:schemas-microsoft-com:vml" xmlns:wp14="http://schemas.microsoft.com/office/word/2010/wordprocessingDrawing" xmlns:wp="http://schemas.openxmlformats.org/drawingml/2006/wordprocessingDrawing" xmlns:w10="urn:schemas-microsoft-com:office:word" xmlns:w="http://schemas.openxmlformats.org/wordprocessingml/2006/main" xmlns:w14="http://schemas.microsoft.com/office/word/2010/wordml" xmlns:w15="http://schemas.microsoft.com/office/word/2012/wordml" xmlns:w16cex="http://schemas.microsoft.com/office/word/2018/wordml/cex" xmlns:w16cid="http://schemas.microsoft.com/office/word/2016/wordml/cid" xmlns:w16="http://schemas.microsoft.com/office/word/2018/wordml" xmlns:w16du="http://schemas.microsoft.com/office/word/2023/wordml/word16du" xmlns:w16sdtdh="http://schemas.microsoft.com/office/word/2020/wordml/sdtdatahash" xmlns:w16sdtfl="http://schemas.microsoft.com/office/word/2024/wordml/sdtformatlock" xmlns:w16se="http://schemas.microsoft.com/office/word/2015/wordml/symex" xmlns:wpg="http://schemas.microsoft.com/office/word/2010/wordprocessingGroup" xmlns:wpi="http://schemas.microsoft.com/office/word/2010/wordprocessingInk" xmlns:wne="http://schemas.microsoft.com/office/word/2006/wordml" xmlns:wps="http://schemas.microsoft.com/office/word/2010/wordprocessingShape" mc:Ignorable="w14 w15 w16se w16cid w16 w16cex w16sdtdh w16sdtfl w16du wp14">
+  <w:abstractNum w:abstractNumId="0" w15:restartNumberingAfterBreak="0">
+    <w:nsid w:val="6DFF3095"/>
+    <w:multiLevelType w:val="hybridMultilevel"/>
+    <w:tmpl w:val="DEC4C37C"/>
+    <w:lvl w:ilvl="0" w:tplc="040E0001">
+      <w:start w:val="1"/>
+      <w:numFmt w:val="bullet"/>
+      <w:lvlText w:val=""/>
+      <w:lvlJc w:val="left"/>
+      <w:pPr>
+        <w:ind w:left="720" w:hanging="360"/>
+      </w:pPr>
+      <w:rPr>
+        <w:rFonts w:ascii="Symbol" w:hAnsi="Symbol" w:hint="default"/>
+      </w:rPr>
+    </w:lvl>
+    <w:lvl w:ilvl="1" w:tplc="040E0003" w:tentative="1">
+      <w:start w:val="1"/>
+      <w:numFmt w:val="bullet"/>
+      <w:lvlText w:val="o"/>
+      <w:lvlJc w:val="left"/>
+      <w:pPr>
+        <w:ind w:left="1440" w:hanging="360"/>
+      </w:pPr>
+      <w:rPr>
+        <w:rFonts w:ascii="Courier New" w:hAnsi="Courier New" w:cs="Courier New" w:hint="default"/>
+      </w:rPr>
+    </w:lvl>
+    <w:lvl w:ilvl="2" w:tplc="040E0005" w:tentative="1">
+      <w:start w:val="1"/>
+      <w:numFmt w:val="bullet"/>
+      <w:lvlText w:val=""/>
+      <w:lvlJc w:val="left"/>
+      <w:pPr>
+        <w:ind w:left="2160" w:hanging="360"/>
+      </w:pPr>
+      <w:rPr>
+        <w:rFonts w:ascii="Wingdings" w:hAnsi="Wingdings" w:hint="default"/>
+      </w:rPr>
+    </w:lvl>
+    <w:lvl w:ilvl="3" w:tplc="040E0001" w:tentative="1">
+      <w:start w:val="1"/>
+      <w:numFmt w:val="bullet"/>
+      <w:lvlText w:val=""/>
+      <w:lvlJc w:val="left"/>
+      <w:pPr>
+        <w:ind w:left="2880" w:hanging="360"/>
+      </w:pPr>
+      <w:rPr>
+        <w:rFonts w:ascii="Symbol" w:hAnsi="Symbol" w:hint="default"/>
+      </w:rPr>
+    </w:lvl>
+    <w:lvl w:ilvl="4" w:tplc="040E0003" w:tentative="1">
+      <w:start w:val="1"/>
+      <w:numFmt w:val="bullet"/>
+      <w:lvlText w:val="o"/>
+      <w:lvlJc w:val="left"/>
+      <w:pPr>
+        <w:ind w:left="3600" w:hanging="360"/>
+      </w:pPr>
+      <w:rPr>
+        <w:rFonts w:ascii="Courier New" w:hAnsi="Courier New" w:cs="Courier New" w:hint="default"/>
+      </w:rPr>
+    </w:lvl>
+    <w:lvl w:ilvl="5" w:tplc="040E0005" w:tentative="1">
+      <w:start w:val="1"/>
+      <w:numFmt w:val="bullet"/>
+      <w:lvlText w:val=""/>
+      <w:lvlJc w:val="left"/>
+      <w:pPr>
+        <w:ind w:left="4320" w:hanging="360"/>
+      </w:pPr>
+      <w:rPr>
+        <w:rFonts w:ascii="Wingdings" w:hAnsi="Wingdings" w:hint="default"/>
+      </w:rPr>
+    </w:lvl>
+    <w:lvl w:ilvl="6" w:tplc="040E0001" w:tentative="1">
+      <w:start w:val="1"/>
+      <w:numFmt w:val="bullet"/>
+      <w:lvlText w:val=""/>
+      <w:lvlJc w:val="left"/>
+      <w:pPr>
+        <w:ind w:left="5040" w:hanging="360"/>
+      </w:pPr>
+      <w:rPr>
+        <w:rFonts w:ascii="Symbol" w:hAnsi="Symbol" w:hint="default"/>
+      </w:rPr>
+    </w:lvl>
+    <w:lvl w:ilvl="7" w:tplc="040E0003" w:tentative="1">
+      <w:start w:val="1"/>
+      <w:numFmt w:val="bullet"/>
+      <w:lvlText w:val="o"/>
+      <w:lvlJc w:val="left"/>
+      <w:pPr>
+        <w:ind w:left="5760" w:hanging="360"/>
+      </w:pPr>
+      <w:rPr>
+        <w:rFonts w:ascii="Courier New" w:hAnsi="Courier New" w:cs="Courier New" w:hint="default"/>
+      </w:rPr>
+    </w:lvl>
+    <w:lvl w:ilvl="8" w:tplc="040E0005" w:tentative="1">
+      <w:start w:val="1"/>
+      <w:numFmt w:val="bullet"/>
+      <w:lvlText w:val=""/>
+      <w:lvlJc w:val="left"/>
+      <w:pPr>
+        <w:ind w:left="6480" w:hanging="360"/>
+      </w:pPr>
+      <w:rPr>
+        <w:rFonts w:ascii="Wingdings" w:hAnsi="Wingdings" w:hint="default"/>
+      </w:rPr>
+    </w:lvl>
+  </w:abstractNum>
+  <w:num w:numId="1" w16cid:durableId="1338918855">
+    <w:abstractNumId w:val="0"/>
+  </w:num>
+</w:numbering>
 </file>
 
 <file path=word/styles.xml><?xml version="1.0" encoding="utf-8"?>
@@ -18805,6 +16813,7 @@
   <w:style w:type="character" w:default="1" w:styleId="Bekezdsalapbettpusa">
     <w:name w:val="Default Paragraph Font"/>
     <w:uiPriority w:val="1"/>
+    <w:semiHidden/>
     <w:unhideWhenUsed/>
   </w:style>
   <w:style w:type="table" w:default="1" w:styleId="Normltblzat">
@@ -19215,6 +17224,14 @@
       <w:ind w:left="720"/>
     </w:pPr>
   </w:style>
+  <w:style w:type="character" w:styleId="Sorszma">
+    <w:name w:val="line number"/>
+    <w:basedOn w:val="Bekezdsalapbettpusa"/>
+    <w:uiPriority w:val="99"/>
+    <w:semiHidden/>
+    <w:unhideWhenUsed/>
+    <w:rsid w:val="0089196F"/>
+  </w:style>
 </w:styles>
 </file>
 
